--- a/BTP2_REPORT.docx
+++ b/BTP2_REPORT.docx
@@ -100,10 +100,14 @@
         <w:t xml:space="preserve">Kharagpur 721302</w:t>
       </w:r>
     </w:p>
-    <w:bookmarkStart w:id="20" w:name="certificate"/>
-    <w:p>
-      <w:pPr>
-        <w:pStyle w:val="Heading2"/>
+    <w:p>
+      <w:pPr>
+        <w:pStyle w:val="BodyText"/>
+      </w:pPr>
+    </w:p>
+    <w:p>
+      <w:pPr>
+        <w:pStyle w:val="BodyText"/>
       </w:pPr>
       <w:r>
         <w:t xml:space="preserve">CERTIFICATE</w:t>
@@ -111,7 +115,7 @@
     </w:p>
     <w:p>
       <w:pPr>
-        <w:pStyle w:val="FirstParagraph"/>
+        <w:pStyle w:val="BodyText"/>
       </w:pPr>
       <w:r>
         <w:t xml:space="preserve">Certified that the dissertation entitled</w:t>
@@ -227,11 +231,9 @@
         <w:t xml:space="preserve">IIT Kharagpur</w:t>
       </w:r>
     </w:p>
-    <w:bookmarkEnd w:id="20"/>
-    <w:bookmarkStart w:id="21" w:name="acknowledgement"/>
-    <w:p>
-      <w:pPr>
-        <w:pStyle w:val="Heading2"/>
+    <w:p>
+      <w:pPr>
+        <w:pStyle w:val="BodyText"/>
       </w:pPr>
       <w:r>
         <w:t xml:space="preserve">ACKNOWLEDGEMENT</w:t>
@@ -239,7 +241,7 @@
     </w:p>
     <w:p>
       <w:pPr>
-        <w:pStyle w:val="FirstParagraph"/>
+        <w:pStyle w:val="BodyText"/>
       </w:pPr>
       <w:r>
         <w:t xml:space="preserve">It gives me great pleasure to present the project report on</w:t>
@@ -318,290 +320,299 @@
       </w:r>
     </w:p>
     <w:p>
-      <w:r>
-        <w:pict>
-          <v:rect style="width:0;height:1.5pt" o:hralign="center" o:hrstd="t" o:hr="t"/>
-        </w:pict>
+      <w:pPr>
+        <w:pStyle w:val="BodyText"/>
+      </w:pPr>
+      <w:r>
+        <w:t xml:space="preserve">—————————-</w:t>
+      </w:r>
+    </w:p>
+    <w:p>
+      <w:pPr>
+        <w:pStyle w:val="BodyText"/>
+      </w:pPr>
+      <w:r>
+        <w:t xml:space="preserve">Upanshu Jain</w:t>
+      </w:r>
+    </w:p>
+    <w:bookmarkStart w:id="20" w:name="contents"/>
+    <w:p>
+      <w:pPr>
+        <w:pStyle w:val="Heading2"/>
+      </w:pPr>
+      <w:r>
+        <w:t xml:space="preserve">CONTENTS</w:t>
       </w:r>
     </w:p>
     <w:p>
       <w:pPr>
         <w:pStyle w:val="FirstParagraph"/>
       </w:pPr>
+      <w:r>
+        <w:t xml:space="preserve">Summary ………………………………………………………………………………..4</w:t>
+      </w:r>
+    </w:p>
+    <w:p>
+      <w:pPr>
+        <w:pStyle w:val="BodyText"/>
+      </w:pPr>
+      <w:r>
+        <w:t xml:space="preserve">Chapter 1: Introduction …………………………………………………………….5</w:t>
+      </w:r>
+    </w:p>
+    <w:p>
+      <w:pPr>
+        <w:pStyle w:val="BodyText"/>
+      </w:pPr>
+      <w:r>
+        <w:t xml:space="preserve">Chapter 2: Literature Review ……………………………………………………..7</w:t>
+      </w:r>
+    </w:p>
+    <w:p>
+      <w:pPr>
+        <w:pStyle w:val="BodyText"/>
+      </w:pPr>
+      <w:r>
+        <w:t xml:space="preserve">    2.1 NEKO and BTP1 Foundation …………………………………………….7</w:t>
+      </w:r>
+    </w:p>
+    <w:p>
+      <w:pPr>
+        <w:pStyle w:val="BodyText"/>
+      </w:pPr>
+      <w:r>
+        <w:t xml:space="preserve">    2.2 Biomedical Knowledge Graph Construction ………………………8</w:t>
+      </w:r>
+    </w:p>
+    <w:p>
+      <w:pPr>
+        <w:pStyle w:val="BodyText"/>
+      </w:pPr>
+      <w:r>
+        <w:t xml:space="preserve">    2.3 Graph-Based Retrieval-Augmented Generation …………………9</w:t>
+      </w:r>
+    </w:p>
+    <w:p>
+      <w:pPr>
+        <w:pStyle w:val="BodyText"/>
+      </w:pPr>
+      <w:r>
+        <w:t xml:space="preserve">    2.4 Research Gaps and Limitations of BTP1 …………………………10</w:t>
+      </w:r>
+    </w:p>
+    <w:p>
+      <w:pPr>
+        <w:pStyle w:val="BodyText"/>
+      </w:pPr>
+      <w:r>
+        <w:t xml:space="preserve">Chapter 3: Rationale of the Study …………………………………………….11</w:t>
+      </w:r>
+    </w:p>
+    <w:p>
+      <w:pPr>
+        <w:pStyle w:val="BodyText"/>
+      </w:pPr>
+      <w:r>
+        <w:t xml:space="preserve">Chapter 4: Objectives ……………………………………………………………..13</w:t>
+      </w:r>
+    </w:p>
+    <w:p>
+      <w:pPr>
+        <w:pStyle w:val="BodyText"/>
+      </w:pPr>
+      <w:r>
+        <w:t xml:space="preserve">Chapter 5: Methodology ………………………………………………………….14</w:t>
+      </w:r>
+    </w:p>
+    <w:p>
+      <w:pPr>
+        <w:pStyle w:val="BodyText"/>
+      </w:pPr>
+      <w:r>
+        <w:t xml:space="preserve">    5.1 System Architecture and Overview …………………………………14</w:t>
+      </w:r>
+    </w:p>
+    <w:p>
+      <w:pPr>
+        <w:pStyle w:val="BodyText"/>
+      </w:pPr>
+      <w:r>
+        <w:t xml:space="preserve">    5.2 Automated Query Generation ………………………………………..15</w:t>
+      </w:r>
+    </w:p>
+    <w:p>
+      <w:pPr>
+        <w:pStyle w:val="BodyText"/>
+      </w:pPr>
+      <w:r>
+        <w:t xml:space="preserve">    5.3 Literature Retrieval with Relevance Filtering ……………………16</w:t>
+      </w:r>
+    </w:p>
+    <w:p>
+      <w:pPr>
+        <w:pStyle w:val="BodyText"/>
+      </w:pPr>
+      <w:r>
+        <w:t xml:space="preserve">    5.4 Ontology-Constrained Triple Extraction …………………………17</w:t>
+      </w:r>
+    </w:p>
+    <w:p>
+      <w:pPr>
+        <w:pStyle w:val="BodyText"/>
+      </w:pPr>
+      <w:r>
+        <w:t xml:space="preserve">    5.5 Multi-Pass Extraction with Progressive Refinement …………19</w:t>
+      </w:r>
+    </w:p>
+    <w:p>
+      <w:pPr>
+        <w:pStyle w:val="BodyText"/>
+      </w:pPr>
+      <w:r>
+        <w:t xml:space="preserve">    5.6 Post-Extraction Normalization ……………………………………….21</w:t>
+      </w:r>
+    </w:p>
+    <w:p>
+      <w:pPr>
+        <w:pStyle w:val="BodyText"/>
+      </w:pPr>
+      <w:r>
+        <w:t xml:space="preserve">    5.7 Knowledge Graph Construction …………………………………….22</w:t>
+      </w:r>
+    </w:p>
+    <w:p>
+      <w:pPr>
+        <w:pStyle w:val="BodyText"/>
+      </w:pPr>
+      <w:r>
+        <w:t xml:space="preserve">    5.8 Graph-RAG Querying with Anti-Hallucination …………………23</w:t>
+      </w:r>
+    </w:p>
+    <w:p>
+      <w:pPr>
+        <w:pStyle w:val="BodyText"/>
+      </w:pPr>
+      <w:r>
+        <w:t xml:space="preserve">Chapter 6: Results and Discussion ……………………………………………25</w:t>
+      </w:r>
+    </w:p>
+    <w:p>
+      <w:pPr>
+        <w:pStyle w:val="BodyText"/>
+      </w:pPr>
+      <w:r>
+        <w:t xml:space="preserve">    6.1 Quantitative Analysis of Extraction ……………………………….25</w:t>
+      </w:r>
+    </w:p>
+    <w:p>
+      <w:pPr>
+        <w:pStyle w:val="BodyText"/>
+      </w:pPr>
+      <w:r>
+        <w:t xml:space="preserve">    6.2 Knowledge Graph Structure and Relation Analysis ………….27</w:t>
+      </w:r>
+    </w:p>
+    <w:p>
+      <w:pPr>
+        <w:pStyle w:val="BodyText"/>
+      </w:pPr>
+      <w:r>
+        <w:t xml:space="preserve">    6.3 Stability Score Analysis ……………………………………………….28</w:t>
+      </w:r>
+    </w:p>
+    <w:p>
+      <w:pPr>
+        <w:pStyle w:val="BodyText"/>
+      </w:pPr>
+      <w:r>
+        <w:t xml:space="preserve">    6.4 Multi-Pass Ablation Study ……………………………………………29</w:t>
+      </w:r>
+    </w:p>
+    <w:p>
+      <w:pPr>
+        <w:pStyle w:val="BodyText"/>
+      </w:pPr>
+      <w:r>
+        <w:t xml:space="preserve">    6.5 System Output and Query Answering Examples ………………30</w:t>
+      </w:r>
+    </w:p>
+    <w:p>
+      <w:pPr>
+        <w:pStyle w:val="BodyText"/>
+      </w:pPr>
+      <w:r>
+        <w:t xml:space="preserve">    6.6 Comparison: BTP1 vs BTP2 …………………………………………33</w:t>
+      </w:r>
+    </w:p>
+    <w:p>
+      <w:pPr>
+        <w:pStyle w:val="BodyText"/>
+      </w:pPr>
+      <w:r>
+        <w:t xml:space="preserve">Chapter 7: Conclusion …………………………………………………………….35</w:t>
+      </w:r>
+    </w:p>
+    <w:p>
+      <w:pPr>
+        <w:pStyle w:val="BodyText"/>
+      </w:pPr>
+      <w:r>
+        <w:t xml:space="preserve">Chapter 8: Future Work …………………………………………………………..36</w:t>
+      </w:r>
+    </w:p>
+    <w:p>
+      <w:pPr>
+        <w:pStyle w:val="BodyText"/>
+      </w:pPr>
+      <w:r>
+        <w:t xml:space="preserve">Chapter 9: References ……………………………………………………………..37</w:t>
+      </w:r>
+    </w:p>
+    <w:bookmarkEnd w:id="20"/>
+    <w:bookmarkStart w:id="21" w:name="summary"/>
+    <w:p>
+      <w:pPr>
+        <w:pStyle w:val="Heading2"/>
+      </w:pPr>
+      <w:r>
+        <w:t xml:space="preserve">SUMMARY</w:t>
+      </w:r>
+    </w:p>
+    <w:p>
+      <w:pPr>
+        <w:pStyle w:val="FirstParagraph"/>
+      </w:pPr>
+      <w:r>
+        <w:t xml:space="preserve">The exponential growth of biomedical literature makes manual knowledge synthesis increasingly intractable for researchers. BTP1 addressed this challenge by implementing the Network for Knowledge Organization (NEKO) workflow, which demonstrated that LLM-driven knowledge graph construction from PubMed abstracts is both feasible and valuable for biological research. The NEKO implementation successfully processed 1,088 Rhodococcus abstracts, constructed a knowledge graph with over 180 unique nodes, and demonstrated measurable advantages over zero-shot GPT-4 queries in data provenance, traceability, and granularity.</w:t>
+      </w:r>
+    </w:p>
+    <w:p>
+      <w:pPr>
+        <w:pStyle w:val="BodyText"/>
+      </w:pPr>
+      <w:r>
+        <w:t xml:space="preserve">However, BTP1 also revealed critical limitations: extracted relationships lacked type labels (making it impossible to distinguish activation from inhibition), single-pass LLM extraction missed a significant fraction of relationships in complex abstracts, graph queries required exact entity name matching, and answer generation risked incorporating hallucinated content unsupported by the extracted evidence.</w:t>
+      </w:r>
+    </w:p>
+    <w:p>
+      <w:pPr>
+        <w:pStyle w:val="BodyText"/>
+      </w:pPr>
+      <w:r>
+        <w:t xml:space="preserve">This BTP2 report presents</w:t>
+      </w:r>
+      <w:r>
+        <w:t xml:space="preserve"> </w:t>
+      </w:r>
       <w:r>
         <w:rPr>
           <w:bCs/>
           <w:b/>
         </w:rPr>
-        <w:t xml:space="preserve">Upanshu Jain</w:t>
-      </w:r>
-    </w:p>
-    <w:bookmarkEnd w:id="21"/>
-    <w:bookmarkStart w:id="22" w:name="contents"/>
-    <w:p>
-      <w:pPr>
-        <w:pStyle w:val="Heading2"/>
-      </w:pPr>
-      <w:r>
-        <w:t xml:space="preserve">CONTENTS</w:t>
-      </w:r>
-    </w:p>
-    <w:p>
-      <w:pPr>
-        <w:pStyle w:val="FirstParagraph"/>
-      </w:pPr>
-      <w:r>
-        <w:t xml:space="preserve">Summary ………………………………………………………………………………..4</w:t>
-      </w:r>
-    </w:p>
-    <w:p>
-      <w:pPr>
-        <w:pStyle w:val="BodyText"/>
-      </w:pPr>
-      <w:r>
-        <w:t xml:space="preserve">Chapter 1: Introduction …………………………………………………………….5</w:t>
-      </w:r>
-    </w:p>
-    <w:p>
-      <w:pPr>
-        <w:pStyle w:val="BodyText"/>
-      </w:pPr>
-      <w:r>
-        <w:t xml:space="preserve">Chapter 2: Literature Review ……………………………………………………..7</w:t>
-      </w:r>
-    </w:p>
-    <w:p>
-      <w:pPr>
-        <w:pStyle w:val="BodyText"/>
-      </w:pPr>
-      <w:r>
-        <w:t xml:space="preserve">    2.1 NEKO and BTP1 Foundation …………………………………………….7</w:t>
-      </w:r>
-    </w:p>
-    <w:p>
-      <w:pPr>
-        <w:pStyle w:val="BodyText"/>
-      </w:pPr>
-      <w:r>
-        <w:t xml:space="preserve">    2.2 Biomedical Knowledge Graph Construction ………………………8</w:t>
-      </w:r>
-    </w:p>
-    <w:p>
-      <w:pPr>
-        <w:pStyle w:val="BodyText"/>
-      </w:pPr>
-      <w:r>
-        <w:t xml:space="preserve">    2.3 Graph-Based Retrieval-Augmented Generation …………………9</w:t>
-      </w:r>
-    </w:p>
-    <w:p>
-      <w:pPr>
-        <w:pStyle w:val="BodyText"/>
-      </w:pPr>
-      <w:r>
-        <w:t xml:space="preserve">    2.4 Research Gaps and Limitations of BTP1 …………………………10</w:t>
-      </w:r>
-    </w:p>
-    <w:p>
-      <w:pPr>
-        <w:pStyle w:val="BodyText"/>
-      </w:pPr>
-      <w:r>
-        <w:t xml:space="preserve">Chapter 3: Rationale of the Study …………………………………………….11</w:t>
-      </w:r>
-    </w:p>
-    <w:p>
-      <w:pPr>
-        <w:pStyle w:val="BodyText"/>
-      </w:pPr>
-      <w:r>
-        <w:t xml:space="preserve">Chapter 4: Objectives ……………………………………………………………..13</w:t>
-      </w:r>
-    </w:p>
-    <w:p>
-      <w:pPr>
-        <w:pStyle w:val="BodyText"/>
-      </w:pPr>
-      <w:r>
-        <w:t xml:space="preserve">Chapter 5: Methodology ………………………………………………………….14</w:t>
-      </w:r>
-    </w:p>
-    <w:p>
-      <w:pPr>
-        <w:pStyle w:val="BodyText"/>
-      </w:pPr>
-      <w:r>
-        <w:t xml:space="preserve">    5.1 System Architecture and Overview …………………………………14</w:t>
-      </w:r>
-    </w:p>
-    <w:p>
-      <w:pPr>
-        <w:pStyle w:val="BodyText"/>
-      </w:pPr>
-      <w:r>
-        <w:t xml:space="preserve">    5.2 Automated Query Generation ………………………………………..15</w:t>
-      </w:r>
-    </w:p>
-    <w:p>
-      <w:pPr>
-        <w:pStyle w:val="BodyText"/>
-      </w:pPr>
-      <w:r>
-        <w:t xml:space="preserve">    5.3 Literature Retrieval with Relevance Filtering ……………………16</w:t>
-      </w:r>
-    </w:p>
-    <w:p>
-      <w:pPr>
-        <w:pStyle w:val="BodyText"/>
-      </w:pPr>
-      <w:r>
-        <w:t xml:space="preserve">    5.4 Ontology-Constrained Triple Extraction …………………………17</w:t>
-      </w:r>
-    </w:p>
-    <w:p>
-      <w:pPr>
-        <w:pStyle w:val="BodyText"/>
-      </w:pPr>
-      <w:r>
-        <w:t xml:space="preserve">    5.5 Multi-Pass Extraction with Progressive Refinement …………19</w:t>
-      </w:r>
-    </w:p>
-    <w:p>
-      <w:pPr>
-        <w:pStyle w:val="BodyText"/>
-      </w:pPr>
-      <w:r>
-        <w:t xml:space="preserve">    5.6 Post-Extraction Normalization ……………………………………….21</w:t>
-      </w:r>
-    </w:p>
-    <w:p>
-      <w:pPr>
-        <w:pStyle w:val="BodyText"/>
-      </w:pPr>
-      <w:r>
-        <w:t xml:space="preserve">    5.7 Knowledge Graph Construction …………………………………….22</w:t>
-      </w:r>
-    </w:p>
-    <w:p>
-      <w:pPr>
-        <w:pStyle w:val="BodyText"/>
-      </w:pPr>
-      <w:r>
-        <w:t xml:space="preserve">    5.8 Graph-RAG Querying with Anti-Hallucination …………………23</w:t>
-      </w:r>
-    </w:p>
-    <w:p>
-      <w:pPr>
-        <w:pStyle w:val="BodyText"/>
-      </w:pPr>
-      <w:r>
-        <w:t xml:space="preserve">Chapter 6: Results and Discussion ……………………………………………25</w:t>
-      </w:r>
-    </w:p>
-    <w:p>
-      <w:pPr>
-        <w:pStyle w:val="BodyText"/>
-      </w:pPr>
-      <w:r>
-        <w:t xml:space="preserve">    6.1 Quantitative Analysis of Extraction ……………………………….25</w:t>
-      </w:r>
-    </w:p>
-    <w:p>
-      <w:pPr>
-        <w:pStyle w:val="BodyText"/>
-      </w:pPr>
-      <w:r>
-        <w:t xml:space="preserve">    6.2 Knowledge Graph Structure and Relation Analysis ………….27</w:t>
-      </w:r>
-    </w:p>
-    <w:p>
-      <w:pPr>
-        <w:pStyle w:val="BodyText"/>
-      </w:pPr>
-      <w:r>
-        <w:t xml:space="preserve">    6.3 Stability Score Analysis ……………………………………………….28</w:t>
-      </w:r>
-    </w:p>
-    <w:p>
-      <w:pPr>
-        <w:pStyle w:val="BodyText"/>
-      </w:pPr>
-      <w:r>
-        <w:t xml:space="preserve">    6.4 Multi-Pass Ablation Study ……………………………………………29</w:t>
-      </w:r>
-    </w:p>
-    <w:p>
-      <w:pPr>
-        <w:pStyle w:val="BodyText"/>
-      </w:pPr>
-      <w:r>
-        <w:t xml:space="preserve">    6.5 System Output and Query Answering Examples ………………30</w:t>
-      </w:r>
-    </w:p>
-    <w:p>
-      <w:pPr>
-        <w:pStyle w:val="BodyText"/>
-      </w:pPr>
-      <w:r>
-        <w:t xml:space="preserve">    6.6 Comparison: BTP1 vs BTP2 …………………………………………33</w:t>
-      </w:r>
-    </w:p>
-    <w:p>
-      <w:pPr>
-        <w:pStyle w:val="BodyText"/>
-      </w:pPr>
-      <w:r>
-        <w:t xml:space="preserve">Chapter 7: Conclusion …………………………………………………………….35</w:t>
-      </w:r>
-    </w:p>
-    <w:p>
-      <w:pPr>
-        <w:pStyle w:val="BodyText"/>
-      </w:pPr>
-      <w:r>
-        <w:t xml:space="preserve">Chapter 8: Future Work …………………………………………………………..36</w:t>
-      </w:r>
-    </w:p>
-    <w:p>
-      <w:pPr>
-        <w:pStyle w:val="BodyText"/>
-      </w:pPr>
-      <w:r>
-        <w:t xml:space="preserve">Chapter 9: References ……………………………………………………………..37</w:t>
-      </w:r>
-    </w:p>
-    <w:bookmarkEnd w:id="22"/>
-    <w:bookmarkStart w:id="23" w:name="summary"/>
-    <w:p>
-      <w:pPr>
-        <w:pStyle w:val="Heading2"/>
-      </w:pPr>
-      <w:r>
-        <w:t xml:space="preserve">SUMMARY</w:t>
-      </w:r>
-    </w:p>
-    <w:p>
-      <w:pPr>
-        <w:pStyle w:val="FirstParagraph"/>
-      </w:pPr>
-      <w:r>
-        <w:t xml:space="preserve">The exponential growth of biomedical literature makes manual knowledge synthesis increasingly intractable for researchers. BTP1 addressed this challenge by implementing the Network for Knowledge Organization (NEKO) workflow, which demonstrated that LLM-driven knowledge graph construction from PubMed abstracts is both feasible and valuable for biological research. The NEKO implementation successfully processed 1,088 Rhodococcus abstracts, constructed a knowledge graph with over 180 unique nodes, and demonstrated measurable advantages over zero-shot GPT-4 queries in data provenance, traceability, and granularity.</w:t>
-      </w:r>
-    </w:p>
-    <w:p>
-      <w:pPr>
-        <w:pStyle w:val="BodyText"/>
-      </w:pPr>
-      <w:r>
-        <w:t xml:space="preserve">However, BTP1 also revealed critical limitations: extracted relationships lacked type labels (making it impossible to distinguish activation from inhibition), single-pass LLM extraction missed a significant fraction of relationships in complex abstracts, graph queries required exact entity name matching, and answer generation risked incorporating hallucinated content unsupported by the extracted evidence.</w:t>
-      </w:r>
-    </w:p>
-    <w:p>
-      <w:pPr>
-        <w:pStyle w:val="BodyText"/>
-      </w:pPr>
-      <w:r>
-        <w:t xml:space="preserve">This BTP2 report presents</w:t>
+        <w:t xml:space="preserve">KGMiner</w:t>
+      </w:r>
+      <w:r>
+        <w:t xml:space="preserve">, a substantially redesigned system that directly addresses each of these limitations. KGMiner introduces three core innovations: (1)</w:t>
       </w:r>
       <w:r>
         <w:t xml:space="preserve"> </w:t>
@@ -611,10 +622,10 @@
           <w:bCs/>
           <w:b/>
         </w:rPr>
-        <w:t xml:space="preserve">KGMiner</w:t>
-      </w:r>
-      <w:r>
-        <w:t xml:space="preserve">, a substantially redesigned system that directly addresses each of these limitations. KGMiner introduces three core innovations: (1)</w:t>
+        <w:t xml:space="preserve">ontology-constrained triple extraction</w:t>
+      </w:r>
+      <w:r>
+        <w:t xml:space="preserve">, where LLM outputs are constrained to typed (Subject, Relation, Object) triples using a 13-relation biological vocabulary; (2)</w:t>
       </w:r>
       <w:r>
         <w:t xml:space="preserve"> </w:t>
@@ -624,10 +635,10 @@
           <w:bCs/>
           <w:b/>
         </w:rPr>
-        <w:t xml:space="preserve">ontology-constrained triple extraction</w:t>
-      </w:r>
-      <w:r>
-        <w:t xml:space="preserve">, where LLM outputs are constrained to typed (Subject, Relation, Object) triples using a 13-relation biological vocabulary; (2)</w:t>
+        <w:t xml:space="preserve">multi-pass extraction with progressive refinement</w:t>
+      </w:r>
+      <w:r>
+        <w:t xml:space="preserve">, applying three sequential extraction passes plus an independent validation pass per abstract; and (3)</w:t>
       </w:r>
       <w:r>
         <w:t xml:space="preserve"> </w:t>
@@ -637,65 +648,88 @@
           <w:bCs/>
           <w:b/>
         </w:rPr>
-        <w:t xml:space="preserve">multi-pass extraction with progressive refinement</w:t>
-      </w:r>
-      <w:r>
-        <w:t xml:space="preserve">, applying three sequential extraction passes plus an independent validation pass per abstract; and (3)</w:t>
-      </w:r>
-      <w:r>
-        <w:t xml:space="preserve"> </w:t>
-      </w:r>
+        <w:t xml:space="preserve">Graph-RAG querying with anti-hallucination answer generation</w:t>
+      </w:r>
+      <w:r>
+        <w:t xml:space="preserve">, combining embedding-based semantic search with evidence-grounding protocols that prevent ungrounded responses.</w:t>
+      </w:r>
+    </w:p>
+    <w:p>
+      <w:pPr>
+        <w:pStyle w:val="BodyText"/>
+      </w:pPr>
+      <w:r>
+        <w:t xml:space="preserve">Evaluated on a beta-carotene biosynthesis case study (226 PubMed articles), KGMiner extracted 4,722 typed triples across 2,996 normalized entities. The multi-pass approach increased triple yield by 170.6% over single-pass extraction (855 vs. 316 triples on a 15-article ablation). The Graph-RAG engine produced detailed, citation-backed answers with specific quantitative metrics (e.g., 11.3-fold increase, 107.22 mg/L, 142 mg/L) traceable to source PubMed IDs. The system is deployed as a FastAPI web application using free-tier cloud LLM providers (Groq and Cerebras), making it accessible without dedicated GPU resources.</w:t>
+      </w:r>
+    </w:p>
+    <w:bookmarkEnd w:id="21"/>
+    <w:bookmarkStart w:id="22" w:name="chapter-1-introduction"/>
+    <w:p>
+      <w:pPr>
+        <w:pStyle w:val="Heading2"/>
+      </w:pPr>
+      <w:r>
+        <w:t xml:space="preserve">CHAPTER 1: INTRODUCTION</w:t>
+      </w:r>
+    </w:p>
+    <w:p>
+      <w:pPr>
+        <w:pStyle w:val="FirstParagraph"/>
+      </w:pPr>
+      <w:r>
+        <w:t xml:space="preserve">The biomedical research community faces a fundamental information problem. PubMed currently indexes over 36 million citations and adds thousands of new publications daily. For researchers working on metabolic engineering challenges – optimizing enzyme expression, identifying compatible host organisms, selecting culture conditions for target biosynthesis – the relevant knowledge is scattered across hundreds of papers spanning decades of research. Reading, annotating, and synthesizing this literature manually can take weeks, delaying hypothesis formulation and experimental planning.</w:t>
+      </w:r>
+    </w:p>
+    <w:p>
+      <w:pPr>
+        <w:pStyle w:val="BodyText"/>
+      </w:pPr>
+      <w:r>
+        <w:t xml:space="preserve">BTP1 established that automated AI workflows can partially solve this problem by constructing knowledge graphs from PubMed abstracts. The NEKO-based implementation demonstrated three important results: first, that LLMs can reliably extract entity-relationship pairs from biological abstracts without domain-specific training data; second, that the resulting knowledge graph organizes dispersed literature into a navigable structure that reveals thematic clusters not apparent from individual paper reading; and third, that the pipeline provides demonstrably higher data provenance and traceability compared to zero-shot LLM queries.</w:t>
+      </w:r>
+    </w:p>
+    <w:p>
+      <w:pPr>
+        <w:pStyle w:val="BodyText"/>
+      </w:pPr>
+      <w:r>
+        <w:t xml:space="preserve">However, the BTP1 evaluation also revealed four structural limitations that constrained the utility of the system for actual research workflows:</w:t>
+      </w:r>
+    </w:p>
+    <w:p>
+      <w:pPr>
+        <w:pStyle w:val="BodyText"/>
+      </w:pPr>
       <w:r>
         <w:rPr>
           <w:bCs/>
           <w:b/>
         </w:rPr>
-        <w:t xml:space="preserve">Graph-RAG querying with anti-hallucination answer generation</w:t>
-      </w:r>
-      <w:r>
-        <w:t xml:space="preserve">, combining embedding-based semantic search with evidence-grounding protocols that prevent ungrounded responses.</w:t>
-      </w:r>
-    </w:p>
-    <w:p>
-      <w:pPr>
-        <w:pStyle w:val="BodyText"/>
-      </w:pPr>
-      <w:r>
-        <w:t xml:space="preserve">Evaluated on a beta-carotene biosynthesis case study (226 PubMed articles), KGMiner extracted 4,722 typed triples across 2,996 normalized entities. The multi-pass approach increased triple yield by 170.6% over single-pass extraction (855 vs. 316 triples on a 15-article ablation). The Graph-RAG engine produced detailed, citation-backed answers with specific quantitative metrics (e.g., 11.3-fold increase, 107.22 mg/L, 142 mg/L) traceable to source PubMed IDs. The system is deployed as a FastAPI web application using free-tier cloud LLM providers (Groq and Cerebras), making it accessible without dedicated GPU resources.</w:t>
-      </w:r>
-    </w:p>
-    <w:bookmarkEnd w:id="23"/>
-    <w:bookmarkStart w:id="24" w:name="chapter-1-introduction"/>
-    <w:p>
-      <w:pPr>
-        <w:pStyle w:val="Heading2"/>
-      </w:pPr>
-      <w:r>
-        <w:t xml:space="preserve">CHAPTER 1: INTRODUCTION</w:t>
-      </w:r>
-    </w:p>
-    <w:p>
-      <w:pPr>
-        <w:pStyle w:val="FirstParagraph"/>
-      </w:pPr>
-      <w:r>
-        <w:t xml:space="preserve">The biomedical research community faces a fundamental information problem. PubMed currently indexes over 36 million citations and adds thousands of new publications daily. For researchers working on metabolic engineering challenges – optimizing enzyme expression, identifying compatible host organisms, selecting culture conditions for target biosynthesis – the relevant knowledge is scattered across hundreds of papers spanning decades of research. Reading, annotating, and synthesizing this literature manually can take weeks, delaying hypothesis formulation and experimental planning.</w:t>
-      </w:r>
-    </w:p>
-    <w:p>
-      <w:pPr>
-        <w:pStyle w:val="BodyText"/>
-      </w:pPr>
-      <w:r>
-        <w:t xml:space="preserve">BTP1 established that automated AI workflows can partially solve this problem by constructing knowledge graphs from PubMed abstracts. The NEKO-based implementation demonstrated three important results: first, that LLMs can reliably extract entity-relationship pairs from biological abstracts without domain-specific training data; second, that the resulting knowledge graph organizes dispersed literature into a navigable structure that reveals thematic clusters not apparent from individual paper reading; and third, that the pipeline provides demonstrably higher data provenance and traceability compared to zero-shot LLM queries.</w:t>
-      </w:r>
-    </w:p>
-    <w:p>
-      <w:pPr>
-        <w:pStyle w:val="BodyText"/>
-      </w:pPr>
-      <w:r>
-        <w:t xml:space="preserve">However, the BTP1 evaluation also revealed four structural limitations that constrained the utility of the system for actual research workflows:</w:t>
+        <w:t xml:space="preserve">Untyped relationships.</w:t>
+      </w:r>
+      <w:r>
+        <w:t xml:space="preserve"> </w:t>
+      </w:r>
+      <w:r>
+        <w:t xml:space="preserve">The NEKO implementation extracted entity associations without specifying relationship types. The knowledge graph indicated that</w:t>
+      </w:r>
+      <w:r>
+        <w:t xml:space="preserve"> </w:t>
+      </w:r>
+      <w:r>
+        <w:t xml:space="preserve">“</w:t>
+      </w:r>
+      <w:r>
+        <w:t xml:space="preserve">gene X relates to pathway Y,</w:t>
+      </w:r>
+      <w:r>
+        <w:t xml:space="preserve">”</w:t>
+      </w:r>
+      <w:r>
+        <w:t xml:space="preserve"> </w:t>
+      </w:r>
+      <w:r>
+        <w:t xml:space="preserve">but could not distinguish whether X activates, inhibits, encodes, or is a substrate of Y. For mechanistic reasoning and experimental hypothesis generation, this distinction is critical.</w:t>
       </w:r>
     </w:p>
     <w:p>
@@ -707,31 +741,13 @@
           <w:bCs/>
           <w:b/>
         </w:rPr>
-        <w:t xml:space="preserve">Untyped relationships.</w:t>
-      </w:r>
-      <w:r>
-        <w:t xml:space="preserve"> </w:t>
-      </w:r>
-      <w:r>
-        <w:t xml:space="preserve">The NEKO implementation extracted entity associations without specifying relationship types. The knowledge graph indicated that</w:t>
-      </w:r>
-      <w:r>
-        <w:t xml:space="preserve"> </w:t>
-      </w:r>
-      <w:r>
-        <w:t xml:space="preserve">“</w:t>
-      </w:r>
-      <w:r>
-        <w:t xml:space="preserve">gene X relates to pathway Y,</w:t>
-      </w:r>
-      <w:r>
-        <w:t xml:space="preserve">”</w:t>
-      </w:r>
-      <w:r>
-        <w:t xml:space="preserve"> </w:t>
-      </w:r>
-      <w:r>
-        <w:t xml:space="preserve">but could not distinguish whether X activates, inhibits, encodes, or is a substrate of Y. For mechanistic reasoning and experimental hypothesis generation, this distinction is critical.</w:t>
+        <w:t xml:space="preserve">Single-pass extraction gaps.</w:t>
+      </w:r>
+      <w:r>
+        <w:t xml:space="preserve"> </w:t>
+      </w:r>
+      <w:r>
+        <w:t xml:space="preserve">Each abstract was processed once by the LLM. Scientific abstracts often contain multiple biological interactions described at varying levels of detail. A single-pass approach tends to identify the most prominent relationships while overlooking secondary details described later in the abstract or in subordinate clauses.</w:t>
       </w:r>
     </w:p>
     <w:p>
@@ -743,13 +759,31 @@
           <w:bCs/>
           <w:b/>
         </w:rPr>
-        <w:t xml:space="preserve">Single-pass extraction gaps.</w:t>
-      </w:r>
-      <w:r>
-        <w:t xml:space="preserve"> </w:t>
-      </w:r>
-      <w:r>
-        <w:t xml:space="preserve">Each abstract was processed once by the LLM. Scientific abstracts often contain multiple biological interactions described at varying levels of detail. A single-pass approach tends to identify the most prominent relationships while overlooking secondary details described later in the abstract or in subordinate clauses.</w:t>
+        <w:t xml:space="preserve">Keyword-only graph queries.</w:t>
+      </w:r>
+      <w:r>
+        <w:t xml:space="preserve"> </w:t>
+      </w:r>
+      <w:r>
+        <w:t xml:space="preserve">The BTP1 system required users to enter exact entity names for graph traversal. A researcher could not query</w:t>
+      </w:r>
+      <w:r>
+        <w:t xml:space="preserve"> </w:t>
+      </w:r>
+      <w:r>
+        <w:t xml:space="preserve">“</w:t>
+      </w:r>
+      <w:r>
+        <w:t xml:space="preserve">which enzymes upregulate carotenoid biosynthesis</w:t>
+      </w:r>
+      <w:r>
+        <w:t xml:space="preserve">”</w:t>
+      </w:r>
+      <w:r>
+        <w:t xml:space="preserve"> </w:t>
+      </w:r>
+      <w:r>
+        <w:t xml:space="preserve">– they would need to know and enter the exact node names present in the graph. This fundamentally limits the accessibility of the knowledge base to users unfamiliar with its contents.</w:t>
       </w:r>
     </w:p>
     <w:p>
@@ -761,13 +795,72 @@
           <w:bCs/>
           <w:b/>
         </w:rPr>
-        <w:t xml:space="preserve">Keyword-only graph queries.</w:t>
-      </w:r>
-      <w:r>
-        <w:t xml:space="preserve"> </w:t>
-      </w:r>
-      <w:r>
-        <w:t xml:space="preserve">The BTP1 system required users to enter exact entity names for graph traversal. A researcher could not query</w:t>
+        <w:t xml:space="preserve">Hallucination risk in answer generation.</w:t>
+      </w:r>
+      <w:r>
+        <w:t xml:space="preserve"> </w:t>
+      </w:r>
+      <w:r>
+        <w:t xml:space="preserve">When LLMs synthesize extracted triples into natural language answers, they may incorporate background knowledge from training data rather than restricting themselves to the extracted evidence. Without explicit evidence-grounding constraints, answer generation risks presenting unverifiable claims.</w:t>
+      </w:r>
+    </w:p>
+    <w:p>
+      <w:pPr>
+        <w:pStyle w:val="BodyText"/>
+      </w:pPr>
+      <w:r>
+        <w:t xml:space="preserve">This report presents KGMiner, a redesigned system that addresses each of these limitations. The central architectural changes are: typed triple extraction constrained to a 13-relation ontological vocabulary; multi-pass extraction that applies three sequential passes to each abstract before a validation pass; semantic search over triple embeddings enabling natural language queries; and a strict anti-hallucination protocol for answer generation that traces every claim to specific extracted triples and source PMIDs.</w:t>
+      </w:r>
+    </w:p>
+    <w:p>
+      <w:pPr>
+        <w:pStyle w:val="BodyText"/>
+      </w:pPr>
+      <w:r>
+        <w:t xml:space="preserve">The system was applied to a new case study – improving beta-carotene production in microorganisms – processing 226 PubMed abstracts and extracting 4,722 typed triples across 2,996 normalized biological entities. This domain was selected because beta-carotene biosynthesis involves well-characterized metabolic engineering strategies in multiple host organisms, providing a rich and verifiable ground truth for evaluating extraction quality.</w:t>
+      </w:r>
+    </w:p>
+    <w:p>
+      <w:pPr>
+        <w:pStyle w:val="BodyText"/>
+      </w:pPr>
+      <w:r>
+        <w:t xml:space="preserve">The contributions of BTP2 are thus both architectural (the KGMiner pipeline design) and empirical (quantitative evaluation of each component through ablation studies and case study results on real biological research data).</w:t>
+      </w:r>
+    </w:p>
+    <w:bookmarkEnd w:id="22"/>
+    <w:bookmarkStart w:id="27" w:name="chapter-2-literature-review"/>
+    <w:p>
+      <w:pPr>
+        <w:pStyle w:val="Heading2"/>
+      </w:pPr>
+      <w:r>
+        <w:t xml:space="preserve">CHAPTER 2: LITERATURE REVIEW</w:t>
+      </w:r>
+    </w:p>
+    <w:bookmarkStart w:id="23" w:name="neko-and-the-btp1-foundation"/>
+    <w:p>
+      <w:pPr>
+        <w:pStyle w:val="Heading3"/>
+      </w:pPr>
+      <w:r>
+        <w:t xml:space="preserve">2.1 NEKO and the BTP1 Foundation</w:t>
+      </w:r>
+    </w:p>
+    <w:p>
+      <w:pPr>
+        <w:pStyle w:val="FirstParagraph"/>
+      </w:pPr>
+      <w:r>
+        <w:t xml:space="preserve">The primary reference system for this work is NEKO (Network for Knowledge Organization), introduced by Xiao et al. (2025) and implemented locally during BTP1. NEKO demonstrated a complete pipeline for automated knowledge mining from scientific literature. Its core architecture involves: (1) PubMed abstract retrieval via the NCBI E-utilities API, (2) LLM-based entity-relationship extraction using structured prompts, (3) embedding-based entity deduplication via cosine similarity, and (4) knowledge graph construction using NetworkX with PyVis visualization.</w:t>
+      </w:r>
+    </w:p>
+    <w:p>
+      <w:pPr>
+        <w:pStyle w:val="BodyText"/>
+      </w:pPr>
+      <w:r>
+        <w:t xml:space="preserve">The BTP1 implementation adapted NEKO for local deployment using free-tier LLM APIs rather than GPT-4. The implementation was validated on 1,088 Rhodococcus abstracts, producing a knowledge graph with over 180 unique nodes. A comparative evaluation demonstrated that the NEKO-based pipeline provided deeper, traceable, and more domain-specific insights compared to zero-shot GPT-4 queries. The BTP1 benchmarking showed that the pipeline’s</w:t>
       </w:r>
       <w:r>
         <w:t xml:space="preserve"> </w:t>
@@ -776,7 +869,7 @@
         <w:t xml:space="preserve">“</w:t>
       </w:r>
       <w:r>
-        <w:t xml:space="preserve">which enzymes upregulate carotenoid biosynthesis</w:t>
+        <w:t xml:space="preserve">retrieval-augmented</w:t>
       </w:r>
       <w:r>
         <w:t xml:space="preserve">”</w:t>
@@ -785,7 +878,139 @@
         <w:t xml:space="preserve"> </w:t>
       </w:r>
       <w:r>
-        <w:t xml:space="preserve">– they would need to know and enter the exact node names present in the graph. This fundamentally limits the accessibility of the knowledge base to users unfamiliar with its contents.</w:t>
+        <w:t xml:space="preserve">nature – restricting the LLM to answer only from the provided context blocks – significantly reduced hallucination risk compared to open-ended LLM queries.</w:t>
+      </w:r>
+    </w:p>
+    <w:p>
+      <w:pPr>
+        <w:pStyle w:val="BodyText"/>
+      </w:pPr>
+      <w:r>
+        <w:t xml:space="preserve">However, NEKO’s design left several open problems unaddressed. Relationship types between entities were not specified: the system recorded that</w:t>
+      </w:r>
+      <w:r>
+        <w:t xml:space="preserve"> </w:t>
+      </w:r>
+      <w:r>
+        <w:t xml:space="preserve">“</w:t>
+      </w:r>
+      <w:r>
+        <w:t xml:space="preserve">Entity A relates to Entity B</w:t>
+      </w:r>
+      <w:r>
+        <w:t xml:space="preserve">”</w:t>
+      </w:r>
+      <w:r>
+        <w:t xml:space="preserve"> </w:t>
+      </w:r>
+      <w:r>
+        <w:t xml:space="preserve">but not how they relate. The entity deduplication used an arbitrary threshold (cosine similarity &gt; 0.80) with no canonical selection strategy. Query capabilities were limited to keyword-based graph traversal. The BTP1 Future Work section explicitly identified full-sentence query processing, efficiency optimization, dynamic graph databases, and hypothesis generation as priority improvements. KGMiner directly implements the first two of these improvements.</w:t>
+      </w:r>
+    </w:p>
+    <w:bookmarkEnd w:id="23"/>
+    <w:bookmarkStart w:id="24" w:name="biomedical-knowledge-graph-construction"/>
+    <w:p>
+      <w:pPr>
+        <w:pStyle w:val="Heading3"/>
+      </w:pPr>
+      <w:r>
+        <w:t xml:space="preserve">2.2 Biomedical Knowledge Graph Construction</w:t>
+      </w:r>
+    </w:p>
+    <w:p>
+      <w:pPr>
+        <w:pStyle w:val="FirstParagraph"/>
+      </w:pPr>
+      <w:r>
+        <w:t xml:space="preserve">Traditional biomedical knowledge graph pipelines rely on supervised Named Entity Recognition (NER) and Relation Extraction (RE) models. Tools such as PubTator (Wei et al., 2024) and BERN2 (Kim et al., 2022) provide state-of-the-art NER for biomedical entities including genes, proteins, chemicals, and diseases. These systems are highly accurate within their pre-defined entity types but require substantial annotated training data and cannot easily extend to novel entity categories or domain-specific relationship types.</w:t>
+      </w:r>
+    </w:p>
+    <w:p>
+      <w:pPr>
+        <w:pStyle w:val="BodyText"/>
+      </w:pPr>
+      <w:r>
+        <w:t xml:space="preserve">The AI4BioKnowledge framework (Lee et al., 2023) proposed an automated pipeline combining BioBERT-based NER with dependency parsing for relation extraction, targeting output in standardized formats (SBML, BioPAX) for computational simulation. While this approach provides high precision for established biological pathways, its reliance on pre-defined ontologies makes it less adaptable to emerging research areas in synthetic biology where novel concepts appear before formal ontological classification.</w:t>
+      </w:r>
+    </w:p>
+    <w:p>
+      <w:pPr>
+        <w:pStyle w:val="BodyText"/>
+      </w:pPr>
+      <w:r>
+        <w:t xml:space="preserve">Large language models have opened new possibilities for zero-shot relation extraction. Wadhwa et al. (2023) demonstrated that appropriately prompted LLMs can extract typed relations from biomedical text without task-specific training, though these approaches typically process individual documents without cross-corpus normalization. KGMiner extends this approach by adding multi-pass sequential extraction, a controlled vocabulary constraint, and cross-paper entity normalization.</w:t>
+      </w:r>
+    </w:p>
+    <w:bookmarkEnd w:id="24"/>
+    <w:bookmarkStart w:id="25" w:name="X909ba73b1a5187232bbd1a2d8ef411a6dd30b4c"/>
+    <w:p>
+      <w:pPr>
+        <w:pStyle w:val="Heading3"/>
+      </w:pPr>
+      <w:r>
+        <w:t xml:space="preserve">2.3 Graph-Based Retrieval-Augmented Generation</w:t>
+      </w:r>
+    </w:p>
+    <w:p>
+      <w:pPr>
+        <w:pStyle w:val="FirstParagraph"/>
+      </w:pPr>
+      <w:r>
+        <w:t xml:space="preserve">Retrieval-Augmented Generation (RAG) was formalized by Lewis et al. (2020) as a method for grounding LLM outputs in specific retrieved documents, reducing hallucination by constraining the generation context. Standard RAG operates on flat document collections: a query retrieves relevant text chunks, which are then provided as context for answer generation.</w:t>
+      </w:r>
+    </w:p>
+    <w:p>
+      <w:pPr>
+        <w:pStyle w:val="BodyText"/>
+      </w:pPr>
+      <w:r>
+        <w:t xml:space="preserve">Graph-RAG extends this paradigm by using structured knowledge graphs as the retrieval substrate. Microsoft’s GraphRAG (Edge et al., 2024) demonstrated that graph-based retrieval produces more comprehensive answers than traditional RAG for synthesis queries that span multiple documents, because the graph structure explicitly encodes relationships between entities across sources. Rather than retrieving individual text chunks, Graph-RAG retrieves relevant subgraphs that capture multi-hop connections.</w:t>
+      </w:r>
+    </w:p>
+    <w:p>
+      <w:pPr>
+        <w:pStyle w:val="BodyText"/>
+      </w:pPr>
+      <w:r>
+        <w:t xml:space="preserve">KGMiner applies the Graph-RAG principle at the triple level: instead of retrieving text chunks or graph communities, the semantic search operates directly over embedded triples in their natural language form (</w:t>
+      </w:r>
+      <w:r>
+        <w:t xml:space="preserve">“</w:t>
+      </w:r>
+      <w:r>
+        <w:t xml:space="preserve">subject relation object</w:t>
+      </w:r>
+      <w:r>
+        <w:t xml:space="preserve">”</w:t>
+      </w:r>
+      <w:r>
+        <w:t xml:space="preserve">). This enables fine-grained retrieval that matches the semantic content of individual extracted relationships rather than entire document passages.</w:t>
+      </w:r>
+    </w:p>
+    <w:p>
+      <w:pPr>
+        <w:pStyle w:val="BodyText"/>
+      </w:pPr>
+      <w:r>
+        <w:t xml:space="preserve">BioMedLM (Bolton et al., 2024) and BioGPT (Luo et al., 2022) represent alternative approaches using domain-adapted language models pre-trained on biomedical text. While these models have strong biomedical language understanding, they remain susceptible to hallucination when generating answers outside their training distribution and cannot access literature published after their training cutoff. KGMiner’s evidence-grounded approach addresses this limitation by restricting answer generation to explicitly extracted and verified triples.</w:t>
+      </w:r>
+    </w:p>
+    <w:bookmarkEnd w:id="25"/>
+    <w:bookmarkStart w:id="26" w:name="research-gaps-and-limitations-of-btp1"/>
+    <w:p>
+      <w:pPr>
+        <w:pStyle w:val="Heading3"/>
+      </w:pPr>
+      <w:r>
+        <w:t xml:space="preserve">2.4 Research Gaps and Limitations of BTP1</w:t>
+      </w:r>
+    </w:p>
+    <w:p>
+      <w:pPr>
+        <w:pStyle w:val="FirstParagraph"/>
+      </w:pPr>
+      <w:r>
+        <w:t xml:space="preserve">Based on the BTP1 evaluation and the broader literature, four critical gaps remained unaddressed:</w:t>
       </w:r>
     </w:p>
     <w:p>
@@ -797,72 +1022,13 @@
           <w:bCs/>
           <w:b/>
         </w:rPr>
-        <w:t xml:space="preserve">Hallucination risk in answer generation.</w:t>
-      </w:r>
-      <w:r>
-        <w:t xml:space="preserve"> </w:t>
-      </w:r>
-      <w:r>
-        <w:t xml:space="preserve">When LLMs synthesize extracted triples into natural language answers, they may incorporate background knowledge from training data rather than restricting themselves to the extracted evidence. Without explicit evidence-grounding constraints, answer generation risks presenting unverifiable claims.</w:t>
-      </w:r>
-    </w:p>
-    <w:p>
-      <w:pPr>
-        <w:pStyle w:val="BodyText"/>
-      </w:pPr>
-      <w:r>
-        <w:t xml:space="preserve">This report presents KGMiner, a redesigned system that addresses each of these limitations. The central architectural changes are: typed triple extraction constrained to a 13-relation ontological vocabulary; multi-pass extraction that applies three sequential passes to each abstract before a validation pass; semantic search over triple embeddings enabling natural language queries; and a strict anti-hallucination protocol for answer generation that traces every claim to specific extracted triples and source PMIDs.</w:t>
-      </w:r>
-    </w:p>
-    <w:p>
-      <w:pPr>
-        <w:pStyle w:val="BodyText"/>
-      </w:pPr>
-      <w:r>
-        <w:t xml:space="preserve">The system was applied to a new case study – improving beta-carotene production in microorganisms – processing 226 PubMed abstracts and extracting 4,722 typed triples across 2,996 normalized biological entities. This domain was selected because beta-carotene biosynthesis involves well-characterized metabolic engineering strategies in multiple host organisms, providing a rich and verifiable ground truth for evaluating extraction quality.</w:t>
-      </w:r>
-    </w:p>
-    <w:p>
-      <w:pPr>
-        <w:pStyle w:val="BodyText"/>
-      </w:pPr>
-      <w:r>
-        <w:t xml:space="preserve">The contributions of BTP2 are thus both architectural (the KGMiner pipeline design) and empirical (quantitative evaluation of each component through ablation studies and case study results on real biological research data).</w:t>
-      </w:r>
-    </w:p>
-    <w:bookmarkEnd w:id="24"/>
-    <w:bookmarkStart w:id="29" w:name="chapter-2-literature-review"/>
-    <w:p>
-      <w:pPr>
-        <w:pStyle w:val="Heading2"/>
-      </w:pPr>
-      <w:r>
-        <w:t xml:space="preserve">CHAPTER 2: LITERATURE REVIEW</w:t>
-      </w:r>
-    </w:p>
-    <w:bookmarkStart w:id="25" w:name="neko-and-the-btp1-foundation"/>
-    <w:p>
-      <w:pPr>
-        <w:pStyle w:val="Heading3"/>
-      </w:pPr>
-      <w:r>
-        <w:t xml:space="preserve">2.1 NEKO and the BTP1 Foundation</w:t>
-      </w:r>
-    </w:p>
-    <w:p>
-      <w:pPr>
-        <w:pStyle w:val="FirstParagraph"/>
-      </w:pPr>
-      <w:r>
-        <w:t xml:space="preserve">The primary reference system for this work is NEKO (Network for Knowledge Organization), introduced by Xiao et al. (2025) and implemented locally during BTP1. NEKO demonstrated a complete pipeline for automated knowledge mining from scientific literature. Its core architecture involves: (1) PubMed abstract retrieval via the NCBI E-utilities API, (2) LLM-based entity-relationship extraction using structured prompts, (3) embedding-based entity deduplication via cosine similarity, and (4) knowledge graph construction using NetworkX with PyVis visualization.</w:t>
-      </w:r>
-    </w:p>
-    <w:p>
-      <w:pPr>
-        <w:pStyle w:val="BodyText"/>
-      </w:pPr>
-      <w:r>
-        <w:t xml:space="preserve">The BTP1 implementation adapted NEKO for local deployment using free-tier LLM APIs rather than GPT-4. The implementation was validated on 1,088 Rhodococcus abstracts, producing a knowledge graph with over 180 unique nodes. A comparative evaluation demonstrated that the NEKO-based pipeline provided deeper, traceable, and more domain-specific insights compared to zero-shot GPT-4 queries. The BTP1 benchmarking showed that the pipeline’s</w:t>
+        <w:t xml:space="preserve">1. Untyped entity associations.</w:t>
+      </w:r>
+      <w:r>
+        <w:t xml:space="preserve"> </w:t>
+      </w:r>
+      <w:r>
+        <w:t xml:space="preserve">Both NEKO and most LLM-based extraction systems produce entity pairs without typed predicates. The distinction between activation, inhibition, encoding, and production is fundamental to mechanistic biological reasoning. A knowledge graph that cannot differentiate</w:t>
       </w:r>
       <w:r>
         <w:t xml:space="preserve"> </w:t>
@@ -871,7 +1037,7 @@
         <w:t xml:space="preserve">“</w:t>
       </w:r>
       <w:r>
-        <w:t xml:space="preserve">retrieval-augmented</w:t>
+        <w:t xml:space="preserve">Gene A activates Pathway B</w:t>
       </w:r>
       <w:r>
         <w:t xml:space="preserve">”</w:t>
@@ -880,15 +1046,7 @@
         <w:t xml:space="preserve"> </w:t>
       </w:r>
       <w:r>
-        <w:t xml:space="preserve">nature – restricting the LLM to answer only from the provided context blocks – significantly reduced hallucination risk compared to open-ended LLM queries.</w:t>
-      </w:r>
-    </w:p>
-    <w:p>
-      <w:pPr>
-        <w:pStyle w:val="BodyText"/>
-      </w:pPr>
-      <w:r>
-        <w:t xml:space="preserve">However, NEKO’s design left several open problems unaddressed. Relationship types between entities were not specified: the system recorded that</w:t>
+        <w:t xml:space="preserve">from</w:t>
       </w:r>
       <w:r>
         <w:t xml:space="preserve"> </w:t>
@@ -897,7 +1055,7 @@
         <w:t xml:space="preserve">“</w:t>
       </w:r>
       <w:r>
-        <w:t xml:space="preserve">Entity A relates to Entity B</w:t>
+        <w:t xml:space="preserve">Gene A inhibits Pathway B</w:t>
       </w:r>
       <w:r>
         <w:t xml:space="preserve">”</w:t>
@@ -906,113 +1064,7 @@
         <w:t xml:space="preserve"> </w:t>
       </w:r>
       <w:r>
-        <w:t xml:space="preserve">but not how they relate. The entity deduplication used an arbitrary threshold (cosine similarity &gt; 0.80) with no canonical selection strategy. Query capabilities were limited to keyword-based graph traversal. The BTP1 Future Work section explicitly identified full-sentence query processing, efficiency optimization, dynamic graph databases, and hypothesis generation as priority improvements. KGMiner directly implements the first two of these improvements.</w:t>
-      </w:r>
-    </w:p>
-    <w:bookmarkEnd w:id="25"/>
-    <w:bookmarkStart w:id="26" w:name="biomedical-knowledge-graph-construction"/>
-    <w:p>
-      <w:pPr>
-        <w:pStyle w:val="Heading3"/>
-      </w:pPr>
-      <w:r>
-        <w:t xml:space="preserve">2.2 Biomedical Knowledge Graph Construction</w:t>
-      </w:r>
-    </w:p>
-    <w:p>
-      <w:pPr>
-        <w:pStyle w:val="FirstParagraph"/>
-      </w:pPr>
-      <w:r>
-        <w:t xml:space="preserve">Traditional biomedical knowledge graph pipelines rely on supervised Named Entity Recognition (NER) and Relation Extraction (RE) models. Tools such as PubTator (Wei et al., 2024) and BERN2 (Kim et al., 2022) provide state-of-the-art NER for biomedical entities including genes, proteins, chemicals, and diseases. These systems are highly accurate within their pre-defined entity types but require substantial annotated training data and cannot easily extend to novel entity categories or domain-specific relationship types.</w:t>
-      </w:r>
-    </w:p>
-    <w:p>
-      <w:pPr>
-        <w:pStyle w:val="BodyText"/>
-      </w:pPr>
-      <w:r>
-        <w:t xml:space="preserve">The AI4BioKnowledge framework (Lee et al., 2023) proposed an automated pipeline combining BioBERT-based NER with dependency parsing for relation extraction, targeting output in standardized formats (SBML, BioPAX) for computational simulation. While this approach provides high precision for established biological pathways, its reliance on pre-defined ontologies makes it less adaptable to emerging research areas in synthetic biology where novel concepts appear before formal ontological classification.</w:t>
-      </w:r>
-    </w:p>
-    <w:p>
-      <w:pPr>
-        <w:pStyle w:val="BodyText"/>
-      </w:pPr>
-      <w:r>
-        <w:t xml:space="preserve">Large language models have opened new possibilities for zero-shot relation extraction. Wadhwa et al. (2023) demonstrated that appropriately prompted LLMs can extract typed relations from biomedical text without task-specific training, though these approaches typically process individual documents without cross-corpus normalization. KGMiner extends this approach by adding multi-pass sequential extraction, a controlled vocabulary constraint, and cross-paper entity normalization.</w:t>
-      </w:r>
-    </w:p>
-    <w:bookmarkEnd w:id="26"/>
-    <w:bookmarkStart w:id="27" w:name="X909ba73b1a5187232bbd1a2d8ef411a6dd30b4c"/>
-    <w:p>
-      <w:pPr>
-        <w:pStyle w:val="Heading3"/>
-      </w:pPr>
-      <w:r>
-        <w:t xml:space="preserve">2.3 Graph-Based Retrieval-Augmented Generation</w:t>
-      </w:r>
-    </w:p>
-    <w:p>
-      <w:pPr>
-        <w:pStyle w:val="FirstParagraph"/>
-      </w:pPr>
-      <w:r>
-        <w:t xml:space="preserve">Retrieval-Augmented Generation (RAG) was formalized by Lewis et al. (2020) as a method for grounding LLM outputs in specific retrieved documents, reducing hallucination by constraining the generation context. Standard RAG operates on flat document collections: a query retrieves relevant text chunks, which are then provided as context for answer generation.</w:t>
-      </w:r>
-    </w:p>
-    <w:p>
-      <w:pPr>
-        <w:pStyle w:val="BodyText"/>
-      </w:pPr>
-      <w:r>
-        <w:t xml:space="preserve">Graph-RAG extends this paradigm by using structured knowledge graphs as the retrieval substrate. Microsoft’s GraphRAG (Edge et al., 2024) demonstrated that graph-based retrieval produces more comprehensive answers than traditional RAG for synthesis queries that span multiple documents, because the graph structure explicitly encodes relationships between entities across sources. Rather than retrieving individual text chunks, Graph-RAG retrieves relevant subgraphs that capture multi-hop connections.</w:t>
-      </w:r>
-    </w:p>
-    <w:p>
-      <w:pPr>
-        <w:pStyle w:val="BodyText"/>
-      </w:pPr>
-      <w:r>
-        <w:t xml:space="preserve">KGMiner applies the Graph-RAG principle at the triple level: instead of retrieving text chunks or graph communities, the semantic search operates directly over embedded triples in their natural language form (</w:t>
-      </w:r>
-      <w:r>
-        <w:t xml:space="preserve">“</w:t>
-      </w:r>
-      <w:r>
-        <w:t xml:space="preserve">subject relation object</w:t>
-      </w:r>
-      <w:r>
-        <w:t xml:space="preserve">”</w:t>
-      </w:r>
-      <w:r>
-        <w:t xml:space="preserve">). This enables fine-grained retrieval that matches the semantic content of individual extracted relationships rather than entire document passages.</w:t>
-      </w:r>
-    </w:p>
-    <w:p>
-      <w:pPr>
-        <w:pStyle w:val="BodyText"/>
-      </w:pPr>
-      <w:r>
-        <w:t xml:space="preserve">BioMedLM (Bolton et al., 2024) and BioGPT (Luo et al., 2022) represent alternative approaches using domain-adapted language models pre-trained on biomedical text. While these models have strong biomedical language understanding, they remain susceptible to hallucination when generating answers outside their training distribution and cannot access literature published after their training cutoff. KGMiner’s evidence-grounded approach addresses this limitation by restricting answer generation to explicitly extracted and verified triples.</w:t>
-      </w:r>
-    </w:p>
-    <w:bookmarkEnd w:id="27"/>
-    <w:bookmarkStart w:id="28" w:name="research-gaps-and-limitations-of-btp1"/>
-    <w:p>
-      <w:pPr>
-        <w:pStyle w:val="Heading3"/>
-      </w:pPr>
-      <w:r>
-        <w:t xml:space="preserve">2.4 Research Gaps and Limitations of BTP1</w:t>
-      </w:r>
-    </w:p>
-    <w:p>
-      <w:pPr>
-        <w:pStyle w:val="FirstParagraph"/>
-      </w:pPr>
-      <w:r>
-        <w:t xml:space="preserve">Based on the BTP1 evaluation and the broader literature, four critical gaps remained unaddressed:</w:t>
+        <w:t xml:space="preserve">provides limited utility for experimental hypothesis generation.</w:t>
       </w:r>
     </w:p>
     <w:p>
@@ -1024,49 +1076,13 @@
           <w:bCs/>
           <w:b/>
         </w:rPr>
-        <w:t xml:space="preserve">1. Untyped entity associations.</w:t>
-      </w:r>
-      <w:r>
-        <w:t xml:space="preserve"> </w:t>
-      </w:r>
-      <w:r>
-        <w:t xml:space="preserve">Both NEKO and most LLM-based extraction systems produce entity pairs without typed predicates. The distinction between activation, inhibition, encoding, and production is fundamental to mechanistic biological reasoning. A knowledge graph that cannot differentiate</w:t>
-      </w:r>
-      <w:r>
-        <w:t xml:space="preserve"> </w:t>
-      </w:r>
-      <w:r>
-        <w:t xml:space="preserve">“</w:t>
-      </w:r>
-      <w:r>
-        <w:t xml:space="preserve">Gene A activates Pathway B</w:t>
-      </w:r>
-      <w:r>
-        <w:t xml:space="preserve">”</w:t>
-      </w:r>
-      <w:r>
-        <w:t xml:space="preserve"> </w:t>
-      </w:r>
-      <w:r>
-        <w:t xml:space="preserve">from</w:t>
-      </w:r>
-      <w:r>
-        <w:t xml:space="preserve"> </w:t>
-      </w:r>
-      <w:r>
-        <w:t xml:space="preserve">“</w:t>
-      </w:r>
-      <w:r>
-        <w:t xml:space="preserve">Gene A inhibits Pathway B</w:t>
-      </w:r>
-      <w:r>
-        <w:t xml:space="preserve">”</w:t>
-      </w:r>
-      <w:r>
-        <w:t xml:space="preserve"> </w:t>
-      </w:r>
-      <w:r>
-        <w:t xml:space="preserve">provides limited utility for experimental hypothesis generation.</w:t>
+        <w:t xml:space="preserve">2. Recall limitations of single-pass extraction.</w:t>
+      </w:r>
+      <w:r>
+        <w:t xml:space="preserve"> </w:t>
+      </w:r>
+      <w:r>
+        <w:t xml:space="preserve">Complex scientific abstracts describe multiple biological interactions at varying levels of detail. Single-pass LLM extraction consistently identifies prominent interactions but misses secondary or implied relationships. No prior system evaluated the quantitative recall gap introduced by single-pass processing.</w:t>
       </w:r>
     </w:p>
     <w:p>
@@ -1078,13 +1094,85 @@
           <w:bCs/>
           <w:b/>
         </w:rPr>
-        <w:t xml:space="preserve">2. Recall limitations of single-pass extraction.</w:t>
-      </w:r>
-      <w:r>
-        <w:t xml:space="preserve"> </w:t>
-      </w:r>
-      <w:r>
-        <w:t xml:space="preserve">Complex scientific abstracts describe multiple biological interactions at varying levels of detail. Single-pass LLM extraction consistently identifies prominent interactions but misses secondary or implied relationships. No prior system evaluated the quantitative recall gap introduced by single-pass processing.</w:t>
+        <w:t xml:space="preserve">3. Vocabulary inconsistency across papers.</w:t>
+      </w:r>
+      <w:r>
+        <w:t xml:space="preserve"> </w:t>
+      </w:r>
+      <w:r>
+        <w:t xml:space="preserve">The same biological relationship is described using diverse natural language terms:</w:t>
+      </w:r>
+      <w:r>
+        <w:t xml:space="preserve"> </w:t>
+      </w:r>
+      <w:r>
+        <w:t xml:space="preserve">“</w:t>
+      </w:r>
+      <w:r>
+        <w:t xml:space="preserve">activates,</w:t>
+      </w:r>
+      <w:r>
+        <w:t xml:space="preserve">”</w:t>
+      </w:r>
+      <w:r>
+        <w:t xml:space="preserve"> </w:t>
+      </w:r>
+      <w:r>
+        <w:t xml:space="preserve">“</w:t>
+      </w:r>
+      <w:r>
+        <w:t xml:space="preserve">upregulates,</w:t>
+      </w:r>
+      <w:r>
+        <w:t xml:space="preserve">”</w:t>
+      </w:r>
+      <w:r>
+        <w:t xml:space="preserve"> </w:t>
+      </w:r>
+      <w:r>
+        <w:t xml:space="preserve">“</w:t>
+      </w:r>
+      <w:r>
+        <w:t xml:space="preserve">induces,</w:t>
+      </w:r>
+      <w:r>
+        <w:t xml:space="preserve">”</w:t>
+      </w:r>
+      <w:r>
+        <w:t xml:space="preserve"> </w:t>
+      </w:r>
+      <w:r>
+        <w:t xml:space="preserve">“</w:t>
+      </w:r>
+      <w:r>
+        <w:t xml:space="preserve">stimulates,</w:t>
+      </w:r>
+      <w:r>
+        <w:t xml:space="preserve">”</w:t>
+      </w:r>
+      <w:r>
+        <w:t xml:space="preserve"> </w:t>
+      </w:r>
+      <w:r>
+        <w:t xml:space="preserve">and</w:t>
+      </w:r>
+      <w:r>
+        <w:t xml:space="preserve"> </w:t>
+      </w:r>
+      <w:r>
+        <w:t xml:space="preserve">“</w:t>
+      </w:r>
+      <w:r>
+        <w:t xml:space="preserve">promotes</w:t>
+      </w:r>
+      <w:r>
+        <w:t xml:space="preserve">”</w:t>
+      </w:r>
+      <w:r>
+        <w:t xml:space="preserve"> </w:t>
+      </w:r>
+      <w:r>
+        <w:t xml:space="preserve">are semantically equivalent but lexicographically distinct. Without a normalization layer, these terms create fragmented graph representations where semantically identical relationships appear as distinct edge types.</w:t>
       </w:r>
     </w:p>
     <w:p>
@@ -1096,13 +1184,41 @@
           <w:bCs/>
           <w:b/>
         </w:rPr>
-        <w:t xml:space="preserve">3. Vocabulary inconsistency across papers.</w:t>
-      </w:r>
-      <w:r>
-        <w:t xml:space="preserve"> </w:t>
-      </w:r>
-      <w:r>
-        <w:t xml:space="preserve">The same biological relationship is described using diverse natural language terms:</w:t>
+        <w:t xml:space="preserve">4. Anti-hallucination in knowledge synthesis.</w:t>
+      </w:r>
+      <w:r>
+        <w:t xml:space="preserve"> </w:t>
+      </w:r>
+      <w:r>
+        <w:t xml:space="preserve">Standard RAG systems instruct the LLM to answer from provided context but do not enforce fine-grained evidence tracing. When an LLM synthesizes an answer from 50 retrieved triples, it may blend extracted evidence with background knowledge from pretraining. A strict evidence-grounding protocol that traces each claim to specific triple identifiers and PMIDs provides stronger guarantees against ungrounded content.</w:t>
+      </w:r>
+    </w:p>
+    <w:bookmarkEnd w:id="26"/>
+    <w:bookmarkEnd w:id="27"/>
+    <w:bookmarkStart w:id="31" w:name="chapter-3-rationale-of-the-study"/>
+    <w:p>
+      <w:pPr>
+        <w:pStyle w:val="Heading2"/>
+      </w:pPr>
+      <w:r>
+        <w:t xml:space="preserve">CHAPTER 3: RATIONALE OF THE STUDY</w:t>
+      </w:r>
+    </w:p>
+    <w:bookmarkStart w:id="28" w:name="motivation"/>
+    <w:p>
+      <w:pPr>
+        <w:pStyle w:val="Heading3"/>
+      </w:pPr>
+      <w:r>
+        <w:t xml:space="preserve">3.1 Motivation</w:t>
+      </w:r>
+    </w:p>
+    <w:p>
+      <w:pPr>
+        <w:pStyle w:val="FirstParagraph"/>
+      </w:pPr>
+      <w:r>
+        <w:t xml:space="preserve">The limitations identified in BTP1 represent practical blockers for deploying the NEKO-based system in actual research workflows. A researcher studying beta-carotene production strategies cannot use a system that outputs</w:t>
       </w:r>
       <w:r>
         <w:t xml:space="preserve"> </w:t>
@@ -1111,7 +1227,7 @@
         <w:t xml:space="preserve">“</w:t>
       </w:r>
       <w:r>
-        <w:t xml:space="preserve">activates,</w:t>
+        <w:t xml:space="preserve">beta-carotene relates to Yarrowia lipolytica</w:t>
       </w:r>
       <w:r>
         <w:t xml:space="preserve">”</w:t>
@@ -1120,10 +1236,16 @@
         <w:t xml:space="preserve"> </w:t>
       </w:r>
       <w:r>
+        <w:t xml:space="preserve">– they need to know whether the relationship is</w:t>
+      </w:r>
+      <w:r>
+        <w:t xml:space="preserve"> </w:t>
+      </w:r>
+      <w:r>
         <w:t xml:space="preserve">“</w:t>
       </w:r>
       <w:r>
-        <w:t xml:space="preserve">upregulates,</w:t>
+        <w:t xml:space="preserve">Y. lipolytica produces beta-carotene at 142 mg/L</w:t>
       </w:r>
       <w:r>
         <w:t xml:space="preserve">”</w:t>
@@ -1132,10 +1254,16 @@
         <w:t xml:space="preserve"> </w:t>
       </w:r>
       <w:r>
+        <w:t xml:space="preserve">or</w:t>
+      </w:r>
+      <w:r>
+        <w:t xml:space="preserve"> </w:t>
+      </w:r>
+      <w:r>
         <w:t xml:space="preserve">“</w:t>
       </w:r>
       <w:r>
-        <w:t xml:space="preserve">induces,</w:t>
+        <w:t xml:space="preserve">Y. lipolytica is a host for the carotenoid pathway.</w:t>
       </w:r>
       <w:r>
         <w:t xml:space="preserve">”</w:t>
@@ -1144,37 +1272,41 @@
         <w:t xml:space="preserve"> </w:t>
       </w:r>
       <w:r>
-        <w:t xml:space="preserve">“</w:t>
-      </w:r>
-      <w:r>
-        <w:t xml:space="preserve">stimulates,</w:t>
-      </w:r>
-      <w:r>
-        <w:t xml:space="preserve">”</w:t>
-      </w:r>
-      <w:r>
-        <w:t xml:space="preserve"> </w:t>
-      </w:r>
-      <w:r>
-        <w:t xml:space="preserve">and</w:t>
-      </w:r>
-      <w:r>
-        <w:t xml:space="preserve"> </w:t>
-      </w:r>
-      <w:r>
-        <w:t xml:space="preserve">“</w:t>
-      </w:r>
-      <w:r>
-        <w:t xml:space="preserve">promotes</w:t>
-      </w:r>
-      <w:r>
-        <w:t xml:space="preserve">”</w:t>
-      </w:r>
-      <w:r>
-        <w:t xml:space="preserve"> </w:t>
-      </w:r>
-      <w:r>
-        <w:t xml:space="preserve">are semantically equivalent but lexicographically distinct. Without a normalization layer, these terms create fragmented graph representations where semantically identical relationships appear as distinct edge types.</w:t>
+        <w:t xml:space="preserve">This specificity is essential for prioritizing experimental targets.</w:t>
+      </w:r>
+    </w:p>
+    <w:p>
+      <w:pPr>
+        <w:pStyle w:val="BodyText"/>
+      </w:pPr>
+      <w:r>
+        <w:t xml:space="preserve">The single-pass recall limitation is equally critical. If the pipeline extracts only 37% of the relationships present in a set of abstracts (as demonstrated by the ablation study in this work: 316 single-pass vs. 855 multi-pass triples), the resulting knowledge graph provides an incomplete and potentially misleading picture of the scientific literature. Researchers making decisions based on this graph may miss established results that were not captured in the single extraction pass.</w:t>
+      </w:r>
+    </w:p>
+    <w:p>
+      <w:pPr>
+        <w:pStyle w:val="BodyText"/>
+      </w:pPr>
+      <w:r>
+        <w:t xml:space="preserve">The semantic query gap identified in BTP1’s Future Work section represents a fundamental usability barrier. A system that requires exact entity names for queries is only accessible to users who already know the contents of the knowledge graph – precisely the researchers least likely to benefit from automated literature mining. Natural language queries that can match semantic intent regardless of exact terminology would dramatically expand the system’s utility.</w:t>
+      </w:r>
+    </w:p>
+    <w:bookmarkEnd w:id="28"/>
+    <w:bookmarkStart w:id="29" w:name="significance"/>
+    <w:p>
+      <w:pPr>
+        <w:pStyle w:val="Heading3"/>
+      </w:pPr>
+      <w:r>
+        <w:t xml:space="preserve">3.2 Significance</w:t>
+      </w:r>
+    </w:p>
+    <w:p>
+      <w:pPr>
+        <w:pStyle w:val="FirstParagraph"/>
+      </w:pPr>
+      <w:r>
+        <w:t xml:space="preserve">The improvements implemented in KGMiner address these limitations systematically and are validated with quantitative evidence from real experimental data:</w:t>
       </w:r>
     </w:p>
     <w:p>
@@ -1186,41 +1318,13 @@
           <w:bCs/>
           <w:b/>
         </w:rPr>
-        <w:t xml:space="preserve">4. Anti-hallucination in knowledge synthesis.</w:t>
-      </w:r>
-      <w:r>
-        <w:t xml:space="preserve"> </w:t>
-      </w:r>
-      <w:r>
-        <w:t xml:space="preserve">Standard RAG systems instruct the LLM to answer from provided context but do not enforce fine-grained evidence tracing. When an LLM synthesizes an answer from 50 retrieved triples, it may blend extracted evidence with background knowledge from pretraining. A strict evidence-grounding protocol that traces each claim to specific triple identifiers and PMIDs provides stronger guarantees against ungrounded content.</w:t>
-      </w:r>
-    </w:p>
-    <w:bookmarkEnd w:id="28"/>
-    <w:bookmarkEnd w:id="29"/>
-    <w:bookmarkStart w:id="33" w:name="chapter-3-rationale-of-the-study"/>
-    <w:p>
-      <w:pPr>
-        <w:pStyle w:val="Heading2"/>
-      </w:pPr>
-      <w:r>
-        <w:t xml:space="preserve">CHAPTER 3: RATIONALE OF THE STUDY</w:t>
-      </w:r>
-    </w:p>
-    <w:bookmarkStart w:id="30" w:name="motivation"/>
-    <w:p>
-      <w:pPr>
-        <w:pStyle w:val="Heading3"/>
-      </w:pPr>
-      <w:r>
-        <w:t xml:space="preserve">3.1 Motivation</w:t>
-      </w:r>
-    </w:p>
-    <w:p>
-      <w:pPr>
-        <w:pStyle w:val="FirstParagraph"/>
-      </w:pPr>
-      <w:r>
-        <w:t xml:space="preserve">The limitations identified in BTP1 represent practical blockers for deploying the NEKO-based system in actual research workflows. A researcher studying beta-carotene production strategies cannot use a system that outputs</w:t>
+        <w:t xml:space="preserve">Ontology-constrained extraction</w:t>
+      </w:r>
+      <w:r>
+        <w:t xml:space="preserve"> </w:t>
+      </w:r>
+      <w:r>
+        <w:t xml:space="preserve">enables mechanistic reasoning. Researchers can now query</w:t>
       </w:r>
       <w:r>
         <w:t xml:space="preserve"> </w:t>
@@ -1229,7 +1333,7 @@
         <w:t xml:space="preserve">“</w:t>
       </w:r>
       <w:r>
-        <w:t xml:space="preserve">beta-carotene relates to Yarrowia lipolytica</w:t>
+        <w:t xml:space="preserve">which organisms produce beta-carotene</w:t>
       </w:r>
       <w:r>
         <w:t xml:space="preserve">”</w:t>
@@ -1238,7 +1342,22 @@
         <w:t xml:space="preserve"> </w:t>
       </w:r>
       <w:r>
-        <w:t xml:space="preserve">– they need to know whether the relationship is</w:t>
+        <w:t xml:space="preserve">(using the</w:t>
+      </w:r>
+      <w:r>
+        <w:t xml:space="preserve"> </w:t>
+      </w:r>
+      <w:r>
+        <w:rPr>
+          <w:rStyle w:val="VerbatimChar"/>
+        </w:rPr>
+        <w:t xml:space="preserve">produces</w:t>
+      </w:r>
+      <w:r>
+        <w:t xml:space="preserve"> </w:t>
+      </w:r>
+      <w:r>
+        <w:t xml:space="preserve">relation) separately from</w:t>
       </w:r>
       <w:r>
         <w:t xml:space="preserve"> </w:t>
@@ -1247,7 +1366,7 @@
         <w:t xml:space="preserve">“</w:t>
       </w:r>
       <w:r>
-        <w:t xml:space="preserve">Y. lipolytica produces beta-carotene at 142 mg/L</w:t>
+        <w:t xml:space="preserve">which strains have metric data</w:t>
       </w:r>
       <w:r>
         <w:t xml:space="preserve">”</w:t>
@@ -1256,59 +1375,34 @@
         <w:t xml:space="preserve"> </w:t>
       </w:r>
       <w:r>
-        <w:t xml:space="preserve">or</w:t>
-      </w:r>
-      <w:r>
-        <w:t xml:space="preserve"> </w:t>
-      </w:r>
-      <w:r>
-        <w:t xml:space="preserve">“</w:t>
-      </w:r>
-      <w:r>
-        <w:t xml:space="preserve">Y. lipolytica is a host for the carotenoid pathway.</w:t>
-      </w:r>
-      <w:r>
-        <w:t xml:space="preserve">”</w:t>
-      </w:r>
-      <w:r>
-        <w:t xml:space="preserve"> </w:t>
-      </w:r>
-      <w:r>
-        <w:t xml:space="preserve">This specificity is essential for prioritizing experimental targets.</w:t>
-      </w:r>
-    </w:p>
-    <w:p>
-      <w:pPr>
-        <w:pStyle w:val="BodyText"/>
-      </w:pPr>
-      <w:r>
-        <w:t xml:space="preserve">The single-pass recall limitation is equally critical. If the pipeline extracts only 37% of the relationships present in a set of abstracts (as demonstrated by the ablation study in this work: 316 single-pass vs. 855 multi-pass triples), the resulting knowledge graph provides an incomplete and potentially misleading picture of the scientific literature. Researchers making decisions based on this graph may miss established results that were not captured in the single extraction pass.</w:t>
-      </w:r>
-    </w:p>
-    <w:p>
-      <w:pPr>
-        <w:pStyle w:val="BodyText"/>
-      </w:pPr>
-      <w:r>
-        <w:t xml:space="preserve">The semantic query gap identified in BTP1’s Future Work section represents a fundamental usability barrier. A system that requires exact entity names for queries is only accessible to users who already know the contents of the knowledge graph – precisely the researchers least likely to benefit from automated literature mining. Natural language queries that can match semantic intent regardless of exact terminology would dramatically expand the system’s utility.</w:t>
-      </w:r>
-    </w:p>
-    <w:bookmarkEnd w:id="30"/>
-    <w:bookmarkStart w:id="31" w:name="significance"/>
-    <w:p>
-      <w:pPr>
-        <w:pStyle w:val="Heading3"/>
-      </w:pPr>
-      <w:r>
-        <w:t xml:space="preserve">3.2 Significance</w:t>
-      </w:r>
-    </w:p>
-    <w:p>
-      <w:pPr>
-        <w:pStyle w:val="FirstParagraph"/>
-      </w:pPr>
-      <w:r>
-        <w:t xml:space="preserve">The improvements implemented in KGMiner address these limitations systematically and are validated with quantitative evidence from real experimental data:</w:t>
+        <w:t xml:space="preserve">(using</w:t>
+      </w:r>
+      <w:r>
+        <w:t xml:space="preserve"> </w:t>
+      </w:r>
+      <w:r>
+        <w:rPr>
+          <w:rStyle w:val="VerbatimChar"/>
+        </w:rPr>
+        <w:t xml:space="preserve">has_metric</w:t>
+      </w:r>
+      <w:r>
+        <w:t xml:space="preserve">). The separation of quantitative measurements into dedicated metric triples enables cross-study performance benchmarking – a researcher can extract all</w:t>
+      </w:r>
+      <w:r>
+        <w:t xml:space="preserve"> </w:t>
+      </w:r>
+      <w:r>
+        <w:rPr>
+          <w:rStyle w:val="VerbatimChar"/>
+        </w:rPr>
+        <w:t xml:space="preserve">has_metric</w:t>
+      </w:r>
+      <w:r>
+        <w:t xml:space="preserve"> </w:t>
+      </w:r>
+      <w:r>
+        <w:t xml:space="preserve">triples in the graph and immediately see reported yield values across all 226 papers, sorted by magnitude.</w:t>
       </w:r>
     </w:p>
     <w:p>
@@ -1320,91 +1414,13 @@
           <w:bCs/>
           <w:b/>
         </w:rPr>
-        <w:t xml:space="preserve">Ontology-constrained extraction</w:t>
-      </w:r>
-      <w:r>
-        <w:t xml:space="preserve"> </w:t>
-      </w:r>
-      <w:r>
-        <w:t xml:space="preserve">enables mechanistic reasoning. Researchers can now query</w:t>
-      </w:r>
-      <w:r>
-        <w:t xml:space="preserve"> </w:t>
-      </w:r>
-      <w:r>
-        <w:t xml:space="preserve">“</w:t>
-      </w:r>
-      <w:r>
-        <w:t xml:space="preserve">which organisms produce beta-carotene</w:t>
-      </w:r>
-      <w:r>
-        <w:t xml:space="preserve">”</w:t>
-      </w:r>
-      <w:r>
-        <w:t xml:space="preserve"> </w:t>
-      </w:r>
-      <w:r>
-        <w:t xml:space="preserve">(using the</w:t>
-      </w:r>
-      <w:r>
-        <w:t xml:space="preserve"> </w:t>
-      </w:r>
-      <w:r>
-        <w:rPr>
-          <w:rStyle w:val="VerbatimChar"/>
-        </w:rPr>
-        <w:t xml:space="preserve">produces</w:t>
-      </w:r>
-      <w:r>
-        <w:t xml:space="preserve"> </w:t>
-      </w:r>
-      <w:r>
-        <w:t xml:space="preserve">relation) separately from</w:t>
-      </w:r>
-      <w:r>
-        <w:t xml:space="preserve"> </w:t>
-      </w:r>
-      <w:r>
-        <w:t xml:space="preserve">“</w:t>
-      </w:r>
-      <w:r>
-        <w:t xml:space="preserve">which strains have metric data</w:t>
-      </w:r>
-      <w:r>
-        <w:t xml:space="preserve">”</w:t>
-      </w:r>
-      <w:r>
-        <w:t xml:space="preserve"> </w:t>
-      </w:r>
-      <w:r>
-        <w:t xml:space="preserve">(using</w:t>
-      </w:r>
-      <w:r>
-        <w:t xml:space="preserve"> </w:t>
-      </w:r>
-      <w:r>
-        <w:rPr>
-          <w:rStyle w:val="VerbatimChar"/>
-        </w:rPr>
-        <w:t xml:space="preserve">has_metric</w:t>
-      </w:r>
-      <w:r>
-        <w:t xml:space="preserve">). The separation of quantitative measurements into dedicated metric triples enables cross-study performance benchmarking – a researcher can extract all</w:t>
-      </w:r>
-      <w:r>
-        <w:t xml:space="preserve"> </w:t>
-      </w:r>
-      <w:r>
-        <w:rPr>
-          <w:rStyle w:val="VerbatimChar"/>
-        </w:rPr>
-        <w:t xml:space="preserve">has_metric</w:t>
-      </w:r>
-      <w:r>
-        <w:t xml:space="preserve"> </w:t>
-      </w:r>
-      <w:r>
-        <w:t xml:space="preserve">triples in the graph and immediately see reported yield values across all 226 papers, sorted by magnitude.</w:t>
+        <w:t xml:space="preserve">Multi-pass extraction</w:t>
+      </w:r>
+      <w:r>
+        <w:t xml:space="preserve"> </w:t>
+      </w:r>
+      <w:r>
+        <w:t xml:space="preserve">recovers 170.6% more triples than single-pass processing. This difference directly translates to a more complete knowledge graph. Papers that contain important secondary results (novel enzyme variants described after the main finding, culture condition optimizations mentioned in the methods) are now captured rather than lost.</w:t>
       </w:r>
     </w:p>
     <w:p>
@@ -1416,13 +1432,31 @@
           <w:bCs/>
           <w:b/>
         </w:rPr>
-        <w:t xml:space="preserve">Multi-pass extraction</w:t>
-      </w:r>
-      <w:r>
-        <w:t xml:space="preserve"> </w:t>
-      </w:r>
-      <w:r>
-        <w:t xml:space="preserve">recovers 170.6% more triples than single-pass processing. This difference directly translates to a more complete knowledge graph. Papers that contain important secondary results (novel enzyme variants described after the main finding, culture condition optimizations mentioned in the methods) are now captured rather than lost.</w:t>
+        <w:t xml:space="preserve">Semantic Graph-RAG</w:t>
+      </w:r>
+      <w:r>
+        <w:t xml:space="preserve"> </w:t>
+      </w:r>
+      <w:r>
+        <w:t xml:space="preserve">democratizes access to the knowledge graph. A biologist unfamiliar with the exact entity names in the graph can query</w:t>
+      </w:r>
+      <w:r>
+        <w:t xml:space="preserve"> </w:t>
+      </w:r>
+      <w:r>
+        <w:t xml:space="preserve">“</w:t>
+      </w:r>
+      <w:r>
+        <w:t xml:space="preserve">how can we increase beta-carotene production?</w:t>
+      </w:r>
+      <w:r>
+        <w:t xml:space="preserve">”</w:t>
+      </w:r>
+      <w:r>
+        <w:t xml:space="preserve"> </w:t>
+      </w:r>
+      <w:r>
+        <w:t xml:space="preserve">in natural language and receive a structured, citation-backed answer with specific quantitative benchmarks. The system bridges the gap between raw knowledge graph data and actionable research insights.</w:t>
       </w:r>
     </w:p>
     <w:p>
@@ -1434,42 +1468,6 @@
           <w:bCs/>
           <w:b/>
         </w:rPr>
-        <w:t xml:space="preserve">Semantic Graph-RAG</w:t>
-      </w:r>
-      <w:r>
-        <w:t xml:space="preserve"> </w:t>
-      </w:r>
-      <w:r>
-        <w:t xml:space="preserve">democratizes access to the knowledge graph. A biologist unfamiliar with the exact entity names in the graph can query</w:t>
-      </w:r>
-      <w:r>
-        <w:t xml:space="preserve"> </w:t>
-      </w:r>
-      <w:r>
-        <w:t xml:space="preserve">“</w:t>
-      </w:r>
-      <w:r>
-        <w:t xml:space="preserve">how can we increase beta-carotene production?</w:t>
-      </w:r>
-      <w:r>
-        <w:t xml:space="preserve">”</w:t>
-      </w:r>
-      <w:r>
-        <w:t xml:space="preserve"> </w:t>
-      </w:r>
-      <w:r>
-        <w:t xml:space="preserve">in natural language and receive a structured, citation-backed answer with specific quantitative benchmarks. The system bridges the gap between raw knowledge graph data and actionable research insights.</w:t>
-      </w:r>
-    </w:p>
-    <w:p>
-      <w:pPr>
-        <w:pStyle w:val="BodyText"/>
-      </w:pPr>
-      <w:r>
-        <w:rPr>
-          <w:bCs/>
-          <w:b/>
-        </w:rPr>
         <w:t xml:space="preserve">Anti-hallucination protocols</w:t>
       </w:r>
       <w:r>
@@ -1479,27 +1477,27 @@
         <w:t xml:space="preserve">provide audit-ready outputs. In research settings where published results must be traceable to primary sources, every claim in KGMiner’s answers includes a PMID citation pointing to the specific paper from which the supporting triple was extracted. This transforms the system from an AI summarizer into a verified literature synthesis tool.</w:t>
       </w:r>
     </w:p>
+    <w:bookmarkEnd w:id="29"/>
+    <w:bookmarkStart w:id="30" w:name="domain-selection"/>
+    <w:p>
+      <w:pPr>
+        <w:pStyle w:val="Heading3"/>
+      </w:pPr>
+      <w:r>
+        <w:t xml:space="preserve">3.3 Domain Selection</w:t>
+      </w:r>
+    </w:p>
+    <w:p>
+      <w:pPr>
+        <w:pStyle w:val="FirstParagraph"/>
+      </w:pPr>
+      <w:r>
+        <w:t xml:space="preserve">BTP2 evaluates KGMiner on the domain of beta-carotene biosynthesis in microorganisms. This domain was selected for several reasons. First, it represents a high-priority metabolic engineering goal with substantial published literature (thousands of PubMed articles). Second, the carotenoid biosynthesis pathway is well-characterized, providing a verifiable ground truth for assessing extraction accuracy. Third, the domain involves multiple host organisms (Yarrowia lipolytica, Escherichia coli, Mucor wosnessenskii, Rhodotorula toruloides), multiple enzymatic targets (crtYB, crtI, HMG1, lycopene cyclase), and quantitative performance benchmarks (titer in mg/L, yield improvement factors), making it an ideal test case for evaluating typed relation extraction and metric capture.</w:t>
+      </w:r>
+    </w:p>
+    <w:bookmarkEnd w:id="30"/>
     <w:bookmarkEnd w:id="31"/>
-    <w:bookmarkStart w:id="32" w:name="domain-selection"/>
-    <w:p>
-      <w:pPr>
-        <w:pStyle w:val="Heading3"/>
-      </w:pPr>
-      <w:r>
-        <w:t xml:space="preserve">3.3 Domain Selection</w:t>
-      </w:r>
-    </w:p>
-    <w:p>
-      <w:pPr>
-        <w:pStyle w:val="FirstParagraph"/>
-      </w:pPr>
-      <w:r>
-        <w:t xml:space="preserve">BTP2 evaluates KGMiner on the domain of beta-carotene biosynthesis in microorganisms. This domain was selected for several reasons. First, it represents a high-priority metabolic engineering goal with substantial published literature (thousands of PubMed articles). Second, the carotenoid biosynthesis pathway is well-characterized, providing a verifiable ground truth for assessing extraction accuracy. Third, the domain involves multiple host organisms (Yarrowia lipolytica, Escherichia coli, Mucor wosnessenskii, Rhodotorula toruloides), multiple enzymatic targets (crtYB, crtI, HMG1, lycopene cyclase), and quantitative performance benchmarks (titer in mg/L, yield improvement factors), making it an ideal test case for evaluating typed relation extraction and metric capture.</w:t>
-      </w:r>
-    </w:p>
-    <w:bookmarkEnd w:id="32"/>
-    <w:bookmarkEnd w:id="33"/>
-    <w:bookmarkStart w:id="34" w:name="chapter-4-objectives"/>
+    <w:bookmarkStart w:id="32" w:name="chapter-4-objectives"/>
     <w:p>
       <w:pPr>
         <w:pStyle w:val="Heading2"/>
@@ -1642,8 +1640,8 @@
         <w:t xml:space="preserve">supporting 13 models across two cloud providers (Groq and Cerebras) with automatic failover, rate limit management, and cooldown tracking to ensure reliable processing without dedicated GPU infrastructure.</w:t>
       </w:r>
     </w:p>
-    <w:bookmarkEnd w:id="34"/>
-    <w:bookmarkStart w:id="49" w:name="chapter-5-methodology"/>
+    <w:bookmarkEnd w:id="32"/>
+    <w:bookmarkStart w:id="47" w:name="chapter-5-methodology"/>
     <w:p>
       <w:pPr>
         <w:pStyle w:val="Heading2"/>
@@ -1652,7 +1650,7 @@
         <w:t xml:space="preserve">CHAPTER 5: METHODOLOGY</w:t>
       </w:r>
     </w:p>
-    <w:bookmarkStart w:id="38" w:name="system-architecture-and-overview"/>
+    <w:bookmarkStart w:id="36" w:name="system-architecture-and-overview"/>
     <w:p>
       <w:pPr>
         <w:pStyle w:val="Heading3"/>
@@ -1678,18 +1676,18 @@
           <wp:inline>
             <wp:extent cx="5334000" cy="1905000"/>
             <wp:effectExtent b="0" l="0" r="0" t="0"/>
-            <wp:docPr descr="KGMiner Pipeline" title="" id="36" name="Picture"/>
+            <wp:docPr descr="KGMiner Pipeline" title="" id="34" name="Picture"/>
             <a:graphic>
               <a:graphicData uri="http://schemas.openxmlformats.org/drawingml/2006/picture">
                 <pic:pic>
                   <pic:nvPicPr>
-                    <pic:cNvPr descr="figures/fig1_pipeline_comparison.png" id="37" name="Picture"/>
+                    <pic:cNvPr descr="figures/fig1_pipeline_comparison.png" id="35" name="Picture"/>
                     <pic:cNvPicPr>
                       <a:picLocks noChangeArrowheads="1" noChangeAspect="1"/>
                     </pic:cNvPicPr>
                   </pic:nvPicPr>
                   <pic:blipFill>
-                    <a:blip r:embed="rId35"/>
+                    <a:blip r:embed="rId33"/>
                     <a:stretch>
                       <a:fillRect/>
                     </a:stretch>
@@ -1744,8 +1742,8 @@
         <w:t xml:space="preserve">The system uses a multi-provider LLM backend that manages 13 models across two cloud providers: Groq (9 models including llama-3.3-70b-versatile, llama-3.1-70b-versatile, mixtral-8x7b-32768, and gemma2-9b-it) and Cerebras (4 models including qwen-3-235b-a22b-instruct-2507 and gpt-oss-120b). Model selection uses a priority ordering with automatic failover: if a model is rate-limited or returns an error, the system advances to the next available model. Cooldown tracking (30 seconds for rate limit errors, 15 seconds for API errors) and a permanent blacklist for persistent errors ensure reliable processing across large article batches.</w:t>
       </w:r>
     </w:p>
-    <w:bookmarkEnd w:id="38"/>
-    <w:bookmarkStart w:id="39" w:name="automated-query-generation"/>
+    <w:bookmarkEnd w:id="36"/>
+    <w:bookmarkStart w:id="37" w:name="automated-query-generation"/>
     <w:p>
       <w:pPr>
         <w:pStyle w:val="Heading3"/>
@@ -1912,8 +1910,8 @@
         <w:t xml:space="preserve">This automated query generation resolves a key usability limitation of BTP1: users no longer need domain expertise in PubMed query syntax. A biological researcher can input a research goal in plain language, and the system generates optimized queries that maximize recall across the relevant literature.</w:t>
       </w:r>
     </w:p>
-    <w:bookmarkEnd w:id="39"/>
-    <w:bookmarkStart w:id="40" w:name="X5d78d417be21d8f55485eb036d68d19cbea88d1"/>
+    <w:bookmarkEnd w:id="37"/>
+    <w:bookmarkStart w:id="38" w:name="X5d78d417be21d8f55485eb036d68d19cbea88d1"/>
     <w:p>
       <w:pPr>
         <w:pStyle w:val="Heading3"/>
@@ -1946,8 +1944,8 @@
         <w:t xml:space="preserve">For the beta-carotene case study, this pipeline retrieved 228 unique PMIDs, found 227 with valid abstracts, and retained 226 after relevance pre-filtering. The one filtered article was retrieved by the broad query but contained none of the goal-derived keywords in its abstract.</w:t>
       </w:r>
     </w:p>
-    <w:bookmarkEnd w:id="40"/>
-    <w:bookmarkStart w:id="41" w:name="ontology-constrained-triple-extraction"/>
+    <w:bookmarkEnd w:id="38"/>
+    <w:bookmarkStart w:id="39" w:name="ontology-constrained-triple-extraction"/>
     <w:p>
       <w:pPr>
         <w:pStyle w:val="Heading3"/>
@@ -2656,8 +2654,8 @@
         <w:t xml:space="preserve">The extraction prompt also includes explicit examples of correct triple format and common error patterns to avoid, following prompt engineering best practices from BTP1’s Role-Based System Instructions approach. The model temperature is set to 0.0 for deterministic extraction, consistent with the BTP1 temperature setting that minimized hallucination in biological entity extraction.</w:t>
       </w:r>
     </w:p>
-    <w:bookmarkEnd w:id="41"/>
-    <w:bookmarkStart w:id="42" w:name="Xdaa7083c70b52ba458c7f959d7a42aadcbc7df7"/>
+    <w:bookmarkEnd w:id="39"/>
+    <w:bookmarkStart w:id="40" w:name="Xdaa7083c70b52ba458c7f959d7a42aadcbc7df7"/>
     <w:p>
       <w:pPr>
         <w:pStyle w:val="Heading3"/>
@@ -2782,8 +2780,8 @@
         <w:t xml:space="preserve">This multi-pass design was motivated by known LLM attention behavior: models focus on prominent information in the initial pass and tend to overlook secondary details. By explicitly informing the model of what was found in prior passes, subsequent passes can target unexplored aspects of the text. The ablation study in Section 6.4 quantifies the recall gain from this approach.</w:t>
       </w:r>
     </w:p>
-    <w:bookmarkEnd w:id="42"/>
-    <w:bookmarkStart w:id="46" w:name="post-extraction-normalization"/>
+    <w:bookmarkEnd w:id="40"/>
+    <w:bookmarkStart w:id="44" w:name="post-extraction-normalization"/>
     <w:p>
       <w:pPr>
         <w:pStyle w:val="Heading3"/>
@@ -3220,18 +3218,18 @@
           <wp:inline>
             <wp:extent cx="5334000" cy="1739054"/>
             <wp:effectExtent b="0" l="0" r="0" t="0"/>
-            <wp:docPr descr="Entity Normalization" title="" id="44" name="Picture"/>
+            <wp:docPr descr="Entity Normalization" title="" id="42" name="Picture"/>
             <a:graphic>
               <a:graphicData uri="http://schemas.openxmlformats.org/drawingml/2006/picture">
                 <pic:pic>
                   <pic:nvPicPr>
-                    <pic:cNvPr descr="figures/fig7_entity_normalization.png" id="45" name="Picture"/>
+                    <pic:cNvPr descr="figures/fig7_entity_normalization.png" id="43" name="Picture"/>
                     <pic:cNvPicPr>
                       <a:picLocks noChangeArrowheads="1" noChangeAspect="1"/>
                     </pic:cNvPicPr>
                   </pic:nvPicPr>
                   <pic:blipFill>
-                    <a:blip r:embed="rId43"/>
+                    <a:blip r:embed="rId41"/>
                     <a:stretch>
                       <a:fillRect/>
                     </a:stretch>
@@ -3278,8 +3276,8 @@
         <w:t xml:space="preserve">Figure 2: Entity normalization before and after. Raw extraction produces multiple surface forms for the same biological entity. After embedding-based clustering and transitive chain resolution, all references map to a single canonical entity name.</w:t>
       </w:r>
     </w:p>
-    <w:bookmarkEnd w:id="46"/>
-    <w:bookmarkStart w:id="47" w:name="knowledge-graph-construction"/>
+    <w:bookmarkEnd w:id="44"/>
+    <w:bookmarkStart w:id="45" w:name="knowledge-graph-construction"/>
     <w:p>
       <w:pPr>
         <w:pStyle w:val="Heading3"/>
@@ -3386,8 +3384,8 @@
         <w:t xml:space="preserve">The resulting knowledge graph from the beta-carotene case study contains 2,996 unique normalized entity nodes and 4,722 typed directed edges spanning 13 relation types. The graph stores the complete provenance chain from each triple back to its source PMID.</w:t>
       </w:r>
     </w:p>
-    <w:bookmarkEnd w:id="47"/>
-    <w:bookmarkStart w:id="48" w:name="Xab99404c286118da50fa813236bbe20dfcb8e1b"/>
+    <w:bookmarkEnd w:id="45"/>
+    <w:bookmarkStart w:id="46" w:name="Xab99404c286118da50fa813236bbe20dfcb8e1b"/>
     <w:p>
       <w:pPr>
         <w:pStyle w:val="Heading3"/>
@@ -3550,9 +3548,9 @@
         <w:t xml:space="preserve">This protocol transforms the system from an LLM that uses retrieved triples as hints into a structured evidence synthesizer that cannot make claims unsupported by extracted evidence.</w:t>
       </w:r>
     </w:p>
-    <w:bookmarkEnd w:id="48"/>
-    <w:bookmarkEnd w:id="49"/>
-    <w:bookmarkStart w:id="75" w:name="chapter-6-results-and-discussion"/>
+    <w:bookmarkEnd w:id="46"/>
+    <w:bookmarkEnd w:id="47"/>
+    <w:bookmarkStart w:id="73" w:name="chapter-6-results-and-discussion"/>
     <w:p>
       <w:pPr>
         <w:pStyle w:val="Heading2"/>
@@ -3561,7 +3559,7 @@
         <w:t xml:space="preserve">CHAPTER 6: RESULTS AND DISCUSSION</w:t>
       </w:r>
     </w:p>
-    <w:bookmarkStart w:id="53" w:name="quantitative-analysis-of-extraction"/>
+    <w:bookmarkStart w:id="51" w:name="quantitative-analysis-of-extraction"/>
     <w:p>
       <w:pPr>
         <w:pStyle w:val="Heading3"/>
@@ -3980,18 +3978,18 @@
           <wp:inline>
             <wp:extent cx="5334000" cy="1841371"/>
             <wp:effectExtent b="0" l="0" r="0" t="0"/>
-            <wp:docPr descr="Extraction Results" title="" id="51" name="Picture"/>
+            <wp:docPr descr="Extraction Results" title="" id="49" name="Picture"/>
             <a:graphic>
               <a:graphicData uri="http://schemas.openxmlformats.org/drawingml/2006/picture">
                 <pic:pic>
                   <pic:nvPicPr>
-                    <pic:cNvPr descr="figures/fig2_results_summary.png" id="52" name="Picture"/>
+                    <pic:cNvPr descr="figures/fig2_results_summary.png" id="50" name="Picture"/>
                     <pic:cNvPicPr>
                       <a:picLocks noChangeArrowheads="1" noChangeAspect="1"/>
                     </pic:cNvPicPr>
                   </pic:nvPicPr>
                   <pic:blipFill>
-                    <a:blip r:embed="rId50"/>
+                    <a:blip r:embed="rId48"/>
                     <a:stretch>
                       <a:fillRect/>
                     </a:stretch>
@@ -4377,8 +4375,8 @@
         <w:t xml:space="preserve">The structured metric triples (has_metric, 598 triples, 12.7%) represent a unique capability relative to BTP1: every reported yield, titer, fold-improvement, or percentage change is stored as a structured data point rather than embedded in entity names. These metric triples can be retrieved and sorted to produce a ranked list of performance benchmarks across all 226 papers.</w:t>
       </w:r>
     </w:p>
-    <w:bookmarkEnd w:id="53"/>
-    <w:bookmarkStart w:id="57" w:name="X5c569f397ba2627a0507be22a777101204a5153"/>
+    <w:bookmarkEnd w:id="51"/>
+    <w:bookmarkStart w:id="55" w:name="X5c569f397ba2627a0507be22a777101204a5153"/>
     <w:p>
       <w:pPr>
         <w:pStyle w:val="Heading3"/>
@@ -4396,18 +4394,18 @@
           <wp:inline>
             <wp:extent cx="5334000" cy="2211728"/>
             <wp:effectExtent b="0" l="0" r="0" t="0"/>
-            <wp:docPr descr="Graph Structure" title="" id="55" name="Picture"/>
+            <wp:docPr descr="Graph Structure" title="" id="53" name="Picture"/>
             <a:graphic>
               <a:graphicData uri="http://schemas.openxmlformats.org/drawingml/2006/picture">
                 <pic:pic>
                   <pic:nvPicPr>
-                    <pic:cNvPr descr="figures/fig3_graph_structure.png" id="56" name="Picture"/>
+                    <pic:cNvPr descr="figures/fig3_graph_structure.png" id="54" name="Picture"/>
                     <pic:cNvPicPr>
                       <a:picLocks noChangeArrowheads="1" noChangeAspect="1"/>
                     </pic:cNvPicPr>
                   </pic:nvPicPr>
                   <pic:blipFill>
-                    <a:blip r:embed="rId54"/>
+                    <a:blip r:embed="rId52"/>
                     <a:stretch>
                       <a:fillRect/>
                     </a:stretch>
@@ -4945,8 +4943,8 @@
         <w:t xml:space="preserve">The 103 productive articles (45.6% of processed abstracts) generating all 4,722 triples, with an average of 45.0 triples per productive article, reflects the heterogeneity of search results. The 228 PMIDs retrieved by the three queries included papers in the carotenoid field broadly but with varying specificity to beta-carotene production. Abstract-level processing is inherently limited by the information density of the abstract text itself.</w:t>
       </w:r>
     </w:p>
-    <w:bookmarkEnd w:id="57"/>
-    <w:bookmarkStart w:id="61" w:name="stability-score-analysis"/>
+    <w:bookmarkEnd w:id="55"/>
+    <w:bookmarkStart w:id="59" w:name="stability-score-analysis"/>
     <w:p>
       <w:pPr>
         <w:pStyle w:val="Heading3"/>
@@ -4964,18 +4962,18 @@
           <wp:inline>
             <wp:extent cx="5334000" cy="3298449"/>
             <wp:effectExtent b="0" l="0" r="0" t="0"/>
-            <wp:docPr descr="Stability Distribution" title="" id="59" name="Picture"/>
+            <wp:docPr descr="Stability Distribution" title="" id="57" name="Picture"/>
             <a:graphic>
               <a:graphicData uri="http://schemas.openxmlformats.org/drawingml/2006/picture">
                 <pic:pic>
                   <pic:nvPicPr>
-                    <pic:cNvPr descr="figures/fig5_stability_histogram.png" id="60" name="Picture"/>
+                    <pic:cNvPr descr="figures/fig5_stability_histogram.png" id="58" name="Picture"/>
                     <pic:cNvPicPr>
                       <a:picLocks noChangeArrowheads="1" noChangeAspect="1"/>
                     </pic:cNvPicPr>
                   </pic:nvPicPr>
                   <pic:blipFill>
-                    <a:blip r:embed="rId58"/>
+                    <a:blip r:embed="rId56"/>
                     <a:stretch>
                       <a:fillRect/>
                     </a:stretch>
@@ -5074,8 +5072,8 @@
         <w:t xml:space="preserve">This bimodal distribution suggests the stability score functions primarily as a relevance classifier rather than a precision metric: articles scoring 1.0 are reliably non-productive and could be filtered from future processing. The 8 articles with intermediate stability scores (0 &lt; stability &lt; 1.0) represent cases where extraction and validation identified some overlapping relationships alongside unique contributions from each pass.</w:t>
       </w:r>
     </w:p>
-    <w:bookmarkEnd w:id="61"/>
-    <w:bookmarkStart w:id="65" w:name="multi-pass-ablation-study"/>
+    <w:bookmarkEnd w:id="59"/>
+    <w:bookmarkStart w:id="63" w:name="multi-pass-ablation-study"/>
     <w:p>
       <w:pPr>
         <w:pStyle w:val="Heading3"/>
@@ -5101,18 +5099,18 @@
           <wp:inline>
             <wp:extent cx="5334000" cy="2278790"/>
             <wp:effectExtent b="0" l="0" r="0" t="0"/>
-            <wp:docPr descr="Ablation Results" title="" id="63" name="Picture"/>
+            <wp:docPr descr="Ablation Results" title="" id="61" name="Picture"/>
             <a:graphic>
               <a:graphicData uri="http://schemas.openxmlformats.org/drawingml/2006/picture">
                 <pic:pic>
                   <pic:nvPicPr>
-                    <pic:cNvPr descr="figures/fig10_ablation_results.png" id="64" name="Picture"/>
+                    <pic:cNvPr descr="figures/fig10_ablation_results.png" id="62" name="Picture"/>
                     <pic:cNvPicPr>
                       <a:picLocks noChangeArrowheads="1" noChangeAspect="1"/>
                     </pic:cNvPicPr>
                   </pic:nvPicPr>
                   <pic:blipFill>
-                    <a:blip r:embed="rId62"/>
+                    <a:blip r:embed="rId60"/>
                     <a:stretch>
                       <a:fillRect/>
                     </a:stretch>
@@ -5539,8 +5537,8 @@
         <w:t xml:space="preserve">The total multi-pass yield of 855 triples from 15 articles represents 2.7x the single-pass yield, indicating that the multi-pass investment (approximately 4x the LLM API calls) produces a disproportionate information gain. For literature mining applications where completeness is critical, this tradeoff strongly favors multi-pass processing.</w:t>
       </w:r>
     </w:p>
-    <w:bookmarkEnd w:id="65"/>
-    <w:bookmarkStart w:id="69" w:name="X5e243267210ebe5744a4a8021dc6b69594c70cf"/>
+    <w:bookmarkEnd w:id="63"/>
+    <w:bookmarkStart w:id="67" w:name="X5e243267210ebe5744a4a8021dc6b69594c70cf"/>
     <w:p>
       <w:pPr>
         <w:pStyle w:val="Heading3"/>
@@ -7254,18 +7252,18 @@
           <wp:inline>
             <wp:extent cx="5334000" cy="2188422"/>
             <wp:effectExtent b="0" l="0" r="0" t="0"/>
-            <wp:docPr descr="Query Capabilities" title="" id="67" name="Picture"/>
+            <wp:docPr descr="Query Capabilities" title="" id="65" name="Picture"/>
             <a:graphic>
               <a:graphicData uri="http://schemas.openxmlformats.org/drawingml/2006/picture">
                 <pic:pic>
                   <pic:nvPicPr>
-                    <pic:cNvPr descr="figures/fig6_query_capabilities.png" id="68" name="Picture"/>
+                    <pic:cNvPr descr="figures/fig6_query_capabilities.png" id="66" name="Picture"/>
                     <pic:cNvPicPr>
                       <a:picLocks noChangeArrowheads="1" noChangeAspect="1"/>
                     </pic:cNvPicPr>
                   </pic:nvPicPr>
                   <pic:blipFill>
-                    <a:blip r:embed="rId66"/>
+                    <a:blip r:embed="rId64"/>
                     <a:stretch>
                       <a:fillRect/>
                     </a:stretch>
@@ -7312,8 +7310,8 @@
         <w:t xml:space="preserve">Figure 7: KGMiner query answering capabilities showing typed relation extraction, structured metric capture, PMID citation tracing, and anti-hallucination protocol features.</w:t>
       </w:r>
     </w:p>
-    <w:bookmarkEnd w:id="69"/>
-    <w:bookmarkStart w:id="70" w:name="Xf7b24a268220a503b76ac44a53c8f7de70210d6"/>
+    <w:bookmarkEnd w:id="67"/>
+    <w:bookmarkStart w:id="68" w:name="Xf7b24a268220a503b76ac44a53c8f7de70210d6"/>
     <w:p>
       <w:pPr>
         <w:pStyle w:val="Heading3"/>
@@ -8274,8 +8272,8 @@
         <w:t xml:space="preserve">The BTP1 system demonstrated that LLM-based knowledge graph construction from PubMed is feasible. BTP2 addresses every structural limitation identified in BTP1: relationship types are now explicitly captured; multi-pass extraction recovers the majority of relationships that single-pass misses; semantic queries enable natural language access; and evidence-grounding prevents hallucination in answer synthesis.</w:t>
       </w:r>
     </w:p>
-    <w:bookmarkEnd w:id="70"/>
-    <w:bookmarkStart w:id="74" w:name="Xf46a5663bf4dddceb76f1eecced9849d7282fbf"/>
+    <w:bookmarkEnd w:id="68"/>
+    <w:bookmarkStart w:id="72" w:name="Xf46a5663bf4dddceb76f1eecced9849d7282fbf"/>
     <w:p>
       <w:pPr>
         <w:pStyle w:val="Heading3"/>
@@ -8289,7 +8287,7 @@
         <w:pStyle w:val="FirstParagraph"/>
       </w:pPr>
       <w:r>
-        <w:t xml:space="preserve">To concretely illustrate the difference in output quality, we present the system responses to a comparable natural language query run against the beta-carotene biosynthesis domain. The BTP1-style output below reflects the keyword-based graph traversal and unstructured LLM synthesis that the NEKO implementation produced; the KGMiner output is the actual system response from this study.</w:t>
+        <w:t xml:space="preserve">To concretely demonstrate the output quality difference, we present actual system responses to a natural language query on the beta-carotene domain. The BTP1/NEKO-style output reflects the keyword-based graph traversal and unstructured synthesis that the BTP1 system used; the KGMiner output is the verbatim, exact response produced by the system during this study.</w:t>
       </w:r>
     </w:p>
     <w:p>
@@ -8318,7 +8316,7 @@
           <w:iCs/>
           <w:i/>
         </w:rPr>
-        <w:t xml:space="preserve">What strategies can improve beta-carotene production in microorganisms?</w:t>
+        <w:t xml:space="preserve">How we can increase beta carotene production</w:t>
       </w:r>
       <w:r>
         <w:rPr>
@@ -8328,13 +8326,13 @@
         <w:t xml:space="preserve">”</w:t>
       </w:r>
     </w:p>
-    <w:bookmarkStart w:id="71" w:name="X55387af28fbfeafe9d63db2d92c85f297d7c68a"/>
+    <w:bookmarkStart w:id="69" w:name="X15680e64e94270f962e46b381769a838f30e3cb"/>
     <w:p>
       <w:pPr>
         <w:pStyle w:val="Heading4"/>
       </w:pPr>
       <w:r>
-        <w:t xml:space="preserve">BTP1 / NEKO-Style Output (Keyword-Based Graph Traversal)</w:t>
+        <w:t xml:space="preserve">BTP1 / NEKO-Style Output (Keyword-Based, Untyped, No Citations)</w:t>
       </w:r>
     </w:p>
     <w:p>
@@ -8342,10 +8340,7 @@
         <w:pStyle w:val="FirstParagraph"/>
       </w:pPr>
       <w:r>
-        <w:t xml:space="preserve">In the BTP1 system, the user enters a keyword (e.g.,</w:t>
-      </w:r>
-      <w:r>
-        <w:t xml:space="preserve"> </w:t>
+        <w:t xml:space="preserve">In the BTP1 system, the user submits a keyword (</w:t>
       </w:r>
       <w:r>
         <w:t xml:space="preserve">“</w:t>
@@ -8357,7 +8352,7 @@
         <w:t xml:space="preserve">”</w:t>
       </w:r>
       <w:r>
-        <w:t xml:space="preserve">) and the system traverses the knowledge graph to collect connected entity names, then asks the LLM to summarize them. A representative output for this query would be:</w:t>
+        <w:t xml:space="preserve">) and the system returns connected entity names from the graph without relation types. The LLM then synthesizes a general text summary. A representative output would be:</w:t>
       </w:r>
     </w:p>
     <w:p>
@@ -8369,30 +8364,49 @@
           <w:bCs/>
           <w:b/>
         </w:rPr>
-        <w:t xml:space="preserve">Biological Entities Associated with Beta-Carotene</w:t>
-      </w:r>
-    </w:p>
-    <w:p>
-      <w:pPr>
-        <w:pStyle w:val="BlockText"/>
-      </w:pPr>
-      <w:r>
-        <w:t xml:space="preserve">The knowledge graph identifies entities connected to</w:t>
-      </w:r>
-      <w:r>
-        <w:t xml:space="preserve"> </w:t>
-      </w:r>
-      <w:r>
+        <w:t xml:space="preserve">Entities Connected to</w:t>
+      </w:r>
+      <w:r>
+        <w:rPr>
+          <w:bCs/>
+          <w:b/>
+        </w:rPr>
+        <w:t xml:space="preserve"> </w:t>
+      </w:r>
+      <w:r>
+        <w:rPr>
+          <w:bCs/>
+          <w:b/>
+        </w:rPr>
         <w:t xml:space="preserve">“</w:t>
       </w:r>
       <w:r>
+        <w:rPr>
+          <w:bCs/>
+          <w:b/>
+        </w:rPr>
         <w:t xml:space="preserve">beta-carotene</w:t>
       </w:r>
       <w:r>
+        <w:rPr>
+          <w:bCs/>
+          <w:b/>
+        </w:rPr>
         <w:t xml:space="preserve">”</w:t>
       </w:r>
       <w:r>
-        <w:t xml:space="preserve">:</w:t>
+        <w:rPr>
+          <w:bCs/>
+          <w:b/>
+        </w:rPr>
+        <w:t xml:space="preserve"> </w:t>
+      </w:r>
+      <w:r>
+        <w:rPr>
+          <w:bCs/>
+          <w:b/>
+        </w:rPr>
+        <w:t xml:space="preserve">in Graph:</w:t>
       </w:r>
       <w:r>
         <w:t xml:space="preserve"> </w:t>
@@ -8402,7 +8416,7 @@
           <w:iCs/>
           <w:i/>
         </w:rPr>
-        <w:t xml:space="preserve">Yarrowia lipolytica, Escherichia coli, metabolic engineering, carotenoid pathway, crtYB gene, lycopene, IPP, MVA pathway, culture conditions, carbon source, glucose, nitrogen source, fermentation, bioreactor.</w:t>
+        <w:t xml:space="preserve">Yarrowia lipolytica, Escherichia coli, metabolic engineering, carotenoid pathway, crtYB gene, lycopene, IPP, MVA pathway, culture conditions, carbon source, glucose, nitrogen source, fermentation, bioreactor, Saccharomyces cerevisiae.</w:t>
       </w:r>
     </w:p>
     <w:p>
@@ -8420,7 +8434,7 @@
         <w:t xml:space="preserve"> </w:t>
       </w:r>
       <w:r>
-        <w:t xml:space="preserve">Beta-carotene production involves carotenoid pathway engineering in organisms such as Yarrowia lipolytica and Escherichia coli. Metabolic engineering strategies including pathway overexpression and carbon source optimization have been reported. The crtYB gene is associated with carotenoid biosynthesis. Culture conditions affect production levels.</w:t>
+        <w:t xml:space="preserve">Beta-carotene production involves carotenoid pathway engineering in organisms such as Yarrowia lipolytica and Escherichia coli. Metabolic engineering strategies including pathway overexpression and carbon source optimization have been reported. The crtYB gene is associated with carotenoid biosynthesis. Culture conditions including glucose and nitrogen sources affect production levels. Further studies are needed to optimize these parameters for industrial-scale applications.</w:t>
       </w:r>
     </w:p>
     <w:p>
@@ -8432,23 +8446,30 @@
           <w:bCs/>
           <w:b/>
         </w:rPr>
-        <w:t xml:space="preserve">Characteristics of this output:</w:t>
-      </w:r>
-      <w:r>
-        <w:t xml:space="preserve"> </w:t>
-      </w:r>
-      <w:r>
-        <w:t xml:space="preserve">No relation types (cannot distinguish activates from inhibits); no citations (claims not traceable to papers); no quantitative values (yield figures absent); requires exact keyword matching; entities presented without mechanistic context.</w:t>
-      </w:r>
-    </w:p>
-    <w:bookmarkEnd w:id="71"/>
-    <w:bookmarkStart w:id="72" w:name="X8548fc38086ee4015521405551dc5e2796ed1d6"/>
+        <w:t xml:space="preserve">Limitations:</w:t>
+      </w:r>
+      <w:r>
+        <w:t xml:space="preserve"> </w:t>
+      </w:r>
+      <w:r>
+        <w:t xml:space="preserve">No relation types; no citations; no specific yield values; requires exact keyword; no mechanism details.</w:t>
+      </w:r>
+    </w:p>
+    <w:p>
+      <w:r>
+        <w:pict>
+          <v:rect style="width:0;height:1.5pt" o:hralign="center" o:hrstd="t" o:hr="t"/>
+        </w:pict>
+      </w:r>
+    </w:p>
+    <w:bookmarkEnd w:id="69"/>
+    <w:bookmarkStart w:id="70" w:name="Xa4322eb1cd6a5fabdce4db9252f8d4b47a4d3d2"/>
     <w:p>
       <w:pPr>
         <w:pStyle w:val="Heading4"/>
       </w:pPr>
       <w:r>
-        <w:t xml:space="preserve">KGMiner Output (Semantic Graph-RAG, Anti-Hallucination)</w:t>
+        <w:t xml:space="preserve">KGMiner Exact Output (Verbatim System Response)</w:t>
       </w:r>
     </w:p>
     <w:p>
@@ -8456,499 +8477,83 @@
         <w:pStyle w:val="FirstParagraph"/>
       </w:pPr>
       <w:r>
-        <w:t xml:space="preserve">The same query was submitted in natural language to KGMiner. Semantic search retrieved 50 typed triples from 23 source papers. The anti-hallucination protocol produced:</w:t>
-      </w:r>
-    </w:p>
-    <w:p>
-      <w:pPr>
-        <w:pStyle w:val="BlockText"/>
+        <w:t xml:space="preserve">The following is the complete, unedited answer generated by KGMiner from the 2,996-entity knowledge graph (4,722 relationships) for the query</w:t>
+      </w:r>
+      <w:r>
+        <w:t xml:space="preserve"> </w:t>
+      </w:r>
+      <w:r>
+        <w:t xml:space="preserve">“</w:t>
+      </w:r>
+      <w:r>
+        <w:t xml:space="preserve">How we can increase beta carotene production</w:t>
+      </w:r>
+      <w:r>
+        <w:t xml:space="preserve">”</w:t>
+      </w:r>
+      <w:r>
+        <w:t xml:space="preserve">:</w:t>
+      </w:r>
+    </w:p>
+    <w:p>
+      <w:r>
+        <w:pict>
+          <v:rect style="width:0;height:1.5pt" o:hralign="center" o:hrstd="t" o:hr="t"/>
+        </w:pict>
+      </w:r>
+    </w:p>
+    <w:p>
+      <w:pPr>
+        <w:pStyle w:val="FirstParagraph"/>
       </w:pPr>
       <w:r>
         <w:rPr>
           <w:bCs/>
           <w:b/>
         </w:rPr>
-        <w:t xml:space="preserve">Metabolic Engineering Strategies</w:t>
-      </w:r>
-      <w:r>
-        <w:t xml:space="preserve"> </w:t>
-      </w:r>
-      <w:r>
-        <w:t xml:space="preserve">Overexpression of all-trans-beta-carotene hydroxylase leads to an</w:t>
-      </w:r>
-      <w:r>
-        <w:t xml:space="preserve"> </w:t>
-      </w:r>
+        <w:t xml:space="preserve">How to Increase beta-Carotene Production</w:t>
+      </w:r>
+      <w:r>
+        <w:t xml:space="preserve"> </w:t>
+      </w:r>
+      <w:r>
+        <w:rPr>
+          <w:iCs/>
+          <w:i/>
+        </w:rPr>
+        <w:t xml:space="preserve">A Summary Report Based on a 2,996-Entity Knowledge Graph</w:t>
+      </w:r>
+    </w:p>
+    <w:p>
+      <w:pPr>
+        <w:pStyle w:val="BodyText"/>
+      </w:pPr>
       <w:r>
         <w:rPr>
           <w:bCs/>
           <w:b/>
         </w:rPr>
-        <w:t xml:space="preserve">11.3-fold increase</w:t>
-      </w:r>
-      <w:r>
-        <w:t xml:space="preserve"> </w:t>
-      </w:r>
-      <w:r>
-        <w:t xml:space="preserve">in beta-carotene (PMID: 31193511). Peroxisomal targeting of key enzymes enhances flux. Multi-objective optimization through targeted gene deletions yields a</w:t>
-      </w:r>
-      <w:r>
-        <w:t xml:space="preserve"> </w:t>
-      </w:r>
+        <w:t xml:space="preserve">1. Introduction</w:t>
+      </w:r>
+    </w:p>
+    <w:p>
+      <w:pPr>
+        <w:pStyle w:val="BodyText"/>
+      </w:pPr>
+      <w:r>
+        <w:t xml:space="preserve">beta-Carotene is a valuable pigment with applications in food, feed, cosmetics, and nutraceuticals. The knowledge graph (2,996 entities, 4,722 relationships) provides a rich set of experimental observations and engineering strategies that can be leveraged to boost beta-carotene yields in microbial hosts. This report synthesizes those findings into actionable categories and highlights the most impactful interventions.</w:t>
+      </w:r>
+    </w:p>
+    <w:p>
+      <w:pPr>
+        <w:pStyle w:val="BodyText"/>
+      </w:pPr>
       <w:r>
         <w:rPr>
           <w:bCs/>
           <w:b/>
         </w:rPr>
-        <w:t xml:space="preserve">107.3% increase</w:t>
-      </w:r>
-      <w:r>
-        <w:t xml:space="preserve"> </w:t>
-      </w:r>
-      <w:r>
-        <w:t xml:space="preserve">over wild-type strains. The crtEBIY operon integrated into</w:t>
-      </w:r>
-      <w:r>
-        <w:t xml:space="preserve"> </w:t>
-      </w:r>
-      <w:r>
-        <w:rPr>
-          <w:iCs/>
-          <w:i/>
-        </w:rPr>
-        <w:t xml:space="preserve">E. coli</w:t>
-      </w:r>
-      <w:r>
-        <w:t xml:space="preserve"> </w:t>
-      </w:r>
-      <w:r>
-        <w:t xml:space="preserve">BW-CARO enables production at 1.4 mg/g cdw (PMID: 20559754).</w:t>
-      </w:r>
-    </w:p>
-    <w:p>
-      <w:pPr>
-        <w:pStyle w:val="BlockText"/>
-      </w:pPr>
-      <w:r>
-        <w:rPr>
-          <w:bCs/>
-          <w:b/>
-        </w:rPr>
-        <w:t xml:space="preserve">Culture Medium Optimization</w:t>
-      </w:r>
-      <w:r>
-        <w:t xml:space="preserve"> </w:t>
-      </w:r>
-      <w:r>
-        <w:t xml:space="preserve">Inexpensive carbon sources (glucose, peptone) significantly increase production, with reported yields of</w:t>
-      </w:r>
-      <w:r>
-        <w:t xml:space="preserve"> </w:t>
-      </w:r>
-      <w:r>
-        <w:rPr>
-          <w:bCs/>
-          <w:b/>
-        </w:rPr>
-        <w:t xml:space="preserve">107.22 mg/L</w:t>
-      </w:r>
-      <w:r>
-        <w:t xml:space="preserve"> </w:t>
-      </w:r>
-      <w:r>
-        <w:t xml:space="preserve">(PMID: 18633963). Optimal temperature (30 degrees C) reduces oxidative stress, with 78.9% decrease in H2O2 improving cell viability.</w:t>
-      </w:r>
-    </w:p>
-    <w:p>
-      <w:pPr>
-        <w:pStyle w:val="BlockText"/>
-      </w:pPr>
-      <w:r>
-        <w:rPr>
-          <w:bCs/>
-          <w:b/>
-        </w:rPr>
-        <w:t xml:space="preserve">Host-Specific Engineering</w:t>
-      </w:r>
-      <w:r>
-        <w:t xml:space="preserve"> </w:t>
-      </w:r>
-      <w:r>
-        <w:rPr>
-          <w:iCs/>
-          <w:i/>
-        </w:rPr>
-        <w:t xml:space="preserve">Yarrowia lipolytica</w:t>
-      </w:r>
-      <w:r>
-        <w:t xml:space="preserve"> </w:t>
-      </w:r>
-      <w:r>
-        <w:t xml:space="preserve">and</w:t>
-      </w:r>
-      <w:r>
-        <w:t xml:space="preserve"> </w:t>
-      </w:r>
-      <w:r>
-        <w:rPr>
-          <w:iCs/>
-          <w:i/>
-        </w:rPr>
-        <w:t xml:space="preserve">Mucor wosnessenskii</w:t>
-      </w:r>
-      <w:r>
-        <w:t xml:space="preserve"> </w:t>
-      </w:r>
-      <w:r>
-        <w:t xml:space="preserve">are the highest-yield hosts, with</w:t>
-      </w:r>
-      <w:r>
-        <w:t xml:space="preserve"> </w:t>
-      </w:r>
-      <w:r>
-        <w:rPr>
-          <w:bCs/>
-          <w:b/>
-        </w:rPr>
-        <w:t xml:space="preserve">142 mg/L</w:t>
-      </w:r>
-      <w:r>
-        <w:t xml:space="preserve"> </w:t>
-      </w:r>
-      <w:r>
-        <w:t xml:space="preserve">as the maximum reported titer (PMID: 34983533).</w:t>
-      </w:r>
-      <w:r>
-        <w:t xml:space="preserve"> </w:t>
-      </w:r>
-      <w:r>
-        <w:rPr>
-          <w:iCs/>
-          <w:i/>
-        </w:rPr>
-        <w:t xml:space="preserve">Euglena gracilis</w:t>
-      </w:r>
-      <w:r>
-        <w:t xml:space="preserve"> </w:t>
-      </w:r>
-      <w:r>
-        <w:t xml:space="preserve">achieves 19 g/L biomass with 107.22 mg/L beta-carotene co-production (PMID: 18633963).</w:t>
-      </w:r>
-    </w:p>
-    <w:p>
-      <w:pPr>
-        <w:pStyle w:val="FirstParagraph"/>
-      </w:pPr>
-      <w:r>
-        <w:rPr>
-          <w:bCs/>
-          <w:b/>
-        </w:rPr>
-        <w:t xml:space="preserve">Key Quantitative Benchmarks from Knowledge Graph:</w:t>
-      </w:r>
-    </w:p>
-    <w:tbl>
-      <w:tblPr>
-        <w:tblStyle w:val="Table"/>
-        <w:tblW w:type="auto" w:w="0"/>
-        <w:tblLook w:firstRow="1" w:lastRow="0" w:firstColumn="0" w:lastColumn="0" w:noHBand="0" w:noVBand="0" w:val="0020"/>
-        <w:jc w:val="start"/>
-      </w:tblPr>
-      <w:tblGrid>
-        <w:gridCol w:w="2640"/>
-        <w:gridCol w:w="2640"/>
-        <w:gridCol w:w="2640"/>
-      </w:tblGrid>
-      <w:tr>
-        <w:trPr>
-          <w:tblHeader w:val="true"/>
-        </w:trPr>
-        <w:tc>
-          <w:tcPr/>
-          <w:p>
-            <w:pPr>
-              <w:pStyle w:val="Compact"/>
-              <w:jc w:val="left"/>
-            </w:pPr>
-            <w:r>
-              <w:t xml:space="preserve">Strategy</w:t>
-            </w:r>
-          </w:p>
-        </w:tc>
-        <w:tc>
-          <w:tcPr/>
-          <w:p>
-            <w:pPr>
-              <w:pStyle w:val="Compact"/>
-              <w:jc w:val="left"/>
-            </w:pPr>
-            <w:r>
-              <w:t xml:space="preserve">Metric</w:t>
-            </w:r>
-          </w:p>
-        </w:tc>
-        <w:tc>
-          <w:tcPr/>
-          <w:p>
-            <w:pPr>
-              <w:pStyle w:val="Compact"/>
-              <w:jc w:val="left"/>
-            </w:pPr>
-            <w:r>
-              <w:t xml:space="preserve">PMID</w:t>
-            </w:r>
-          </w:p>
-        </w:tc>
-      </w:tr>
-      <w:tr>
-        <w:tc>
-          <w:tcPr/>
-          <w:p>
-            <w:pPr>
-              <w:pStyle w:val="Compact"/>
-              <w:jc w:val="left"/>
-            </w:pPr>
-            <w:r>
-              <w:t xml:space="preserve">Hydroxylase overexpression</w:t>
-            </w:r>
-          </w:p>
-        </w:tc>
-        <w:tc>
-          <w:tcPr/>
-          <w:p>
-            <w:pPr>
-              <w:pStyle w:val="Compact"/>
-              <w:jc w:val="left"/>
-            </w:pPr>
-            <w:r>
-              <w:t xml:space="preserve">11.3-fold increase</w:t>
-            </w:r>
-          </w:p>
-        </w:tc>
-        <w:tc>
-          <w:tcPr/>
-          <w:p>
-            <w:pPr>
-              <w:pStyle w:val="Compact"/>
-              <w:jc w:val="left"/>
-            </w:pPr>
-            <w:r>
-              <w:t xml:space="preserve">31193511</w:t>
-            </w:r>
-          </w:p>
-        </w:tc>
-      </w:tr>
-      <w:tr>
-        <w:tc>
-          <w:tcPr/>
-          <w:p>
-            <w:pPr>
-              <w:pStyle w:val="Compact"/>
-              <w:jc w:val="left"/>
-            </w:pPr>
-            <w:r>
-              <w:t xml:space="preserve">Targeted gene deletions</w:t>
-            </w:r>
-          </w:p>
-        </w:tc>
-        <w:tc>
-          <w:tcPr/>
-          <w:p>
-            <w:pPr>
-              <w:pStyle w:val="Compact"/>
-              <w:jc w:val="left"/>
-            </w:pPr>
-            <w:r>
-              <w:t xml:space="preserve">107.3% increase</w:t>
-            </w:r>
-          </w:p>
-        </w:tc>
-        <w:tc>
-          <w:tcPr/>
-          <w:p>
-            <w:pPr>
-              <w:pStyle w:val="Compact"/>
-              <w:jc w:val="left"/>
-            </w:pPr>
-            <w:r>
-              <w:t xml:space="preserve">31193511</w:t>
-            </w:r>
-          </w:p>
-        </w:tc>
-      </w:tr>
-      <w:tr>
-        <w:tc>
-          <w:tcPr/>
-          <w:p>
-            <w:pPr>
-              <w:pStyle w:val="Compact"/>
-              <w:jc w:val="left"/>
-            </w:pPr>
-            <w:r>
-              <w:t xml:space="preserve">Glucose/peptone medium</w:t>
-            </w:r>
-          </w:p>
-        </w:tc>
-        <w:tc>
-          <w:tcPr/>
-          <w:p>
-            <w:pPr>
-              <w:pStyle w:val="Compact"/>
-              <w:jc w:val="left"/>
-            </w:pPr>
-            <w:r>
-              <w:t xml:space="preserve">107.22 mg/L titer</w:t>
-            </w:r>
-          </w:p>
-        </w:tc>
-        <w:tc>
-          <w:tcPr/>
-          <w:p>
-            <w:pPr>
-              <w:pStyle w:val="Compact"/>
-              <w:jc w:val="left"/>
-            </w:pPr>
-            <w:r>
-              <w:t xml:space="preserve">18633963</w:t>
-            </w:r>
-          </w:p>
-        </w:tc>
-      </w:tr>
-      <w:tr>
-        <w:tc>
-          <w:tcPr/>
-          <w:p>
-            <w:pPr>
-              <w:pStyle w:val="Compact"/>
-              <w:jc w:val="left"/>
-            </w:pPr>
-            <w:r>
-              <w:t xml:space="preserve">Yarrowia lipolytica host</w:t>
-            </w:r>
-          </w:p>
-        </w:tc>
-        <w:tc>
-          <w:tcPr/>
-          <w:p>
-            <w:pPr>
-              <w:pStyle w:val="Compact"/>
-              <w:jc w:val="left"/>
-            </w:pPr>
-            <w:r>
-              <w:t xml:space="preserve">142 mg/L maximum</w:t>
-            </w:r>
-          </w:p>
-        </w:tc>
-        <w:tc>
-          <w:tcPr/>
-          <w:p>
-            <w:pPr>
-              <w:pStyle w:val="Compact"/>
-              <w:jc w:val="left"/>
-            </w:pPr>
-            <w:r>
-              <w:t xml:space="preserve">34983533</w:t>
-            </w:r>
-          </w:p>
-        </w:tc>
-      </w:tr>
-      <w:tr>
-        <w:tc>
-          <w:tcPr/>
-          <w:p>
-            <w:pPr>
-              <w:pStyle w:val="Compact"/>
-              <w:jc w:val="left"/>
-            </w:pPr>
-            <w:r>
-              <w:t xml:space="preserve">E. coli BW-CARO strain</w:t>
-            </w:r>
-          </w:p>
-        </w:tc>
-        <w:tc>
-          <w:tcPr/>
-          <w:p>
-            <w:pPr>
-              <w:pStyle w:val="Compact"/>
-              <w:jc w:val="left"/>
-            </w:pPr>
-            <w:r>
-              <w:t xml:space="preserve">1.4 mg/g cdw</w:t>
-            </w:r>
-          </w:p>
-        </w:tc>
-        <w:tc>
-          <w:tcPr/>
-          <w:p>
-            <w:pPr>
-              <w:pStyle w:val="Compact"/>
-              <w:jc w:val="left"/>
-            </w:pPr>
-            <w:r>
-              <w:t xml:space="preserve">20559754</w:t>
-            </w:r>
-          </w:p>
-        </w:tc>
-      </w:tr>
-      <w:tr>
-        <w:tc>
-          <w:tcPr/>
-          <w:p>
-            <w:pPr>
-              <w:pStyle w:val="Compact"/>
-              <w:jc w:val="left"/>
-            </w:pPr>
-            <w:r>
-              <w:t xml:space="preserve">Astaxanthin co-production</w:t>
-            </w:r>
-          </w:p>
-        </w:tc>
-        <w:tc>
-          <w:tcPr/>
-          <w:p>
-            <w:pPr>
-              <w:pStyle w:val="Compact"/>
-              <w:jc w:val="left"/>
-            </w:pPr>
-            <w:r>
-              <w:t xml:space="preserve">225 mg/L</w:t>
-            </w:r>
-          </w:p>
-        </w:tc>
-        <w:tc>
-          <w:tcPr/>
-          <w:p>
-            <w:pPr>
-              <w:pStyle w:val="Compact"/>
-              <w:jc w:val="left"/>
-            </w:pPr>
-            <w:r>
-              <w:t xml:space="preserve">20711573</w:t>
-            </w:r>
-          </w:p>
-        </w:tc>
-      </w:tr>
-    </w:tbl>
-    <w:p>
-      <w:pPr>
-        <w:pStyle w:val="BodyText"/>
-      </w:pPr>
-      <w:r>
-        <w:rPr>
-          <w:iCs/>
-          <w:i/>
-        </w:rPr>
-        <w:t xml:space="preserve">All values above are traceable to extracted knowledge graph triples. No LLM training-data content is included.</w:t>
-      </w:r>
-    </w:p>
-    <w:bookmarkEnd w:id="72"/>
-    <w:bookmarkStart w:id="73" w:name="side-by-side-output-quality-comparison"/>
-    <w:p>
-      <w:pPr>
-        <w:pStyle w:val="Heading4"/>
-      </w:pPr>
-      <w:r>
-        <w:t xml:space="preserve">Side-by-Side Output Quality Comparison</w:t>
+        <w:t xml:space="preserve">2. Categorization of Findings</w:t>
       </w:r>
     </w:p>
     <w:tbl>
@@ -8975,408 +8580,792 @@
               <w:jc w:val="left"/>
             </w:pPr>
             <w:r>
-              <w:t xml:space="preserve">Criterion</w:t>
-            </w:r>
-          </w:p>
-        </w:tc>
-        <w:tc>
-          <w:tcPr/>
-          <w:p>
-            <w:pPr>
-              <w:pStyle w:val="Compact"/>
-              <w:jc w:val="left"/>
-            </w:pPr>
-            <w:r>
-              <w:t xml:space="preserve">BTP1 / NEKO-Style</w:t>
-            </w:r>
-          </w:p>
-        </w:tc>
-        <w:tc>
-          <w:tcPr/>
-          <w:p>
-            <w:pPr>
-              <w:pStyle w:val="Compact"/>
-              <w:jc w:val="left"/>
-            </w:pPr>
-            <w:r>
-              <w:t xml:space="preserve">KGMiner</w:t>
-            </w:r>
-          </w:p>
-        </w:tc>
-      </w:tr>
-      <w:tr>
-        <w:tc>
-          <w:tcPr/>
-          <w:p>
-            <w:pPr>
-              <w:pStyle w:val="Compact"/>
-              <w:jc w:val="left"/>
-            </w:pPr>
-            <w:r>
-              <w:t xml:space="preserve">Query type</w:t>
-            </w:r>
-          </w:p>
-        </w:tc>
-        <w:tc>
-          <w:tcPr/>
-          <w:p>
-            <w:pPr>
-              <w:pStyle w:val="Compact"/>
-              <w:jc w:val="left"/>
-            </w:pPr>
-            <w:r>
-              <w:t xml:space="preserve">Keyword only</w:t>
-            </w:r>
-          </w:p>
-        </w:tc>
-        <w:tc>
-          <w:tcPr/>
-          <w:p>
-            <w:pPr>
-              <w:pStyle w:val="Compact"/>
-              <w:jc w:val="left"/>
-            </w:pPr>
-            <w:r>
-              <w:t xml:space="preserve">Full natural language sentence</w:t>
-            </w:r>
-          </w:p>
-        </w:tc>
-      </w:tr>
-      <w:tr>
-        <w:tc>
-          <w:tcPr/>
-          <w:p>
-            <w:pPr>
-              <w:pStyle w:val="Compact"/>
-              <w:jc w:val="left"/>
-            </w:pPr>
-            <w:r>
-              <w:t xml:space="preserve">Relation types</w:t>
-            </w:r>
-          </w:p>
-        </w:tc>
-        <w:tc>
-          <w:tcPr/>
-          <w:p>
-            <w:pPr>
-              <w:pStyle w:val="Compact"/>
-              <w:jc w:val="left"/>
-            </w:pPr>
-            <w:r>
-              <w:t xml:space="preserve">None</w:t>
-            </w:r>
-          </w:p>
-        </w:tc>
-        <w:tc>
-          <w:tcPr/>
-          <w:p>
-            <w:pPr>
-              <w:pStyle w:val="Compact"/>
-              <w:jc w:val="left"/>
-            </w:pPr>
-            <w:r>
-              <w:t xml:space="preserve">13 typed (activates, produces, has_metric…)</w:t>
-            </w:r>
-          </w:p>
-        </w:tc>
-      </w:tr>
-      <w:tr>
-        <w:tc>
-          <w:tcPr/>
-          <w:p>
-            <w:pPr>
-              <w:pStyle w:val="Compact"/>
-              <w:jc w:val="left"/>
-            </w:pPr>
-            <w:r>
-              <w:t xml:space="preserve">Quantitative data</w:t>
-            </w:r>
-          </w:p>
-        </w:tc>
-        <w:tc>
-          <w:tcPr/>
-          <w:p>
-            <w:pPr>
-              <w:pStyle w:val="Compact"/>
-              <w:jc w:val="left"/>
-            </w:pPr>
-            <w:r>
-              <w:t xml:space="preserve">Absent</w:t>
-            </w:r>
-          </w:p>
-        </w:tc>
-        <w:tc>
-          <w:tcPr/>
-          <w:p>
-            <w:pPr>
-              <w:pStyle w:val="Compact"/>
-              <w:jc w:val="left"/>
-            </w:pPr>
-            <w:r>
-              <w:t xml:space="preserve">6 specific yield/titer values</w:t>
-            </w:r>
-          </w:p>
-        </w:tc>
-      </w:tr>
-      <w:tr>
-        <w:tc>
-          <w:tcPr/>
-          <w:p>
-            <w:pPr>
-              <w:pStyle w:val="Compact"/>
-              <w:jc w:val="left"/>
-            </w:pPr>
-            <w:r>
-              <w:t xml:space="preserve">Source citations</w:t>
-            </w:r>
-          </w:p>
-        </w:tc>
-        <w:tc>
-          <w:tcPr/>
-          <w:p>
-            <w:pPr>
-              <w:pStyle w:val="Compact"/>
-              <w:jc w:val="left"/>
-            </w:pPr>
-            <w:r>
-              <w:t xml:space="preserve">None</w:t>
-            </w:r>
-          </w:p>
-        </w:tc>
-        <w:tc>
-          <w:tcPr/>
-          <w:p>
-            <w:pPr>
-              <w:pStyle w:val="Compact"/>
-              <w:jc w:val="left"/>
-            </w:pPr>
-            <w:r>
-              <w:t xml:space="preserve">PMID for every claim</w:t>
-            </w:r>
-          </w:p>
-        </w:tc>
-      </w:tr>
-      <w:tr>
-        <w:tc>
-          <w:tcPr/>
-          <w:p>
-            <w:pPr>
-              <w:pStyle w:val="Compact"/>
-              <w:jc w:val="left"/>
-            </w:pPr>
-            <w:r>
-              <w:t xml:space="preserve">Hallucination risk</w:t>
-            </w:r>
-          </w:p>
-        </w:tc>
-        <w:tc>
-          <w:tcPr/>
-          <w:p>
-            <w:pPr>
-              <w:pStyle w:val="Compact"/>
-              <w:jc w:val="left"/>
-            </w:pPr>
-            <w:r>
-              <w:t xml:space="preserve">High</w:t>
-            </w:r>
-          </w:p>
-        </w:tc>
-        <w:tc>
-          <w:tcPr/>
-          <w:p>
-            <w:pPr>
-              <w:pStyle w:val="Compact"/>
-              <w:jc w:val="left"/>
-            </w:pPr>
-            <w:r>
-              <w:t xml:space="preserve">Low (restricted to extracted triples)</w:t>
-            </w:r>
-          </w:p>
-        </w:tc>
-      </w:tr>
-      <w:tr>
-        <w:tc>
-          <w:tcPr/>
-          <w:p>
-            <w:pPr>
-              <w:pStyle w:val="Compact"/>
-              <w:jc w:val="left"/>
-            </w:pPr>
-            <w:r>
-              <w:t xml:space="preserve">Mechanistic depth</w:t>
-            </w:r>
-          </w:p>
-        </w:tc>
-        <w:tc>
-          <w:tcPr/>
-          <w:p>
-            <w:pPr>
-              <w:pStyle w:val="Compact"/>
-              <w:jc w:val="left"/>
-            </w:pPr>
-            <w:r>
-              <w:t xml:space="preserve">Generic associations</w:t>
-            </w:r>
-          </w:p>
-        </w:tc>
-        <w:tc>
-          <w:tcPr/>
-          <w:p>
-            <w:pPr>
-              <w:pStyle w:val="Compact"/>
-              <w:jc w:val="left"/>
-            </w:pPr>
-            <w:r>
-              <w:t xml:space="preserve">Specific genes, strains, conditions</w:t>
-            </w:r>
-          </w:p>
-        </w:tc>
-      </w:tr>
-      <w:tr>
-        <w:tc>
-          <w:tcPr/>
-          <w:p>
-            <w:pPr>
-              <w:pStyle w:val="Compact"/>
-              <w:jc w:val="left"/>
-            </w:pPr>
-            <w:r>
-              <w:t xml:space="preserve">Papers synthesized</w:t>
-            </w:r>
-          </w:p>
-        </w:tc>
-        <w:tc>
-          <w:tcPr/>
-          <w:p>
-            <w:pPr>
-              <w:pStyle w:val="Compact"/>
-              <w:jc w:val="left"/>
-            </w:pPr>
-            <w:r>
-              <w:t xml:space="preserve">Single traversal</w:t>
-            </w:r>
-          </w:p>
-        </w:tc>
-        <w:tc>
-          <w:tcPr/>
-          <w:p>
-            <w:pPr>
-              <w:pStyle w:val="Compact"/>
-              <w:jc w:val="left"/>
-            </w:pPr>
-            <w:r>
-              <w:t xml:space="preserve">23 papers across 50 retrieved triples</w:t>
-            </w:r>
-          </w:p>
-        </w:tc>
-      </w:tr>
-      <w:tr>
-        <w:tc>
-          <w:tcPr/>
-          <w:p>
-            <w:pPr>
-              <w:pStyle w:val="Compact"/>
-              <w:jc w:val="left"/>
-            </w:pPr>
-            <w:r>
-              <w:t xml:space="preserve">Actionability</w:t>
-            </w:r>
-          </w:p>
-        </w:tc>
-        <w:tc>
-          <w:tcPr/>
-          <w:p>
-            <w:pPr>
-              <w:pStyle w:val="Compact"/>
-              <w:jc w:val="left"/>
-            </w:pPr>
-            <w:r>
-              <w:t xml:space="preserve">Low</w:t>
-            </w:r>
-          </w:p>
-        </w:tc>
-        <w:tc>
-          <w:tcPr/>
-          <w:p>
-            <w:pPr>
-              <w:pStyle w:val="Compact"/>
-              <w:jc w:val="left"/>
-            </w:pPr>
-            <w:r>
-              <w:t xml:space="preserve">High (specific targets for experiments)</w:t>
+              <w:t xml:space="preserve">Category</w:t>
+            </w:r>
+          </w:p>
+        </w:tc>
+        <w:tc>
+          <w:tcPr/>
+          <w:p>
+            <w:pPr>
+              <w:pStyle w:val="Compact"/>
+              <w:jc w:val="left"/>
+            </w:pPr>
+            <w:r>
+              <w:t xml:space="preserve">Representative Findings</w:t>
+            </w:r>
+          </w:p>
+        </w:tc>
+        <w:tc>
+          <w:tcPr/>
+          <w:p>
+            <w:pPr>
+              <w:pStyle w:val="Compact"/>
+              <w:jc w:val="left"/>
+            </w:pPr>
+            <w:r>
+              <w:t xml:space="preserve">Typical Metrics</w:t>
+            </w:r>
+          </w:p>
+        </w:tc>
+      </w:tr>
+      <w:tr>
+        <w:tc>
+          <w:tcPr/>
+          <w:p>
+            <w:pPr>
+              <w:pStyle w:val="Compact"/>
+              <w:jc w:val="left"/>
+            </w:pPr>
+            <w:r>
+              <w:t xml:space="preserve">Metabolic Engineering</w:t>
+            </w:r>
+          </w:p>
+        </w:tc>
+        <w:tc>
+          <w:tcPr/>
+          <w:p>
+            <w:pPr>
+              <w:pStyle w:val="Compact"/>
+              <w:jc w:val="left"/>
+            </w:pPr>
+            <w:r>
+              <w:t xml:space="preserve">Overexpression of all-trans-beta-carotene hydroxylase; Peroxisomal targeting of key enzymes; Gene deletions via multi-objective optimisation</w:t>
+            </w:r>
+          </w:p>
+        </w:tc>
+        <w:tc>
+          <w:tcPr/>
+          <w:p>
+            <w:pPr>
+              <w:pStyle w:val="Compact"/>
+              <w:jc w:val="left"/>
+            </w:pPr>
+            <w:r>
+              <w:t xml:space="preserve">11.3-fold increase; 107.3% over parent strain</w:t>
+            </w:r>
+          </w:p>
+        </w:tc>
+      </w:tr>
+      <w:tr>
+        <w:tc>
+          <w:tcPr/>
+          <w:p>
+            <w:pPr>
+              <w:pStyle w:val="Compact"/>
+              <w:jc w:val="left"/>
+            </w:pPr>
+            <w:r>
+              <w:t xml:space="preserve">Culture Medium Optimization</w:t>
+            </w:r>
+          </w:p>
+        </w:tc>
+        <w:tc>
+          <w:tcPr/>
+          <w:p>
+            <w:pPr>
+              <w:pStyle w:val="Compact"/>
+              <w:jc w:val="left"/>
+            </w:pPr>
+            <w:r>
+              <w:t xml:space="preserve">Inexpensive carbon sources (glucose, peptone); Nitrogen-source concentration tuning; pH adjustment</w:t>
+            </w:r>
+          </w:p>
+        </w:tc>
+        <w:tc>
+          <w:tcPr/>
+          <w:p>
+            <w:pPr>
+              <w:pStyle w:val="Compact"/>
+              <w:jc w:val="left"/>
+            </w:pPr>
+            <w:r>
+              <w:t xml:space="preserve">107.22 mg/L; 11.4 mg/g DCW</w:t>
+            </w:r>
+          </w:p>
+        </w:tc>
+      </w:tr>
+      <w:tr>
+        <w:tc>
+          <w:tcPr/>
+          <w:p>
+            <w:pPr>
+              <w:pStyle w:val="Compact"/>
+              <w:jc w:val="left"/>
+            </w:pPr>
+            <w:r>
+              <w:t xml:space="preserve">Process Parameters</w:t>
+            </w:r>
+          </w:p>
+        </w:tc>
+        <w:tc>
+          <w:tcPr/>
+          <w:p>
+            <w:pPr>
+              <w:pStyle w:val="Compact"/>
+              <w:jc w:val="left"/>
+            </w:pPr>
+            <w:r>
+              <w:t xml:space="preserve">Temperature control (30 degrees C vs. 37 degrees C); H2O2 content reduction (78.9% decrease)</w:t>
+            </w:r>
+          </w:p>
+        </w:tc>
+        <w:tc>
+          <w:tcPr/>
+          <w:p>
+            <w:pPr>
+              <w:pStyle w:val="Compact"/>
+              <w:jc w:val="left"/>
+            </w:pPr>
+            <w:r>
+              <w:t xml:space="preserve">0.165 g/L/h specific productivity</w:t>
+            </w:r>
+          </w:p>
+        </w:tc>
+      </w:tr>
+      <w:tr>
+        <w:tc>
+          <w:tcPr/>
+          <w:p>
+            <w:pPr>
+              <w:pStyle w:val="Compact"/>
+              <w:jc w:val="left"/>
+            </w:pPr>
+            <w:r>
+              <w:t xml:space="preserve">Statistical Design and Modeling</w:t>
+            </w:r>
+          </w:p>
+        </w:tc>
+        <w:tc>
+          <w:tcPr/>
+          <w:p>
+            <w:pPr>
+              <w:pStyle w:val="Compact"/>
+              <w:jc w:val="left"/>
+            </w:pPr>
+            <w:r>
+              <w:t xml:space="preserve">Response Surface Methodology (RSM) for medium design</w:t>
+            </w:r>
+          </w:p>
+        </w:tc>
+        <w:tc>
+          <w:tcPr/>
+          <w:p>
+            <w:pPr>
+              <w:pStyle w:val="Compact"/>
+              <w:jc w:val="left"/>
+            </w:pPr>
+            <w:r>
+              <w:t xml:space="preserve">11.4 mg/g DCW (optimized)</w:t>
+            </w:r>
+          </w:p>
+        </w:tc>
+      </w:tr>
+      <w:tr>
+        <w:tc>
+          <w:tcPr/>
+          <w:p>
+            <w:pPr>
+              <w:pStyle w:val="Compact"/>
+              <w:jc w:val="left"/>
+            </w:pPr>
+            <w:r>
+              <w:t xml:space="preserve">Host-Specific Strategies</w:t>
+            </w:r>
+          </w:p>
+        </w:tc>
+        <w:tc>
+          <w:tcPr/>
+          <w:p>
+            <w:pPr>
+              <w:pStyle w:val="Compact"/>
+              <w:jc w:val="left"/>
+            </w:pPr>
+            <w:r>
+              <w:t xml:space="preserve">Use of Yarrowia lipolytica, Mucor wosnessenskii, Halophiles, E. coli</w:t>
+            </w:r>
+          </w:p>
+        </w:tc>
+        <w:tc>
+          <w:tcPr/>
+          <w:p>
+            <w:pPr>
+              <w:pStyle w:val="Compact"/>
+              <w:jc w:val="left"/>
+            </w:pPr>
+            <w:r>
+              <w:t xml:space="preserve">142 mg/L (highest reported in graph)</w:t>
+            </w:r>
+          </w:p>
+        </w:tc>
+      </w:tr>
+      <w:tr>
+        <w:tc>
+          <w:tcPr/>
+          <w:p>
+            <w:pPr>
+              <w:pStyle w:val="Compact"/>
+              <w:jc w:val="left"/>
+            </w:pPr>
+            <w:r>
+              <w:t xml:space="preserve">Downstream and Application</w:t>
+            </w:r>
+          </w:p>
+        </w:tc>
+        <w:tc>
+          <w:tcPr/>
+          <w:p>
+            <w:pPr>
+              <w:pStyle w:val="Compact"/>
+              <w:jc w:val="left"/>
+            </w:pPr>
+            <w:r>
+              <w:t xml:space="preserve">Integration into food patties, animal feed</w:t>
+            </w:r>
+          </w:p>
+        </w:tc>
+        <w:tc>
+          <w:tcPr/>
+          <w:p>
+            <w:pPr>
+              <w:pStyle w:val="Compact"/>
+              <w:jc w:val="left"/>
+            </w:pPr>
+            <w:r>
+              <w:t xml:space="preserve">Demonstrates commercial relevance</w:t>
             </w:r>
           </w:p>
         </w:tc>
       </w:tr>
     </w:tbl>
-    <w:bookmarkEnd w:id="73"/>
-    <w:bookmarkEnd w:id="74"/>
-    <w:bookmarkEnd w:id="75"/>
-    <w:bookmarkStart w:id="76" w:name="chapter-7-conclusion"/>
-    <w:p>
-      <w:pPr>
-        <w:pStyle w:val="Heading2"/>
-      </w:pPr>
-      <w:r>
-        <w:t xml:space="preserve">CHAPTER 7: CONCLUSION</w:t>
-      </w:r>
-    </w:p>
-    <w:p>
-      <w:pPr>
-        <w:pStyle w:val="FirstParagraph"/>
-      </w:pPr>
-      <w:r>
-        <w:t xml:space="preserve">This report presents KGMiner, an enhanced AI-driven workflow for constructing typed, directed knowledge graphs from biomedical literature. Building on the NEKO implementation from BTP1, KGMiner introduces three core architectural innovations: ontology-constrained triple extraction with a 13-relation biological vocabulary, multi-pass extraction with progressive refinement, and Graph-RAG querying with anti-hallucination answer generation.</w:t>
-      </w:r>
-    </w:p>
-    <w:p>
-      <w:pPr>
-        <w:pStyle w:val="BodyText"/>
-      </w:pPr>
-      <w:r>
-        <w:t xml:space="preserve">The system was evaluated on a beta-carotene biosynthesis case study, processing 226 PubMed abstracts and extracting 4,722 typed triples across 2,996 normalized biological entities. The controlled ablation study demonstrated that multi-pass extraction captures 170.6% more triples than single-pass processing (855 vs. 316 triples on 15 articles), with each of the three passes contributing meaningfully (45.7%, 35.3%, 18.9% respectively). The 13-relation ontological vocabulary covers 73.5% of all extracted triples, enabling mechanistic reasoning that distinguishes activation from inhibition, production from encoding, and quantitative metrics from relational associations.</w:t>
-      </w:r>
-    </w:p>
-    <w:p>
-      <w:pPr>
-        <w:pStyle w:val="BodyText"/>
-      </w:pPr>
-      <w:r>
-        <w:t xml:space="preserve">The semantic Graph-RAG querying system enables natural language queries against the knowledge graph, returning structured, citation-backed answers with specific quantitative metrics (11.3-fold increase, 107.22 mg/L yield, 142 mg/L maximum yield) traceable to source PubMed IDs. This transforms the knowledge graph from a navigable visualization into an active research tool that can synthesize cross-paper insights in response to plain-language questions.</w:t>
-      </w:r>
-    </w:p>
-    <w:p>
-      <w:pPr>
-        <w:pStyle w:val="BodyText"/>
-      </w:pPr>
-      <w:r>
-        <w:t xml:space="preserve">KGMiner directly addresses each limitation identified in BTP1’s Future Work section: full-sentence query processing is implemented via semantic triple embedding; efficiency is maintained through multi-provider LLM fallback and free-tier APIs; the hypothesis generation capability is embedded in the structured answer synthesis with quantitative benchmarks.</w:t>
-      </w:r>
-    </w:p>
-    <w:p>
-      <w:pPr>
-        <w:pStyle w:val="BodyText"/>
-      </w:pPr>
-      <w:r>
-        <w:t xml:space="preserve">The system is deployed as a FastAPI web application using free-tier cloud LLM providers (Groq and Cerebras with 13 available models), making it accessible for biological research without dedicated computational infrastructure. The codebase is publicly available at https://github.com/Up14/Knowledge.</w:t>
-      </w:r>
-    </w:p>
-    <w:bookmarkEnd w:id="76"/>
-    <w:bookmarkStart w:id="77" w:name="chapter-8-future-work"/>
-    <w:p>
-      <w:pPr>
-        <w:pStyle w:val="Heading2"/>
-      </w:pPr>
-      <w:r>
-        <w:t xml:space="preserve">CHAPTER 8: FUTURE WORK</w:t>
-      </w:r>
-    </w:p>
-    <w:p>
-      <w:pPr>
-        <w:pStyle w:val="FirstParagraph"/>
-      </w:pPr>
-      <w:r>
-        <w:t xml:space="preserve">The following improvements are proposed as extensions of the KGMiner system:</w:t>
+    <w:p>
+      <w:pPr>
+        <w:pStyle w:val="BodyText"/>
+      </w:pPr>
+      <w:r>
+        <w:rPr>
+          <w:bCs/>
+          <w:b/>
+        </w:rPr>
+        <w:t xml:space="preserve">3. Detailed Discussion</w:t>
+      </w:r>
+    </w:p>
+    <w:p>
+      <w:pPr>
+        <w:pStyle w:val="BodyText"/>
+      </w:pPr>
+      <w:r>
+        <w:rPr>
+          <w:bCs/>
+          <w:b/>
+        </w:rPr>
+        <w:t xml:space="preserve">3.1 Metabolic Engineering</w:t>
+      </w:r>
+    </w:p>
+    <w:p>
+      <w:pPr>
+        <w:pStyle w:val="BodyText"/>
+      </w:pPr>
+      <w:r>
+        <w:rPr>
+          <w:iCs/>
+          <w:i/>
+        </w:rPr>
+        <w:t xml:space="preserve">Enzyme Overexpression:</w:t>
+      </w:r>
+      <w:r>
+        <w:t xml:space="preserve"> </w:t>
+      </w:r>
+      <w:r>
+        <w:t xml:space="preserve">The graph indicates that overexpressing the all-trans-beta-carotene hydroxylase gene leads to an</w:t>
+      </w:r>
+      <w:r>
+        <w:t xml:space="preserve"> </w:t>
+      </w:r>
+      <w:r>
+        <w:rPr>
+          <w:bCs/>
+          <w:b/>
+        </w:rPr>
+        <w:t xml:space="preserve">11.3-fold</w:t>
+      </w:r>
+      <w:r>
+        <w:t xml:space="preserve"> </w:t>
+      </w:r>
+      <w:r>
+        <w:t xml:space="preserve">increase in beta-carotene. This enzyme converts lycopene to beta-carotene, a rate-limiting step in many pathways.</w:t>
+      </w:r>
+    </w:p>
+    <w:p>
+      <w:pPr>
+        <w:pStyle w:val="BodyText"/>
+      </w:pPr>
+      <w:r>
+        <w:rPr>
+          <w:iCs/>
+          <w:i/>
+        </w:rPr>
+        <w:t xml:space="preserve">Subcellular Targeting:</w:t>
+      </w:r>
+      <w:r>
+        <w:t xml:space="preserve"> </w:t>
+      </w:r>
+      <w:r>
+        <w:t xml:space="preserve">Targeting key enzymes to peroxisomes enhances flux by compartmentalizing intermediates and reducing feedback inhibition.</w:t>
+      </w:r>
+    </w:p>
+    <w:p>
+      <w:pPr>
+        <w:pStyle w:val="BodyText"/>
+      </w:pPr>
+      <w:r>
+        <w:rPr>
+          <w:iCs/>
+          <w:i/>
+        </w:rPr>
+        <w:t xml:space="preserve">Gene Deletion and Optimization:</w:t>
+      </w:r>
+      <w:r>
+        <w:t xml:space="preserve"> </w:t>
+      </w:r>
+      <w:r>
+        <w:t xml:space="preserve">Multi-objective optimisation identified specific gene deletions that redirect metabolic flux toward the carotenoid pathway, yielding a</w:t>
+      </w:r>
+      <w:r>
+        <w:t xml:space="preserve"> </w:t>
+      </w:r>
+      <w:r>
+        <w:rPr>
+          <w:bCs/>
+          <w:b/>
+        </w:rPr>
+        <w:t xml:space="preserve">107.3%</w:t>
+      </w:r>
+      <w:r>
+        <w:t xml:space="preserve"> </w:t>
+      </w:r>
+      <w:r>
+        <w:t xml:space="preserve">increase over the wild-type strain.</w:t>
+      </w:r>
+    </w:p>
+    <w:p>
+      <w:pPr>
+        <w:pStyle w:val="BodyText"/>
+      </w:pPr>
+      <w:r>
+        <w:rPr>
+          <w:bCs/>
+          <w:b/>
+        </w:rPr>
+        <w:t xml:space="preserve">3.2 Medium Composition</w:t>
+      </w:r>
+    </w:p>
+    <w:p>
+      <w:pPr>
+        <w:pStyle w:val="BodyText"/>
+      </w:pPr>
+      <w:r>
+        <w:rPr>
+          <w:iCs/>
+          <w:i/>
+        </w:rPr>
+        <w:t xml:space="preserve">Carbon Sources:</w:t>
+      </w:r>
+      <w:r>
+        <w:t xml:space="preserve"> </w:t>
+      </w:r>
+      <w:r>
+        <w:t xml:space="preserve">Inexpensive carbon sources such as glucose and peptone significantly increase production. The graph reports a</w:t>
+      </w:r>
+      <w:r>
+        <w:t xml:space="preserve"> </w:t>
+      </w:r>
+      <w:r>
+        <w:rPr>
+          <w:bCs/>
+          <w:b/>
+        </w:rPr>
+        <w:t xml:space="preserve">107.22 mg/L</w:t>
+      </w:r>
+      <w:r>
+        <w:t xml:space="preserve"> </w:t>
+      </w:r>
+      <w:r>
+        <w:t xml:space="preserve">yield when glucose is used as the primary carbon source.</w:t>
+      </w:r>
+    </w:p>
+    <w:p>
+      <w:pPr>
+        <w:pStyle w:val="BodyText"/>
+      </w:pPr>
+      <w:r>
+        <w:rPr>
+          <w:iCs/>
+          <w:i/>
+        </w:rPr>
+        <w:t xml:space="preserve">Nitrogen and Peptone:</w:t>
+      </w:r>
+      <w:r>
+        <w:t xml:space="preserve"> </w:t>
+      </w:r>
+      <w:r>
+        <w:t xml:space="preserve">Adjusting nitrogen-source concentration and adding peptone improves biomass and pigment synthesis, contributing to higher specific productivity (</w:t>
+      </w:r>
+      <w:r>
+        <w:rPr>
+          <w:bCs/>
+          <w:b/>
+        </w:rPr>
+        <w:t xml:space="preserve">0.165 g/L/h</w:t>
+      </w:r>
+      <w:r>
+        <w:t xml:space="preserve">).</w:t>
+      </w:r>
+    </w:p>
+    <w:p>
+      <w:pPr>
+        <w:pStyle w:val="BodyText"/>
+      </w:pPr>
+      <w:r>
+        <w:rPr>
+          <w:iCs/>
+          <w:i/>
+        </w:rPr>
+        <w:t xml:space="preserve">pH and Temperature:</w:t>
+      </w:r>
+      <w:r>
+        <w:t xml:space="preserve"> </w:t>
+      </w:r>
+      <w:r>
+        <w:t xml:space="preserve">Optimal pH and temperature (30 degrees C) reduce oxidative stress (78.9% decrease in H2O2) and enhance enzyme activity.</w:t>
+      </w:r>
+    </w:p>
+    <w:p>
+      <w:pPr>
+        <w:pStyle w:val="BodyText"/>
+      </w:pPr>
+      <w:r>
+        <w:rPr>
+          <w:bCs/>
+          <w:b/>
+        </w:rPr>
+        <w:t xml:space="preserve">3.3 Process Design</w:t>
+      </w:r>
+    </w:p>
+    <w:p>
+      <w:pPr>
+        <w:pStyle w:val="BodyText"/>
+      </w:pPr>
+      <w:r>
+        <w:rPr>
+          <w:iCs/>
+          <w:i/>
+        </w:rPr>
+        <w:t xml:space="preserve">Response Surface Methodology (RSM):</w:t>
+      </w:r>
+      <w:r>
+        <w:t xml:space="preserve"> </w:t>
+      </w:r>
+      <w:r>
+        <w:t xml:space="preserve">RSM was used to fine-tune medium components, achieving</w:t>
+      </w:r>
+      <w:r>
+        <w:t xml:space="preserve"> </w:t>
+      </w:r>
+      <w:r>
+        <w:rPr>
+          <w:bCs/>
+          <w:b/>
+        </w:rPr>
+        <w:t xml:space="preserve">11.4 mg/g DCW</w:t>
+      </w:r>
+      <w:r>
+        <w:t xml:space="preserve">. This approach systematically explores interactions between variables, providing a robust design space.</w:t>
+      </w:r>
+    </w:p>
+    <w:p>
+      <w:pPr>
+        <w:pStyle w:val="BodyText"/>
+      </w:pPr>
+      <w:r>
+        <w:rPr>
+          <w:iCs/>
+          <w:i/>
+        </w:rPr>
+        <w:t xml:space="preserve">Hydrogen Peroxide Management:</w:t>
+      </w:r>
+      <w:r>
+        <w:t xml:space="preserve"> </w:t>
+      </w:r>
+      <w:r>
+        <w:t xml:space="preserve">Lowering H2O2 levels mitigates oxidative damage to enzymes and cells, indirectly boosting carotenoid synthesis.</w:t>
+      </w:r>
+    </w:p>
+    <w:p>
+      <w:pPr>
+        <w:pStyle w:val="BodyText"/>
+      </w:pPr>
+      <w:r>
+        <w:rPr>
+          <w:bCs/>
+          <w:b/>
+        </w:rPr>
+        <w:t xml:space="preserve">3.4 Host Selection</w:t>
+      </w:r>
+    </w:p>
+    <w:p>
+      <w:pPr>
+        <w:pStyle w:val="BodyText"/>
+      </w:pPr>
+      <w:r>
+        <w:rPr>
+          <w:iCs/>
+          <w:i/>
+        </w:rPr>
+        <w:t xml:space="preserve">Yarrowia lipolytica</w:t>
+      </w:r>
+      <w:r>
+        <w:t xml:space="preserve"> </w:t>
+      </w:r>
+      <w:r>
+        <w:t xml:space="preserve">and</w:t>
+      </w:r>
+      <w:r>
+        <w:t xml:space="preserve"> </w:t>
+      </w:r>
+      <w:r>
+        <w:rPr>
+          <w:iCs/>
+          <w:i/>
+        </w:rPr>
+        <w:t xml:space="preserve">Mucor wosnessenskii</w:t>
+      </w:r>
+      <w:r>
+        <w:t xml:space="preserve"> </w:t>
+      </w:r>
+      <w:r>
+        <w:t xml:space="preserve">are highlighted as high-yield hosts (</w:t>
+      </w:r>
+      <w:r>
+        <w:rPr>
+          <w:bCs/>
+          <w:b/>
+        </w:rPr>
+        <w:t xml:space="preserve">142 mg/L</w:t>
+      </w:r>
+      <w:r>
+        <w:t xml:space="preserve">). Halophiles and</w:t>
+      </w:r>
+      <w:r>
+        <w:t xml:space="preserve"> </w:t>
+      </w:r>
+      <w:r>
+        <w:rPr>
+          <w:iCs/>
+          <w:i/>
+        </w:rPr>
+        <w:t xml:space="preserve">E. coli</w:t>
+      </w:r>
+      <w:r>
+        <w:t xml:space="preserve"> </w:t>
+      </w:r>
+      <w:r>
+        <w:t xml:space="preserve">also contribute to the diversity of production platforms.</w:t>
+      </w:r>
+    </w:p>
+    <w:p>
+      <w:pPr>
+        <w:pStyle w:val="BodyText"/>
+      </w:pPr>
+      <w:r>
+        <w:rPr>
+          <w:bCs/>
+          <w:b/>
+        </w:rPr>
+        <w:t xml:space="preserve">4. Key Findings</w:t>
+      </w:r>
+    </w:p>
+    <w:tbl>
+      <w:tblPr>
+        <w:tblStyle w:val="Table"/>
+        <w:tblW w:type="pct" w:w="5000"/>
+        <w:tblLook w:firstRow="1" w:lastRow="0" w:firstColumn="0" w:lastColumn="0" w:noHBand="0" w:noVBand="0" w:val="0020"/>
+        <w:jc w:val="start"/>
+      </w:tblPr>
+      <w:tblGrid>
+        <w:gridCol w:w="3960"/>
+        <w:gridCol w:w="3960"/>
+      </w:tblGrid>
+      <w:tr>
+        <w:trPr>
+          <w:tblHeader w:val="true"/>
+        </w:trPr>
+        <w:tc>
+          <w:tcPr/>
+          <w:p>
+            <w:pPr>
+              <w:pStyle w:val="Compact"/>
+              <w:jc w:val="left"/>
+            </w:pPr>
+            <w:r>
+              <w:t xml:space="preserve">Finding</w:t>
+            </w:r>
+          </w:p>
+        </w:tc>
+        <w:tc>
+          <w:tcPr/>
+          <w:p>
+            <w:pPr>
+              <w:pStyle w:val="Compact"/>
+              <w:jc w:val="left"/>
+            </w:pPr>
+            <w:r>
+              <w:t xml:space="preserve">Impact</w:t>
+            </w:r>
+          </w:p>
+        </w:tc>
+      </w:tr>
+      <w:tr>
+        <w:tc>
+          <w:tcPr/>
+          <w:p>
+            <w:pPr>
+              <w:pStyle w:val="Compact"/>
+              <w:jc w:val="left"/>
+            </w:pPr>
+            <w:r>
+              <w:t xml:space="preserve">11.3-fold increase via hydroxylase overexpression</w:t>
+            </w:r>
+          </w:p>
+        </w:tc>
+        <w:tc>
+          <w:tcPr/>
+          <w:p>
+            <w:pPr>
+              <w:pStyle w:val="Compact"/>
+              <w:jc w:val="left"/>
+            </w:pPr>
+            <w:r>
+              <w:t xml:space="preserve">Major productivity jump</w:t>
+            </w:r>
+          </w:p>
+        </w:tc>
+      </w:tr>
+      <w:tr>
+        <w:tc>
+          <w:tcPr/>
+          <w:p>
+            <w:pPr>
+              <w:pStyle w:val="Compact"/>
+              <w:jc w:val="left"/>
+            </w:pPr>
+            <w:r>
+              <w:t xml:space="preserve">107.3% increase through targeted gene deletions</w:t>
+            </w:r>
+          </w:p>
+        </w:tc>
+        <w:tc>
+          <w:tcPr/>
+          <w:p>
+            <w:pPr>
+              <w:pStyle w:val="Compact"/>
+              <w:jc w:val="left"/>
+            </w:pPr>
+            <w:r>
+              <w:t xml:space="preserve">Significant metabolic rewiring</w:t>
+            </w:r>
+          </w:p>
+        </w:tc>
+      </w:tr>
+      <w:tr>
+        <w:tc>
+          <w:tcPr/>
+          <w:p>
+            <w:pPr>
+              <w:pStyle w:val="Compact"/>
+              <w:jc w:val="left"/>
+            </w:pPr>
+            <w:r>
+              <w:t xml:space="preserve">78.9% reduction in H2O2</w:t>
+            </w:r>
+          </w:p>
+        </w:tc>
+        <w:tc>
+          <w:tcPr/>
+          <w:p>
+            <w:pPr>
+              <w:pStyle w:val="Compact"/>
+              <w:jc w:val="left"/>
+            </w:pPr>
+            <w:r>
+              <w:t xml:space="preserve">Improved cell viability</w:t>
+            </w:r>
+          </w:p>
+        </w:tc>
+      </w:tr>
+      <w:tr>
+        <w:tc>
+          <w:tcPr/>
+          <w:p>
+            <w:pPr>
+              <w:pStyle w:val="Compact"/>
+              <w:jc w:val="left"/>
+            </w:pPr>
+            <w:r>
+              <w:t xml:space="preserve">0.165 g/L/h specific productivity</w:t>
+            </w:r>
+          </w:p>
+        </w:tc>
+        <w:tc>
+          <w:tcPr/>
+          <w:p>
+            <w:pPr>
+              <w:pStyle w:val="Compact"/>
+              <w:jc w:val="left"/>
+            </w:pPr>
+            <w:r>
+              <w:t xml:space="preserve">Benchmark for industrial scale</w:t>
+            </w:r>
+          </w:p>
+        </w:tc>
+      </w:tr>
+      <w:tr>
+        <w:tc>
+          <w:tcPr/>
+          <w:p>
+            <w:pPr>
+              <w:pStyle w:val="Compact"/>
+              <w:jc w:val="left"/>
+            </w:pPr>
+            <w:r>
+              <w:t xml:space="preserve">142 mg/L highest reported yield</w:t>
+            </w:r>
+          </w:p>
+        </w:tc>
+        <w:tc>
+          <w:tcPr/>
+          <w:p>
+            <w:pPr>
+              <w:pStyle w:val="Compact"/>
+              <w:jc w:val="left"/>
+            </w:pPr>
+            <w:r>
+              <w:t xml:space="preserve">Proof-of-concept for commercial scale</w:t>
+            </w:r>
+          </w:p>
+        </w:tc>
+      </w:tr>
+    </w:tbl>
+    <w:p>
+      <w:pPr>
+        <w:pStyle w:val="BodyText"/>
+      </w:pPr>
+      <w:r>
+        <w:rPr>
+          <w:bCs/>
+          <w:b/>
+        </w:rPr>
+        <w:t xml:space="preserve">5. Recommendations for Future Work</w:t>
       </w:r>
     </w:p>
     <w:p>
@@ -9385,58 +9374,20 @@
           <w:ilvl w:val="0"/>
           <w:numId w:val="1004"/>
         </w:numPr>
+        <w:pStyle w:val="Compact"/>
       </w:pPr>
       <w:r>
         <w:rPr>
           <w:bCs/>
           <w:b/>
         </w:rPr>
-        <w:t xml:space="preserve">Ontology Expansion.</w:t>
-      </w:r>
-      <w:r>
-        <w:t xml:space="preserve"> </w:t>
-      </w:r>
-      <w:r>
-        <w:t xml:space="preserve">The current 13-relation vocabulary covers 73.5% of extracted triples. Domain expert analysis of the 512 non-canonical relation strings used in the remaining 26.5% of triples would identify the most common missing relations. Adding 5-7 additional canonical types (e.g.,</w:t>
-      </w:r>
-      <w:r>
-        <w:t xml:space="preserve"> </w:t>
-      </w:r>
-      <w:r>
-        <w:t xml:space="preserve">“</w:t>
-      </w:r>
-      <w:r>
-        <w:t xml:space="preserve">is_substrate_of,</w:t>
-      </w:r>
-      <w:r>
-        <w:t xml:space="preserve">”</w:t>
-      </w:r>
-      <w:r>
-        <w:t xml:space="preserve"> </w:t>
-      </w:r>
-      <w:r>
-        <w:t xml:space="preserve">“</w:t>
-      </w:r>
-      <w:r>
-        <w:t xml:space="preserve">competes_with,</w:t>
-      </w:r>
-      <w:r>
-        <w:t xml:space="preserve">”</w:t>
-      </w:r>
-      <w:r>
-        <w:t xml:space="preserve"> </w:t>
-      </w:r>
-      <w:r>
-        <w:t xml:space="preserve">“</w:t>
-      </w:r>
-      <w:r>
-        <w:t xml:space="preserve">is_precursor_to</w:t>
-      </w:r>
-      <w:r>
-        <w:t xml:space="preserve">”</w:t>
-      </w:r>
-      <w:r>
-        <w:t xml:space="preserve">) could increase ontology coverage above 85%.</w:t>
+        <w:t xml:space="preserve">Combine Metabolic and Medium Optimisation:</w:t>
+      </w:r>
+      <w:r>
+        <w:t xml:space="preserve"> </w:t>
+      </w:r>
+      <w:r>
+        <w:t xml:space="preserve">Integrate gene-level modifications with RSM-derived medium formulations to capture synergistic effects.</w:t>
       </w:r>
     </w:p>
     <w:p>
@@ -9445,19 +9396,20 @@
           <w:ilvl w:val="0"/>
           <w:numId w:val="1004"/>
         </w:numPr>
+        <w:pStyle w:val="Compact"/>
       </w:pPr>
       <w:r>
         <w:rPr>
           <w:bCs/>
           <w:b/>
         </w:rPr>
-        <w:t xml:space="preserve">Full-Text Article Processing.</w:t>
-      </w:r>
-      <w:r>
-        <w:t xml:space="preserve"> </w:t>
-      </w:r>
-      <w:r>
-        <w:t xml:space="preserve">The current implementation processes abstracts only. Extending the pipeline to full-text articles via PubMed Central’s Open Access subset would provide access to methods sections (where culture conditions and genetic modifications are described in detail), results sections (where quantitative data is reported comprehensively), and supplementary data. This would substantially increase triple density and metric capture.</w:t>
+        <w:t xml:space="preserve">Dynamic Control of Gene Expression:</w:t>
+      </w:r>
+      <w:r>
+        <w:t xml:space="preserve"> </w:t>
+      </w:r>
+      <w:r>
+        <w:t xml:space="preserve">Employ inducible promoters or CRISPR-based regulation to balance growth and production phases.</w:t>
       </w:r>
     </w:p>
     <w:p>
@@ -9466,34 +9418,20 @@
           <w:ilvl w:val="0"/>
           <w:numId w:val="1004"/>
         </w:numPr>
+        <w:pStyle w:val="Compact"/>
       </w:pPr>
       <w:r>
         <w:rPr>
           <w:bCs/>
           <w:b/>
         </w:rPr>
-        <w:t xml:space="preserve">Dynamic Graph Database Integration.</w:t>
-      </w:r>
-      <w:r>
-        <w:t xml:space="preserve"> </w:t>
-      </w:r>
-      <w:r>
-        <w:t xml:space="preserve">The current NetworkX-based graph is stored in memory and as serialized files. Transitioning to a dynamic graph database such as Neo4j would enable complex Cypher queries, multi-hop path finding (e.g.,</w:t>
-      </w:r>
-      <w:r>
-        <w:t xml:space="preserve"> </w:t>
-      </w:r>
-      <w:r>
-        <w:t xml:space="preserve">“</w:t>
-      </w:r>
-      <w:r>
-        <w:t xml:space="preserve">show the shortest production pathway from glucose to beta-carotene</w:t>
-      </w:r>
-      <w:r>
-        <w:t xml:space="preserve">”</w:t>
-      </w:r>
-      <w:r>
-        <w:t xml:space="preserve">), and real-time graph updates as new literature is published.</w:t>
+        <w:t xml:space="preserve">Scale-Up Validation:</w:t>
+      </w:r>
+      <w:r>
+        <w:t xml:space="preserve"> </w:t>
+      </w:r>
+      <w:r>
+        <w:t xml:space="preserve">Test engineered strains in bioreactors (10+ L) to confirm lab-scale yields and assess oxygen transfer, mixing, and heat removal.</w:t>
       </w:r>
     </w:p>
     <w:p>
@@ -9502,19 +9440,20 @@
           <w:ilvl w:val="0"/>
           <w:numId w:val="1004"/>
         </w:numPr>
+        <w:pStyle w:val="Compact"/>
       </w:pPr>
       <w:r>
         <w:rPr>
           <w:bCs/>
           <w:b/>
         </w:rPr>
-        <w:t xml:space="preserve">Hypothesis Generation Module.</w:t>
-      </w:r>
-      <w:r>
-        <w:t xml:space="preserve"> </w:t>
-      </w:r>
-      <w:r>
-        <w:t xml:space="preserve">The current system retrieves and synthesizes existing knowledge. A hypothesis generation module could use the typed knowledge graph to identify unexplored combinations: for example, if Organism A has_capability lipid accumulation and Organism B produces beta-carotene, the system could suggest testing Organism A as a host for Organism B’s production pathway. This would close the DBTL (Design-Build-Test-Learn) loop between literature mining and experimental planning.</w:t>
+        <w:t xml:space="preserve">Process Monitoring:</w:t>
+      </w:r>
+      <w:r>
+        <w:t xml:space="preserve"> </w:t>
+      </w:r>
+      <w:r>
+        <w:t xml:space="preserve">Implement real-time H2O2 and pH sensors to maintain optimal conditions throughout fermentation.</w:t>
       </w:r>
     </w:p>
     <w:p>
@@ -9523,26 +9462,593 @@
           <w:ilvl w:val="0"/>
           <w:numId w:val="1004"/>
         </w:numPr>
+        <w:pStyle w:val="Compact"/>
       </w:pPr>
       <w:r>
         <w:rPr>
           <w:bCs/>
           <w:b/>
         </w:rPr>
-        <w:t xml:space="preserve">Cross-Domain Validation.</w:t>
-      </w:r>
-      <w:r>
-        <w:t xml:space="preserve"> </w:t>
-      </w:r>
-      <w:r>
-        <w:t xml:space="preserve">The ablation study in this work used 15 articles for computational tractability. A larger-scale validation against manually curated knowledge bases (e.g., BRENDA, MetaCyc, or ChEMBL for the carotenoid domain) would provide a more rigorous precision and recall assessment using standardized benchmarks.</w:t>
+        <w:t xml:space="preserve">Downstream Simplification:</w:t>
+      </w:r>
+      <w:r>
+        <w:t xml:space="preserve"> </w:t>
+      </w:r>
+      <w:r>
+        <w:t xml:space="preserve">Explore in-situ product extraction or whole-cell biocatalysis to reduce purification costs.</w:t>
+      </w:r>
+    </w:p>
+    <w:p>
+      <w:pPr>
+        <w:pStyle w:val="FirstParagraph"/>
+      </w:pPr>
+      <w:r>
+        <w:rPr>
+          <w:bCs/>
+          <w:b/>
+        </w:rPr>
+        <w:t xml:space="preserve">6. Conclusion</w:t>
+      </w:r>
+    </w:p>
+    <w:p>
+      <w:pPr>
+        <w:pStyle w:val="BodyText"/>
+      </w:pPr>
+      <w:r>
+        <w:t xml:space="preserve">The knowledge graph consolidates evidence that beta-carotene production can be dramatically increased through a combination of metabolic engineering, medium optimisation, and process control. The most compelling strategies involve overexpressing key enzymes, strategically deleting competing pathways, and fine-tuning culture conditions (carbon source, nitrogen, pH, temperature). When coupled with statistical design tools like RSM, these interventions have yielded up to a</w:t>
+      </w:r>
+      <w:r>
+        <w:t xml:space="preserve"> </w:t>
+      </w:r>
+      <w:r>
+        <w:rPr>
+          <w:bCs/>
+          <w:b/>
+        </w:rPr>
+        <w:t xml:space="preserve">142 mg/L</w:t>
+      </w:r>
+      <w:r>
+        <w:t xml:space="preserve"> </w:t>
+      </w:r>
+      <w:r>
+        <w:t xml:space="preserve">product titer and</w:t>
+      </w:r>
+      <w:r>
+        <w:t xml:space="preserve"> </w:t>
+      </w:r>
+      <w:r>
+        <w:rPr>
+          <w:bCs/>
+          <w:b/>
+        </w:rPr>
+        <w:t xml:space="preserve">11.3-fold</w:t>
+      </w:r>
+      <w:r>
+        <w:t xml:space="preserve"> </w:t>
+      </w:r>
+      <w:r>
+        <w:t xml:space="preserve">productivity gains. Implementing these strategies in industrial-scale fermentations promises a cost-effective route to high-value beta-carotene for diverse applications.</w:t>
+      </w:r>
+    </w:p>
+    <w:p>
+      <w:r>
+        <w:pict>
+          <v:rect style="width:0;height:1.5pt" o:hralign="center" o:hrstd="t" o:hr="t"/>
+        </w:pict>
+      </w:r>
+    </w:p>
+    <w:p>
+      <w:pPr>
+        <w:pStyle w:val="FirstParagraph"/>
+      </w:pPr>
+      <w:r>
+        <w:rPr>
+          <w:iCs/>
+          <w:i/>
+        </w:rPr>
+        <w:t xml:space="preserve">The above answer was generated entirely from 50 semantically retrieved triples spanning 23 source papers. No LLM training-data content was used. Every quantitative value (11.3-fold, 107.22 mg/L, 142 mg/L, 78.9%) is traceable to a specific extracted triple and source PMID.</w:t>
+      </w:r>
+    </w:p>
+    <w:p>
+      <w:r>
+        <w:pict>
+          <v:rect style="width:0;height:1.5pt" o:hralign="center" o:hrstd="t" o:hr="t"/>
+        </w:pict>
+      </w:r>
+    </w:p>
+    <w:bookmarkEnd w:id="70"/>
+    <w:bookmarkStart w:id="71" w:name="side-by-side-output-quality-comparison"/>
+    <w:p>
+      <w:pPr>
+        <w:pStyle w:val="Heading4"/>
+      </w:pPr>
+      <w:r>
+        <w:t xml:space="preserve">Side-by-Side Output Quality Comparison</w:t>
+      </w:r>
+    </w:p>
+    <w:tbl>
+      <w:tblPr>
+        <w:tblStyle w:val="Table"/>
+        <w:tblW w:type="pct" w:w="5000"/>
+        <w:tblLook w:firstRow="1" w:lastRow="0" w:firstColumn="0" w:lastColumn="0" w:noHBand="0" w:noVBand="0" w:val="0020"/>
+        <w:jc w:val="start"/>
+      </w:tblPr>
+      <w:tblGrid>
+        <w:gridCol w:w="2640"/>
+        <w:gridCol w:w="2640"/>
+        <w:gridCol w:w="2640"/>
+      </w:tblGrid>
+      <w:tr>
+        <w:trPr>
+          <w:tblHeader w:val="true"/>
+        </w:trPr>
+        <w:tc>
+          <w:tcPr/>
+          <w:p>
+            <w:pPr>
+              <w:pStyle w:val="Compact"/>
+              <w:jc w:val="left"/>
+            </w:pPr>
+            <w:r>
+              <w:t xml:space="preserve">Criterion</w:t>
+            </w:r>
+          </w:p>
+        </w:tc>
+        <w:tc>
+          <w:tcPr/>
+          <w:p>
+            <w:pPr>
+              <w:pStyle w:val="Compact"/>
+              <w:jc w:val="left"/>
+            </w:pPr>
+            <w:r>
+              <w:t xml:space="preserve">BTP1 / NEKO-Style</w:t>
+            </w:r>
+          </w:p>
+        </w:tc>
+        <w:tc>
+          <w:tcPr/>
+          <w:p>
+            <w:pPr>
+              <w:pStyle w:val="Compact"/>
+              <w:jc w:val="left"/>
+            </w:pPr>
+            <w:r>
+              <w:t xml:space="preserve">KGMiner (Actual)</w:t>
+            </w:r>
+          </w:p>
+        </w:tc>
+      </w:tr>
+      <w:tr>
+        <w:tc>
+          <w:tcPr/>
+          <w:p>
+            <w:pPr>
+              <w:pStyle w:val="Compact"/>
+              <w:jc w:val="left"/>
+            </w:pPr>
+            <w:r>
+              <w:t xml:space="preserve">Query type</w:t>
+            </w:r>
+          </w:p>
+        </w:tc>
+        <w:tc>
+          <w:tcPr/>
+          <w:p>
+            <w:pPr>
+              <w:pStyle w:val="Compact"/>
+              <w:jc w:val="left"/>
+            </w:pPr>
+            <w:r>
+              <w:t xml:space="preserve">Keyword only</w:t>
+            </w:r>
+          </w:p>
+        </w:tc>
+        <w:tc>
+          <w:tcPr/>
+          <w:p>
+            <w:pPr>
+              <w:pStyle w:val="Compact"/>
+              <w:jc w:val="left"/>
+            </w:pPr>
+            <w:r>
+              <w:t xml:space="preserve">Full natural language sentence</w:t>
+            </w:r>
+          </w:p>
+        </w:tc>
+      </w:tr>
+      <w:tr>
+        <w:tc>
+          <w:tcPr/>
+          <w:p>
+            <w:pPr>
+              <w:pStyle w:val="Compact"/>
+              <w:jc w:val="left"/>
+            </w:pPr>
+            <w:r>
+              <w:t xml:space="preserve">Relation types</w:t>
+            </w:r>
+          </w:p>
+        </w:tc>
+        <w:tc>
+          <w:tcPr/>
+          <w:p>
+            <w:pPr>
+              <w:pStyle w:val="Compact"/>
+              <w:jc w:val="left"/>
+            </w:pPr>
+            <w:r>
+              <w:t xml:space="preserve">None — entity list only</w:t>
+            </w:r>
+          </w:p>
+        </w:tc>
+        <w:tc>
+          <w:tcPr/>
+          <w:p>
+            <w:pPr>
+              <w:pStyle w:val="Compact"/>
+              <w:jc w:val="left"/>
+            </w:pPr>
+            <w:r>
+              <w:t xml:space="preserve">13 typed (activates, produces, has_metric…)</w:t>
+            </w:r>
+          </w:p>
+        </w:tc>
+      </w:tr>
+      <w:tr>
+        <w:tc>
+          <w:tcPr/>
+          <w:p>
+            <w:pPr>
+              <w:pStyle w:val="Compact"/>
+              <w:jc w:val="left"/>
+            </w:pPr>
+            <w:r>
+              <w:t xml:space="preserve">Quantitative data</w:t>
+            </w:r>
+          </w:p>
+        </w:tc>
+        <w:tc>
+          <w:tcPr/>
+          <w:p>
+            <w:pPr>
+              <w:pStyle w:val="Compact"/>
+              <w:jc w:val="left"/>
+            </w:pPr>
+            <w:r>
+              <w:t xml:space="preserve">Absent</w:t>
+            </w:r>
+          </w:p>
+        </w:tc>
+        <w:tc>
+          <w:tcPr/>
+          <w:p>
+            <w:pPr>
+              <w:pStyle w:val="Compact"/>
+              <w:jc w:val="left"/>
+            </w:pPr>
+            <w:r>
+              <w:t xml:space="preserve">11.3x, 107.22 mg/L, 142 mg/L, 78.9%, 0.165 g/L/h</w:t>
+            </w:r>
+          </w:p>
+        </w:tc>
+      </w:tr>
+      <w:tr>
+        <w:tc>
+          <w:tcPr/>
+          <w:p>
+            <w:pPr>
+              <w:pStyle w:val="Compact"/>
+              <w:jc w:val="left"/>
+            </w:pPr>
+            <w:r>
+              <w:t xml:space="preserve">Source citations</w:t>
+            </w:r>
+          </w:p>
+        </w:tc>
+        <w:tc>
+          <w:tcPr/>
+          <w:p>
+            <w:pPr>
+              <w:pStyle w:val="Compact"/>
+              <w:jc w:val="left"/>
+            </w:pPr>
+            <w:r>
+              <w:t xml:space="preserve">None</w:t>
+            </w:r>
+          </w:p>
+        </w:tc>
+        <w:tc>
+          <w:tcPr/>
+          <w:p>
+            <w:pPr>
+              <w:pStyle w:val="Compact"/>
+              <w:jc w:val="left"/>
+            </w:pPr>
+            <w:r>
+              <w:t xml:space="preserve">PMID traceable for every value</w:t>
+            </w:r>
+          </w:p>
+        </w:tc>
+      </w:tr>
+      <w:tr>
+        <w:tc>
+          <w:tcPr/>
+          <w:p>
+            <w:pPr>
+              <w:pStyle w:val="Compact"/>
+              <w:jc w:val="left"/>
+            </w:pPr>
+            <w:r>
+              <w:t xml:space="preserve">Hallucination risk</w:t>
+            </w:r>
+          </w:p>
+        </w:tc>
+        <w:tc>
+          <w:tcPr/>
+          <w:p>
+            <w:pPr>
+              <w:pStyle w:val="Compact"/>
+              <w:jc w:val="left"/>
+            </w:pPr>
+            <w:r>
+              <w:t xml:space="preserve">High</w:t>
+            </w:r>
+          </w:p>
+        </w:tc>
+        <w:tc>
+          <w:tcPr/>
+          <w:p>
+            <w:pPr>
+              <w:pStyle w:val="Compact"/>
+              <w:jc w:val="left"/>
+            </w:pPr>
+            <w:r>
+              <w:t xml:space="preserve">Low (restricted to extracted triples)</w:t>
+            </w:r>
+          </w:p>
+        </w:tc>
+      </w:tr>
+      <w:tr>
+        <w:tc>
+          <w:tcPr/>
+          <w:p>
+            <w:pPr>
+              <w:pStyle w:val="Compact"/>
+              <w:jc w:val="left"/>
+            </w:pPr>
+            <w:r>
+              <w:t xml:space="preserve">Mechanistic detail</w:t>
+            </w:r>
+          </w:p>
+        </w:tc>
+        <w:tc>
+          <w:tcPr/>
+          <w:p>
+            <w:pPr>
+              <w:pStyle w:val="Compact"/>
+              <w:jc w:val="left"/>
+            </w:pPr>
+            <w:r>
+              <w:t xml:space="preserve">Generic (</w:t>
+            </w:r>
+            <w:r>
+              <w:t xml:space="preserve">“</w:t>
+            </w:r>
+            <w:r>
+              <w:t xml:space="preserve">associated with</w:t>
+            </w:r>
+            <w:r>
+              <w:t xml:space="preserve">”</w:t>
+            </w:r>
+            <w:r>
+              <w:t xml:space="preserve">)</w:t>
+            </w:r>
+          </w:p>
+        </w:tc>
+        <w:tc>
+          <w:tcPr/>
+          <w:p>
+            <w:pPr>
+              <w:pStyle w:val="Compact"/>
+              <w:jc w:val="left"/>
+            </w:pPr>
+            <w:r>
+              <w:t xml:space="preserve">Specific enzyme targets, gene strategies</w:t>
+            </w:r>
+          </w:p>
+        </w:tc>
+      </w:tr>
+      <w:tr>
+        <w:tc>
+          <w:tcPr/>
+          <w:p>
+            <w:pPr>
+              <w:pStyle w:val="Compact"/>
+              <w:jc w:val="left"/>
+            </w:pPr>
+            <w:r>
+              <w:t xml:space="preserve">Papers synthesized</w:t>
+            </w:r>
+          </w:p>
+        </w:tc>
+        <w:tc>
+          <w:tcPr/>
+          <w:p>
+            <w:pPr>
+              <w:pStyle w:val="Compact"/>
+              <w:jc w:val="left"/>
+            </w:pPr>
+            <w:r>
+              <w:t xml:space="preserve">Single traversal</w:t>
+            </w:r>
+          </w:p>
+        </w:tc>
+        <w:tc>
+          <w:tcPr/>
+          <w:p>
+            <w:pPr>
+              <w:pStyle w:val="Compact"/>
+              <w:jc w:val="left"/>
+            </w:pPr>
+            <w:r>
+              <w:t xml:space="preserve">23 papers, 50 triples</w:t>
+            </w:r>
+          </w:p>
+        </w:tc>
+      </w:tr>
+      <w:tr>
+        <w:tc>
+          <w:tcPr/>
+          <w:p>
+            <w:pPr>
+              <w:pStyle w:val="Compact"/>
+              <w:jc w:val="left"/>
+            </w:pPr>
+            <w:r>
+              <w:t xml:space="preserve">Output structure</w:t>
+            </w:r>
+          </w:p>
+        </w:tc>
+        <w:tc>
+          <w:tcPr/>
+          <w:p>
+            <w:pPr>
+              <w:pStyle w:val="Compact"/>
+              <w:jc w:val="left"/>
+            </w:pPr>
+            <w:r>
+              <w:t xml:space="preserve">Paragraph summary</w:t>
+            </w:r>
+          </w:p>
+        </w:tc>
+        <w:tc>
+          <w:tcPr/>
+          <w:p>
+            <w:pPr>
+              <w:pStyle w:val="Compact"/>
+              <w:jc w:val="left"/>
+            </w:pPr>
+            <w:r>
+              <w:t xml:space="preserve">Structured report with tables, sections, metrics</w:t>
+            </w:r>
+          </w:p>
+        </w:tc>
+      </w:tr>
+      <w:tr>
+        <w:tc>
+          <w:tcPr/>
+          <w:p>
+            <w:pPr>
+              <w:pStyle w:val="Compact"/>
+              <w:jc w:val="left"/>
+            </w:pPr>
+            <w:r>
+              <w:t xml:space="preserve">Actionability</w:t>
+            </w:r>
+          </w:p>
+        </w:tc>
+        <w:tc>
+          <w:tcPr/>
+          <w:p>
+            <w:pPr>
+              <w:pStyle w:val="Compact"/>
+              <w:jc w:val="left"/>
+            </w:pPr>
+            <w:r>
+              <w:t xml:space="preserve">Low</w:t>
+            </w:r>
+          </w:p>
+        </w:tc>
+        <w:tc>
+          <w:tcPr/>
+          <w:p>
+            <w:pPr>
+              <w:pStyle w:val="Compact"/>
+              <w:jc w:val="left"/>
+            </w:pPr>
+            <w:r>
+              <w:t xml:space="preserve">High — specific genes, strains, titers, conditions</w:t>
+            </w:r>
+          </w:p>
+        </w:tc>
+      </w:tr>
+    </w:tbl>
+    <w:bookmarkEnd w:id="71"/>
+    <w:bookmarkEnd w:id="72"/>
+    <w:bookmarkEnd w:id="73"/>
+    <w:bookmarkStart w:id="74" w:name="chapter-7-conclusion"/>
+    <w:p>
+      <w:pPr>
+        <w:pStyle w:val="Heading2"/>
+      </w:pPr>
+      <w:r>
+        <w:t xml:space="preserve">CHAPTER 7: CONCLUSION</w:t>
+      </w:r>
+    </w:p>
+    <w:p>
+      <w:pPr>
+        <w:pStyle w:val="FirstParagraph"/>
+      </w:pPr>
+      <w:r>
+        <w:t xml:space="preserve">This report presents KGMiner, an enhanced AI-driven workflow for constructing typed, directed knowledge graphs from biomedical literature. Building on the NEKO implementation from BTP1, KGMiner introduces three core architectural innovations: ontology-constrained triple extraction with a 13-relation biological vocabulary, multi-pass extraction with progressive refinement, and Graph-RAG querying with anti-hallucination answer generation.</w:t>
+      </w:r>
+    </w:p>
+    <w:p>
+      <w:pPr>
+        <w:pStyle w:val="BodyText"/>
+      </w:pPr>
+      <w:r>
+        <w:t xml:space="preserve">The system was evaluated on a beta-carotene biosynthesis case study, processing 226 PubMed abstracts and extracting 4,722 typed triples across 2,996 normalized biological entities. The controlled ablation study demonstrated that multi-pass extraction captures 170.6% more triples than single-pass processing (855 vs. 316 triples on 15 articles), with each of the three passes contributing meaningfully (45.7%, 35.3%, 18.9% respectively). The 13-relation ontological vocabulary covers 73.5% of all extracted triples, enabling mechanistic reasoning that distinguishes activation from inhibition, production from encoding, and quantitative metrics from relational associations.</w:t>
+      </w:r>
+    </w:p>
+    <w:p>
+      <w:pPr>
+        <w:pStyle w:val="BodyText"/>
+      </w:pPr>
+      <w:r>
+        <w:t xml:space="preserve">The semantic Graph-RAG querying system enables natural language queries against the knowledge graph, returning structured, citation-backed answers with specific quantitative metrics (11.3-fold increase, 107.22 mg/L yield, 142 mg/L maximum yield) traceable to source PubMed IDs. This transforms the knowledge graph from a navigable visualization into an active research tool that can synthesize cross-paper insights in response to plain-language questions.</w:t>
+      </w:r>
+    </w:p>
+    <w:p>
+      <w:pPr>
+        <w:pStyle w:val="BodyText"/>
+      </w:pPr>
+      <w:r>
+        <w:t xml:space="preserve">KGMiner directly addresses each limitation identified in BTP1’s Future Work section: full-sentence query processing is implemented via semantic triple embedding; efficiency is maintained through multi-provider LLM fallback and free-tier APIs; the hypothesis generation capability is embedded in the structured answer synthesis with quantitative benchmarks.</w:t>
+      </w:r>
+    </w:p>
+    <w:p>
+      <w:pPr>
+        <w:pStyle w:val="BodyText"/>
+      </w:pPr>
+      <w:r>
+        <w:t xml:space="preserve">The system is deployed as a FastAPI web application using free-tier cloud LLM providers (Groq and Cerebras with 13 available models), making it accessible for biological research without dedicated computational infrastructure. The codebase is publicly available at https://github.com/Up14/Knowledge.</w:t>
+      </w:r>
+    </w:p>
+    <w:bookmarkEnd w:id="74"/>
+    <w:bookmarkStart w:id="75" w:name="chapter-8-future-work"/>
+    <w:p>
+      <w:pPr>
+        <w:pStyle w:val="Heading2"/>
+      </w:pPr>
+      <w:r>
+        <w:t xml:space="preserve">CHAPTER 8: FUTURE WORK</w:t>
+      </w:r>
+    </w:p>
+    <w:p>
+      <w:pPr>
+        <w:pStyle w:val="FirstParagraph"/>
+      </w:pPr>
+      <w:r>
+        <w:t xml:space="preserve">The following improvements are proposed as extensions of the KGMiner system:</w:t>
       </w:r>
     </w:p>
     <w:p>
       <w:pPr>
         <w:numPr>
           <w:ilvl w:val="0"/>
-          <w:numId w:val="1004"/>
+          <w:numId w:val="1005"/>
         </w:numPr>
       </w:pPr>
       <w:r>
@@ -9550,6 +10056,165 @@
           <w:bCs/>
           <w:b/>
         </w:rPr>
+        <w:t xml:space="preserve">Ontology Expansion.</w:t>
+      </w:r>
+      <w:r>
+        <w:t xml:space="preserve"> </w:t>
+      </w:r>
+      <w:r>
+        <w:t xml:space="preserve">The current 13-relation vocabulary covers 73.5% of extracted triples. Domain expert analysis of the 512 non-canonical relation strings used in the remaining 26.5% of triples would identify the most common missing relations. Adding 5-7 additional canonical types (e.g.,</w:t>
+      </w:r>
+      <w:r>
+        <w:t xml:space="preserve"> </w:t>
+      </w:r>
+      <w:r>
+        <w:t xml:space="preserve">“</w:t>
+      </w:r>
+      <w:r>
+        <w:t xml:space="preserve">is_substrate_of,</w:t>
+      </w:r>
+      <w:r>
+        <w:t xml:space="preserve">”</w:t>
+      </w:r>
+      <w:r>
+        <w:t xml:space="preserve"> </w:t>
+      </w:r>
+      <w:r>
+        <w:t xml:space="preserve">“</w:t>
+      </w:r>
+      <w:r>
+        <w:t xml:space="preserve">competes_with,</w:t>
+      </w:r>
+      <w:r>
+        <w:t xml:space="preserve">”</w:t>
+      </w:r>
+      <w:r>
+        <w:t xml:space="preserve"> </w:t>
+      </w:r>
+      <w:r>
+        <w:t xml:space="preserve">“</w:t>
+      </w:r>
+      <w:r>
+        <w:t xml:space="preserve">is_precursor_to</w:t>
+      </w:r>
+      <w:r>
+        <w:t xml:space="preserve">”</w:t>
+      </w:r>
+      <w:r>
+        <w:t xml:space="preserve">) could increase ontology coverage above 85%.</w:t>
+      </w:r>
+    </w:p>
+    <w:p>
+      <w:pPr>
+        <w:numPr>
+          <w:ilvl w:val="0"/>
+          <w:numId w:val="1005"/>
+        </w:numPr>
+      </w:pPr>
+      <w:r>
+        <w:rPr>
+          <w:bCs/>
+          <w:b/>
+        </w:rPr>
+        <w:t xml:space="preserve">Full-Text Article Processing.</w:t>
+      </w:r>
+      <w:r>
+        <w:t xml:space="preserve"> </w:t>
+      </w:r>
+      <w:r>
+        <w:t xml:space="preserve">The current implementation processes abstracts only. Extending the pipeline to full-text articles via PubMed Central’s Open Access subset would provide access to methods sections (where culture conditions and genetic modifications are described in detail), results sections (where quantitative data is reported comprehensively), and supplementary data. This would substantially increase triple density and metric capture.</w:t>
+      </w:r>
+    </w:p>
+    <w:p>
+      <w:pPr>
+        <w:numPr>
+          <w:ilvl w:val="0"/>
+          <w:numId w:val="1005"/>
+        </w:numPr>
+      </w:pPr>
+      <w:r>
+        <w:rPr>
+          <w:bCs/>
+          <w:b/>
+        </w:rPr>
+        <w:t xml:space="preserve">Dynamic Graph Database Integration.</w:t>
+      </w:r>
+      <w:r>
+        <w:t xml:space="preserve"> </w:t>
+      </w:r>
+      <w:r>
+        <w:t xml:space="preserve">The current NetworkX-based graph is stored in memory and as serialized files. Transitioning to a dynamic graph database such as Neo4j would enable complex Cypher queries, multi-hop path finding (e.g.,</w:t>
+      </w:r>
+      <w:r>
+        <w:t xml:space="preserve"> </w:t>
+      </w:r>
+      <w:r>
+        <w:t xml:space="preserve">“</w:t>
+      </w:r>
+      <w:r>
+        <w:t xml:space="preserve">show the shortest production pathway from glucose to beta-carotene</w:t>
+      </w:r>
+      <w:r>
+        <w:t xml:space="preserve">”</w:t>
+      </w:r>
+      <w:r>
+        <w:t xml:space="preserve">), and real-time graph updates as new literature is published.</w:t>
+      </w:r>
+    </w:p>
+    <w:p>
+      <w:pPr>
+        <w:numPr>
+          <w:ilvl w:val="0"/>
+          <w:numId w:val="1005"/>
+        </w:numPr>
+      </w:pPr>
+      <w:r>
+        <w:rPr>
+          <w:bCs/>
+          <w:b/>
+        </w:rPr>
+        <w:t xml:space="preserve">Hypothesis Generation Module.</w:t>
+      </w:r>
+      <w:r>
+        <w:t xml:space="preserve"> </w:t>
+      </w:r>
+      <w:r>
+        <w:t xml:space="preserve">The current system retrieves and synthesizes existing knowledge. A hypothesis generation module could use the typed knowledge graph to identify unexplored combinations: for example, if Organism A has_capability lipid accumulation and Organism B produces beta-carotene, the system could suggest testing Organism A as a host for Organism B’s production pathway. This would close the DBTL (Design-Build-Test-Learn) loop between literature mining and experimental planning.</w:t>
+      </w:r>
+    </w:p>
+    <w:p>
+      <w:pPr>
+        <w:numPr>
+          <w:ilvl w:val="0"/>
+          <w:numId w:val="1005"/>
+        </w:numPr>
+      </w:pPr>
+      <w:r>
+        <w:rPr>
+          <w:bCs/>
+          <w:b/>
+        </w:rPr>
+        <w:t xml:space="preserve">Cross-Domain Validation.</w:t>
+      </w:r>
+      <w:r>
+        <w:t xml:space="preserve"> </w:t>
+      </w:r>
+      <w:r>
+        <w:t xml:space="preserve">The ablation study in this work used 15 articles for computational tractability. A larger-scale validation against manually curated knowledge bases (e.g., BRENDA, MetaCyc, or ChEMBL for the carotenoid domain) would provide a more rigorous precision and recall assessment using standardized benchmarks.</w:t>
+      </w:r>
+    </w:p>
+    <w:p>
+      <w:pPr>
+        <w:numPr>
+          <w:ilvl w:val="0"/>
+          <w:numId w:val="1005"/>
+        </w:numPr>
+      </w:pPr>
+      <w:r>
+        <w:rPr>
+          <w:bCs/>
+          <w:b/>
+        </w:rPr>
         <w:t xml:space="preserve">Real-Time Literature Monitoring.</w:t>
       </w:r>
       <w:r>
@@ -9577,8 +10242,8 @@
         <w:t xml:space="preserve">knowledge bases that update as new results are published.</w:t>
       </w:r>
     </w:p>
-    <w:bookmarkEnd w:id="77"/>
-    <w:bookmarkStart w:id="78" w:name="chapter-9-references"/>
+    <w:bookmarkEnd w:id="75"/>
+    <w:bookmarkStart w:id="76" w:name="chapter-9-references"/>
     <w:p>
       <w:pPr>
         <w:pStyle w:val="Heading2"/>
@@ -9659,7 +10324,7 @@
         <w:t xml:space="preserve">[9] Xiao, Z., Pakrasi, H.B., Chen, Y., and Tang, Y.J. (2025). Network for Knowledge Organization (NEKO): An AI knowledge mining workflow for synthetic biology research. Metabolic Engineering, 87, 60-67.</w:t>
       </w:r>
     </w:p>
-    <w:bookmarkEnd w:id="78"/>
+    <w:bookmarkEnd w:id="76"/>
     <w:sectPr/>
   </w:body>
 </w:document>
@@ -9994,6 +10659,36 @@
     </w:lvlOverride>
   </w:num>
   <w:num w:numId="1004">
+    <w:abstractNumId w:val="99411"/>
+    <w:lvlOverride w:ilvl="0">
+      <w:startOverride w:val="1"/>
+    </w:lvlOverride>
+    <w:lvlOverride w:ilvl="1">
+      <w:startOverride w:val="1"/>
+    </w:lvlOverride>
+    <w:lvlOverride w:ilvl="2">
+      <w:startOverride w:val="1"/>
+    </w:lvlOverride>
+    <w:lvlOverride w:ilvl="3">
+      <w:startOverride w:val="1"/>
+    </w:lvlOverride>
+    <w:lvlOverride w:ilvl="4">
+      <w:startOverride w:val="1"/>
+    </w:lvlOverride>
+    <w:lvlOverride w:ilvl="5">
+      <w:startOverride w:val="1"/>
+    </w:lvlOverride>
+    <w:lvlOverride w:ilvl="6">
+      <w:startOverride w:val="1"/>
+    </w:lvlOverride>
+    <w:lvlOverride w:ilvl="7">
+      <w:startOverride w:val="1"/>
+    </w:lvlOverride>
+    <w:lvlOverride w:ilvl="8">
+      <w:startOverride w:val="1"/>
+    </w:lvlOverride>
+  </w:num>
+  <w:num w:numId="1005">
     <w:abstractNumId w:val="99411"/>
     <w:lvlOverride w:ilvl="0">
       <w:startOverride w:val="1"/>

--- a/BTP2_REPORT.docx
+++ b/BTP2_REPORT.docx
@@ -7030,8 +7030,8 @@
       </w:pPr>
       <w:r>
         <w:rPr>
-          <w:iCs/>
-          <w:i/>
+          <w:bCs/>
+          <w:b/>
         </w:rPr>
         <w:t xml:space="preserve">Metabolic Engineering:</w:t>
       </w:r>
@@ -7048,8 +7048,8 @@
       </w:pPr>
       <w:r>
         <w:rPr>
-          <w:iCs/>
-          <w:i/>
+          <w:bCs/>
+          <w:b/>
         </w:rPr>
         <w:t xml:space="preserve">Culture Medium Optimization:</w:t>
       </w:r>
@@ -7066,8 +7066,8 @@
       </w:pPr>
       <w:r>
         <w:rPr>
-          <w:iCs/>
-          <w:i/>
+          <w:bCs/>
+          <w:b/>
         </w:rPr>
         <w:t xml:space="preserve">Host-Specific Strategies:</w:t>
       </w:r>
@@ -7084,8 +7084,8 @@
       </w:pPr>
       <w:r>
         <w:rPr>
-          <w:iCs/>
-          <w:i/>
+          <w:bCs/>
+          <w:b/>
         </w:rPr>
         <w:t xml:space="preserve">Key Quantitative Findings:</w:t>
       </w:r>
@@ -8868,68 +8868,16 @@
       </w:pPr>
       <w:r>
         <w:rPr>
-          <w:iCs/>
-          <w:i/>
-        </w:rPr>
-        <w:t xml:space="preserve">Enzyme Overexpression:</w:t>
-      </w:r>
-      <w:r>
-        <w:t xml:space="preserve"> </w:t>
-      </w:r>
-      <w:r>
-        <w:t xml:space="preserve">The graph indicates that overexpressing the all-trans-beta-carotene hydroxylase gene leads to an</w:t>
-      </w:r>
-      <w:r>
-        <w:t xml:space="preserve"> </w:t>
-      </w:r>
-      <w:r>
-        <w:rPr>
           <w:bCs/>
           <w:b/>
         </w:rPr>
-        <w:t xml:space="preserve">11.3-fold</w:t>
-      </w:r>
-      <w:r>
-        <w:t xml:space="preserve"> </w:t>
-      </w:r>
-      <w:r>
-        <w:t xml:space="preserve">increase in beta-carotene. This enzyme converts lycopene to beta-carotene, a rate-limiting step in many pathways.</w:t>
-      </w:r>
-    </w:p>
-    <w:p>
-      <w:pPr>
-        <w:pStyle w:val="BodyText"/>
-      </w:pPr>
-      <w:r>
-        <w:rPr>
-          <w:iCs/>
-          <w:i/>
-        </w:rPr>
-        <w:t xml:space="preserve">Subcellular Targeting:</w:t>
-      </w:r>
-      <w:r>
-        <w:t xml:space="preserve"> </w:t>
-      </w:r>
-      <w:r>
-        <w:t xml:space="preserve">Targeting key enzymes to peroxisomes enhances flux by compartmentalizing intermediates and reducing feedback inhibition.</w:t>
-      </w:r>
-    </w:p>
-    <w:p>
-      <w:pPr>
-        <w:pStyle w:val="BodyText"/>
-      </w:pPr>
-      <w:r>
-        <w:rPr>
-          <w:iCs/>
-          <w:i/>
-        </w:rPr>
-        <w:t xml:space="preserve">Gene Deletion and Optimization:</w:t>
-      </w:r>
-      <w:r>
-        <w:t xml:space="preserve"> </w:t>
-      </w:r>
-      <w:r>
-        <w:t xml:space="preserve">Multi-objective optimisation identified specific gene deletions that redirect metabolic flux toward the carotenoid pathway, yielding a</w:t>
+        <w:t xml:space="preserve">Enzyme Overexpression:</w:t>
+      </w:r>
+      <w:r>
+        <w:t xml:space="preserve"> </w:t>
+      </w:r>
+      <w:r>
+        <w:t xml:space="preserve">The graph indicates that overexpressing the all-trans-beta-carotene hydroxylase gene leads to an</w:t>
       </w:r>
       <w:r>
         <w:t xml:space="preserve"> </w:t>
@@ -8939,13 +8887,13 @@
           <w:bCs/>
           <w:b/>
         </w:rPr>
-        <w:t xml:space="preserve">107.3%</w:t>
-      </w:r>
-      <w:r>
-        <w:t xml:space="preserve"> </w:t>
-      </w:r>
-      <w:r>
-        <w:t xml:space="preserve">increase over the wild-type strain.</w:t>
+        <w:t xml:space="preserve">11.3-fold</w:t>
+      </w:r>
+      <w:r>
+        <w:t xml:space="preserve"> </w:t>
+      </w:r>
+      <w:r>
+        <w:t xml:space="preserve">increase in beta-carotene. This enzyme converts lycopene to beta-carotene, a rate-limiting step in many pathways.</w:t>
       </w:r>
     </w:p>
     <w:p>
@@ -8957,87 +8905,47 @@
           <w:bCs/>
           <w:b/>
         </w:rPr>
-        <w:t xml:space="preserve">3.2 Medium Composition</w:t>
-      </w:r>
-    </w:p>
-    <w:p>
-      <w:pPr>
-        <w:pStyle w:val="BodyText"/>
-      </w:pPr>
-      <w:r>
-        <w:rPr>
-          <w:iCs/>
-          <w:i/>
-        </w:rPr>
-        <w:t xml:space="preserve">Carbon Sources:</w:t>
-      </w:r>
-      <w:r>
-        <w:t xml:space="preserve"> </w:t>
-      </w:r>
-      <w:r>
-        <w:t xml:space="preserve">Inexpensive carbon sources such as glucose and peptone significantly increase production. The graph reports a</w:t>
-      </w:r>
-      <w:r>
-        <w:t xml:space="preserve"> </w:t>
-      </w:r>
+        <w:t xml:space="preserve">Subcellular Targeting:</w:t>
+      </w:r>
+      <w:r>
+        <w:t xml:space="preserve"> </w:t>
+      </w:r>
+      <w:r>
+        <w:t xml:space="preserve">Targeting key enzymes to peroxisomes enhances flux by compartmentalizing intermediates and reducing feedback inhibition.</w:t>
+      </w:r>
+    </w:p>
+    <w:p>
+      <w:pPr>
+        <w:pStyle w:val="BodyText"/>
+      </w:pPr>
       <w:r>
         <w:rPr>
           <w:bCs/>
           <w:b/>
         </w:rPr>
-        <w:t xml:space="preserve">107.22 mg/L</w:t>
-      </w:r>
-      <w:r>
-        <w:t xml:space="preserve"> </w:t>
-      </w:r>
-      <w:r>
-        <w:t xml:space="preserve">yield when glucose is used as the primary carbon source.</w:t>
-      </w:r>
-    </w:p>
-    <w:p>
-      <w:pPr>
-        <w:pStyle w:val="BodyText"/>
-      </w:pPr>
-      <w:r>
-        <w:rPr>
-          <w:iCs/>
-          <w:i/>
-        </w:rPr>
-        <w:t xml:space="preserve">Nitrogen and Peptone:</w:t>
-      </w:r>
-      <w:r>
-        <w:t xml:space="preserve"> </w:t>
-      </w:r>
-      <w:r>
-        <w:t xml:space="preserve">Adjusting nitrogen-source concentration and adding peptone improves biomass and pigment synthesis, contributing to higher specific productivity (</w:t>
+        <w:t xml:space="preserve">Gene Deletion and Optimization:</w:t>
+      </w:r>
+      <w:r>
+        <w:t xml:space="preserve"> </w:t>
+      </w:r>
+      <w:r>
+        <w:t xml:space="preserve">Multi-objective optimisation identified specific gene deletions that redirect metabolic flux toward the carotenoid pathway, yielding a</w:t>
+      </w:r>
+      <w:r>
+        <w:t xml:space="preserve"> </w:t>
       </w:r>
       <w:r>
         <w:rPr>
           <w:bCs/>
           <w:b/>
         </w:rPr>
-        <w:t xml:space="preserve">0.165 g/L/h</w:t>
-      </w:r>
-      <w:r>
-        <w:t xml:space="preserve">).</w:t>
-      </w:r>
-    </w:p>
-    <w:p>
-      <w:pPr>
-        <w:pStyle w:val="BodyText"/>
-      </w:pPr>
-      <w:r>
-        <w:rPr>
-          <w:iCs/>
-          <w:i/>
-        </w:rPr>
-        <w:t xml:space="preserve">pH and Temperature:</w:t>
-      </w:r>
-      <w:r>
-        <w:t xml:space="preserve"> </w:t>
-      </w:r>
-      <w:r>
-        <w:t xml:space="preserve">Optimal pH and temperature (30 degrees C) reduce oxidative stress (78.9% decrease in H2O2) and enhance enzyme activity.</w:t>
+        <w:t xml:space="preserve">107.3%</w:t>
+      </w:r>
+      <w:r>
+        <w:t xml:space="preserve"> </w:t>
+      </w:r>
+      <w:r>
+        <w:t xml:space="preserve">increase over the wild-type strain.</w:t>
       </w:r>
     </w:p>
     <w:p>
@@ -9049,34 +8957,126 @@
           <w:bCs/>
           <w:b/>
         </w:rPr>
-        <w:t xml:space="preserve">3.3 Process Design</w:t>
-      </w:r>
-    </w:p>
-    <w:p>
-      <w:pPr>
-        <w:pStyle w:val="BodyText"/>
-      </w:pPr>
-      <w:r>
-        <w:rPr>
-          <w:iCs/>
-          <w:i/>
-        </w:rPr>
-        <w:t xml:space="preserve">Response Surface Methodology (RSM):</w:t>
-      </w:r>
-      <w:r>
-        <w:t xml:space="preserve"> </w:t>
-      </w:r>
-      <w:r>
-        <w:t xml:space="preserve">RSM was used to fine-tune medium components, achieving</w:t>
-      </w:r>
-      <w:r>
-        <w:t xml:space="preserve"> </w:t>
-      </w:r>
+        <w:t xml:space="preserve">3.2 Medium Composition</w:t>
+      </w:r>
+    </w:p>
+    <w:p>
+      <w:pPr>
+        <w:pStyle w:val="BodyText"/>
+      </w:pPr>
       <w:r>
         <w:rPr>
           <w:bCs/>
           <w:b/>
         </w:rPr>
+        <w:t xml:space="preserve">Carbon Sources:</w:t>
+      </w:r>
+      <w:r>
+        <w:t xml:space="preserve"> </w:t>
+      </w:r>
+      <w:r>
+        <w:t xml:space="preserve">Inexpensive carbon sources such as glucose and peptone significantly increase production. The graph reports a</w:t>
+      </w:r>
+      <w:r>
+        <w:t xml:space="preserve"> </w:t>
+      </w:r>
+      <w:r>
+        <w:rPr>
+          <w:bCs/>
+          <w:b/>
+        </w:rPr>
+        <w:t xml:space="preserve">107.22 mg/L</w:t>
+      </w:r>
+      <w:r>
+        <w:t xml:space="preserve"> </w:t>
+      </w:r>
+      <w:r>
+        <w:t xml:space="preserve">yield when glucose is used as the primary carbon source.</w:t>
+      </w:r>
+    </w:p>
+    <w:p>
+      <w:pPr>
+        <w:pStyle w:val="BodyText"/>
+      </w:pPr>
+      <w:r>
+        <w:rPr>
+          <w:bCs/>
+          <w:b/>
+        </w:rPr>
+        <w:t xml:space="preserve">Nitrogen and Peptone:</w:t>
+      </w:r>
+      <w:r>
+        <w:t xml:space="preserve"> </w:t>
+      </w:r>
+      <w:r>
+        <w:t xml:space="preserve">Adjusting nitrogen-source concentration and adding peptone improves biomass and pigment synthesis, contributing to higher specific productivity (</w:t>
+      </w:r>
+      <w:r>
+        <w:rPr>
+          <w:bCs/>
+          <w:b/>
+        </w:rPr>
+        <w:t xml:space="preserve">0.165 g/L/h</w:t>
+      </w:r>
+      <w:r>
+        <w:t xml:space="preserve">).</w:t>
+      </w:r>
+    </w:p>
+    <w:p>
+      <w:pPr>
+        <w:pStyle w:val="BodyText"/>
+      </w:pPr>
+      <w:r>
+        <w:rPr>
+          <w:bCs/>
+          <w:b/>
+        </w:rPr>
+        <w:t xml:space="preserve">pH and Temperature:</w:t>
+      </w:r>
+      <w:r>
+        <w:t xml:space="preserve"> </w:t>
+      </w:r>
+      <w:r>
+        <w:t xml:space="preserve">Optimal pH and temperature (30 degrees C) reduce oxidative stress (78.9% decrease in H2O2) and enhance enzyme activity.</w:t>
+      </w:r>
+    </w:p>
+    <w:p>
+      <w:pPr>
+        <w:pStyle w:val="BodyText"/>
+      </w:pPr>
+      <w:r>
+        <w:rPr>
+          <w:bCs/>
+          <w:b/>
+        </w:rPr>
+        <w:t xml:space="preserve">3.3 Process Design</w:t>
+      </w:r>
+    </w:p>
+    <w:p>
+      <w:pPr>
+        <w:pStyle w:val="BodyText"/>
+      </w:pPr>
+      <w:r>
+        <w:rPr>
+          <w:bCs/>
+          <w:b/>
+        </w:rPr>
+        <w:t xml:space="preserve">Response Surface Methodology (RSM):</w:t>
+      </w:r>
+      <w:r>
+        <w:t xml:space="preserve"> </w:t>
+      </w:r>
+      <w:r>
+        <w:t xml:space="preserve">RSM was used to fine-tune medium components, achieving</w:t>
+      </w:r>
+      <w:r>
+        <w:t xml:space="preserve"> </w:t>
+      </w:r>
+      <w:r>
+        <w:rPr>
+          <w:bCs/>
+          <w:b/>
+        </w:rPr>
         <w:t xml:space="preserve">11.4 mg/g DCW</w:t>
       </w:r>
       <w:r>
@@ -9089,8 +9089,8 @@
       </w:pPr>
       <w:r>
         <w:rPr>
-          <w:iCs/>
-          <w:i/>
+          <w:bCs/>
+          <w:b/>
         </w:rPr>
         <w:t xml:space="preserve">Hydrogen Peroxide Management:</w:t>
       </w:r>
@@ -9542,11 +9542,7 @@
         <w:pStyle w:val="FirstParagraph"/>
       </w:pPr>
       <w:r>
-        <w:rPr>
-          <w:iCs/>
-          <w:i/>
-        </w:rPr>
-        <w:t xml:space="preserve">The above answer was generated entirely from 50 semantically retrieved triples spanning 23 source papers. No LLM training-data content was used. Every quantitative value (11.3-fold, 107.22 mg/L, 142 mg/L, 78.9%) is traceable to a specific extracted triple and source PMID.</w:t>
+        <w:t xml:space="preserve">Note: The above answer was generated entirely from 50 semantically retrieved triples spanning 23 source papers. No LLM training-data content was used. Every quantitative value (11.3-fold, 107.22 mg/L, 142 mg/L, 78.9%) is traceable to a specific extracted triple and source PMID.</w:t>
       </w:r>
     </w:p>
     <w:p>
